--- a/assets/files/atelier/ecole/06-routage_intervlan.docx
+++ b/assets/files/atelier/ecole/06-routage_intervlan.docx
@@ -4,7 +4,7 @@
   <w:body>
     <w:tbl>
       <w:tblPr>
-        <w:tblW w:w="10349" w:type="dxa"/>
+        <w:tblW w:w="10325" w:type="dxa"/>
         <w:tblInd w:w="-106" w:type="dxa"/>
         <w:tblBorders>
           <w:top w:val="single" w:sz="4" w:space="0" w:color="auto"/>
@@ -17,18 +17,17 @@
         <w:tblLook w:val="00A0" w:firstRow="1" w:lastRow="0" w:firstColumn="1" w:lastColumn="0" w:noHBand="0" w:noVBand="0"/>
       </w:tblPr>
       <w:tblGrid>
-        <w:gridCol w:w="2978"/>
-        <w:gridCol w:w="1701"/>
-        <w:gridCol w:w="2410"/>
-        <w:gridCol w:w="3260"/>
+        <w:gridCol w:w="4337"/>
+        <w:gridCol w:w="2477"/>
+        <w:gridCol w:w="3511"/>
       </w:tblGrid>
       <w:tr>
         <w:trPr>
-          <w:trHeight w:val="450"/>
+          <w:trHeight w:val="439"/>
         </w:trPr>
         <w:tc>
           <w:tcPr>
-            <w:tcW w:w="2978" w:type="dxa"/>
+            <w:tcW w:w="4337" w:type="dxa"/>
             <w:vMerge w:val="restart"/>
           </w:tcPr>
           <w:p>
@@ -85,7 +84,7 @@
         </w:tc>
         <w:tc>
           <w:tcPr>
-            <w:tcW w:w="4111" w:type="dxa"/>
+            <w:tcW w:w="5988" w:type="dxa"/>
             <w:gridSpan w:val="2"/>
           </w:tcPr>
           <w:p>
@@ -121,40 +120,77 @@
             </w:r>
           </w:p>
         </w:tc>
+      </w:tr>
+      <w:tr>
+        <w:trPr>
+          <w:trHeight w:val="439"/>
+        </w:trPr>
         <w:tc>
           <w:tcPr>
-            <w:tcW w:w="3260" w:type="dxa"/>
-            <w:vMerge w:val="restart"/>
+            <w:tcW w:w="4337" w:type="dxa"/>
+            <w:vMerge/>
           </w:tcPr>
           <w:p>
             <w:pPr>
               <w:spacing w:after="0" w:line="240" w:lineRule="auto"/>
             </w:pPr>
           </w:p>
-          <w:p>
-            <w:pPr>
-              <w:spacing w:after="0" w:line="240" w:lineRule="auto"/>
-              <w:rPr>
-                <w:noProof/>
-                <w:lang w:eastAsia="fr-FR"/>
-              </w:rPr>
-            </w:pPr>
-          </w:p>
-          <w:p>
-            <w:pPr>
-              <w:spacing w:after="0" w:line="240" w:lineRule="auto"/>
+        </w:tc>
+        <w:tc>
+          <w:tcPr>
+            <w:tcW w:w="2477" w:type="dxa"/>
+          </w:tcPr>
+          <w:p>
+            <w:pPr>
+              <w:pStyle w:val="Default"/>
+              <w:rPr>
+                <w:b/>
+                <w:bCs/>
+                <w:sz w:val="23"/>
+                <w:szCs w:val="23"/>
+              </w:rPr>
+            </w:pPr>
+            <w:r>
+              <w:rPr>
+                <w:b/>
+                <w:bCs/>
+                <w:sz w:val="22"/>
+                <w:szCs w:val="22"/>
+              </w:rPr>
+              <w:t>Option</w:t>
+            </w:r>
+          </w:p>
+        </w:tc>
+        <w:tc>
+          <w:tcPr>
+            <w:tcW w:w="3510" w:type="dxa"/>
+          </w:tcPr>
+          <w:p>
+            <w:pPr>
+              <w:pStyle w:val="Default"/>
               <w:jc w:val="center"/>
-            </w:pPr>
+              <w:rPr>
+                <w:sz w:val="22"/>
+                <w:szCs w:val="22"/>
+              </w:rPr>
+            </w:pPr>
+            <w:r>
+              <w:rPr>
+                <w:sz w:val="22"/>
+                <w:szCs w:val="22"/>
+              </w:rPr>
+              <w:t>SISR</w:t>
+            </w:r>
           </w:p>
         </w:tc>
       </w:tr>
       <w:tr>
         <w:trPr>
-          <w:trHeight w:val="450"/>
+          <w:trHeight w:val="439"/>
         </w:trPr>
         <w:tc>
           <w:tcPr>
-            <w:tcW w:w="2978" w:type="dxa"/>
+            <w:tcW w:w="4337" w:type="dxa"/>
             <w:vMerge/>
           </w:tcPr>
           <w:p>
@@ -165,7 +201,7 @@
         </w:tc>
         <w:tc>
           <w:tcPr>
-            <w:tcW w:w="1701" w:type="dxa"/>
+            <w:tcW w:w="2477" w:type="dxa"/>
           </w:tcPr>
           <w:p>
             <w:pPr>
@@ -181,69 +217,21 @@
               <w:rPr>
                 <w:b/>
                 <w:bCs/>
-                <w:sz w:val="22"/>
-                <w:szCs w:val="22"/>
-              </w:rPr>
-              <w:t>Option</w:t>
+                <w:sz w:val="23"/>
+                <w:szCs w:val="23"/>
+              </w:rPr>
+              <w:t>Session</w:t>
             </w:r>
           </w:p>
         </w:tc>
         <w:tc>
           <w:tcPr>
-            <w:tcW w:w="2410" w:type="dxa"/>
+            <w:tcW w:w="3510" w:type="dxa"/>
           </w:tcPr>
           <w:p>
             <w:pPr>
               <w:pStyle w:val="Default"/>
               <w:jc w:val="center"/>
-              <w:rPr>
-                <w:sz w:val="22"/>
-                <w:szCs w:val="22"/>
-              </w:rPr>
-            </w:pPr>
-            <w:r>
-              <w:rPr>
-                <w:sz w:val="22"/>
-                <w:szCs w:val="22"/>
-              </w:rPr>
-              <w:t>SISR</w:t>
-            </w:r>
-          </w:p>
-        </w:tc>
-        <w:tc>
-          <w:tcPr>
-            <w:tcW w:w="3260" w:type="dxa"/>
-            <w:vMerge/>
-          </w:tcPr>
-          <w:p>
-            <w:pPr>
-              <w:pStyle w:val="Default"/>
-            </w:pPr>
-          </w:p>
-        </w:tc>
-      </w:tr>
-      <w:tr>
-        <w:trPr>
-          <w:trHeight w:val="450"/>
-        </w:trPr>
-        <w:tc>
-          <w:tcPr>
-            <w:tcW w:w="2978" w:type="dxa"/>
-            <w:vMerge/>
-          </w:tcPr>
-          <w:p>
-            <w:pPr>
-              <w:spacing w:after="0" w:line="240" w:lineRule="auto"/>
-            </w:pPr>
-          </w:p>
-        </w:tc>
-        <w:tc>
-          <w:tcPr>
-            <w:tcW w:w="1701" w:type="dxa"/>
-          </w:tcPr>
-          <w:p>
-            <w:pPr>
-              <w:pStyle w:val="Default"/>
               <w:rPr>
                 <w:b/>
                 <w:bCs/>
@@ -258,90 +246,17 @@
                 <w:sz w:val="23"/>
                 <w:szCs w:val="23"/>
               </w:rPr>
-              <w:t>Session</w:t>
-            </w:r>
-          </w:p>
-        </w:tc>
-        <w:tc>
-          <w:tcPr>
-            <w:tcW w:w="2410" w:type="dxa"/>
-          </w:tcPr>
-          <w:p>
-            <w:pPr>
-              <w:pStyle w:val="Default"/>
-              <w:jc w:val="center"/>
+              <w:t>20</w:t>
+            </w:r>
+            <w:r>
               <w:rPr>
                 <w:b/>
                 <w:bCs/>
                 <w:sz w:val="23"/>
                 <w:szCs w:val="23"/>
               </w:rPr>
-            </w:pPr>
-            <w:r>
-              <w:rPr>
-                <w:b/>
-                <w:bCs/>
-                <w:sz w:val="23"/>
-                <w:szCs w:val="23"/>
-              </w:rPr>
-              <w:t>20</w:t>
-            </w:r>
-            <w:r>
-              <w:rPr>
-                <w:b/>
-                <w:bCs/>
-                <w:sz w:val="23"/>
-                <w:szCs w:val="23"/>
-              </w:rPr>
-              <w:t>2</w:t>
-            </w:r>
-            <w:r>
-              <w:rPr>
-                <w:b/>
-                <w:bCs/>
-                <w:sz w:val="23"/>
-                <w:szCs w:val="23"/>
-              </w:rPr>
-              <w:t>1</w:t>
-            </w:r>
-            <w:r>
-              <w:rPr>
-                <w:b/>
-                <w:bCs/>
-                <w:sz w:val="23"/>
-                <w:szCs w:val="23"/>
-              </w:rPr>
-              <w:t>/</w:t>
-            </w:r>
-            <w:r>
-              <w:rPr>
-                <w:b/>
-                <w:bCs/>
-                <w:sz w:val="23"/>
-                <w:szCs w:val="23"/>
-              </w:rPr>
-              <w:t>2</w:t>
-            </w:r>
-            <w:r>
-              <w:rPr>
-                <w:b/>
-                <w:bCs/>
-                <w:sz w:val="23"/>
-                <w:szCs w:val="23"/>
-              </w:rPr>
-              <w:t>022</w:t>
-            </w:r>
-          </w:p>
-        </w:tc>
-        <w:tc>
-          <w:tcPr>
-            <w:tcW w:w="3260" w:type="dxa"/>
-            <w:vMerge/>
-          </w:tcPr>
-          <w:p>
-            <w:pPr>
-              <w:pStyle w:val="Default"/>
-            </w:pPr>
+              <w:t>21/2022</w:t>
+            </w:r>
           </w:p>
         </w:tc>
       </w:tr>
@@ -508,21 +423,7 @@
               <w:rPr>
                 <w:rFonts w:asciiTheme="minorHAnsi" w:hAnsiTheme="minorHAnsi"/>
               </w:rPr>
-              <w:t xml:space="preserve">Refonte du réseau de la M2L (simulation </w:t>
-            </w:r>
-            <w:proofErr w:type="spellStart"/>
-            <w:r>
-              <w:rPr>
-                <w:rFonts w:asciiTheme="minorHAnsi" w:hAnsiTheme="minorHAnsi"/>
-              </w:rPr>
-              <w:t>Packet</w:t>
-            </w:r>
-            <w:proofErr w:type="spellEnd"/>
-            <w:r>
-              <w:rPr>
-                <w:rFonts w:asciiTheme="minorHAnsi" w:hAnsiTheme="minorHAnsi"/>
-              </w:rPr>
-              <w:t xml:space="preserve"> Tracer)</w:t>
+              <w:t>Refonte du réseau de la M2L (simulation Packet Tracer)</w:t>
             </w:r>
           </w:p>
         </w:tc>
@@ -841,15 +742,7 @@
               <w:spacing w:after="0" w:line="240" w:lineRule="auto"/>
             </w:pPr>
             <w:r>
-              <w:t xml:space="preserve">L’infrastructure de la M2L est câblée mais nécessite une configuration sur les </w:t>
-            </w:r>
-            <w:proofErr w:type="spellStart"/>
-            <w:r>
-              <w:t>switchs</w:t>
-            </w:r>
-            <w:proofErr w:type="spellEnd"/>
-            <w:r>
-              <w:t xml:space="preserve"> ainsi que les routeurs pour fonctionner.</w:t>
+              <w:t>L’infrastructure de la M2L est câblée mais nécessite une configuration sur les switchs ainsi que les routeurs pour fonctionner.</w:t>
             </w:r>
           </w:p>
         </w:tc>
@@ -887,15 +780,7 @@
               <w:spacing w:after="0" w:line="240" w:lineRule="auto"/>
             </w:pPr>
             <w:r>
-              <w:t xml:space="preserve">Chaque postes clients situés dans chaque </w:t>
-            </w:r>
-            <w:proofErr w:type="gramStart"/>
-            <w:r>
-              <w:t>ligues</w:t>
-            </w:r>
-            <w:proofErr w:type="gramEnd"/>
-            <w:r>
-              <w:t xml:space="preserve"> reçoivent leur adresse IP dynamiquement via les 2 serveurs DHCP redondants situés dans le VLAN 2 (informatique).</w:t>
+              <w:t>Chaque postes clients situés dans chaque ligues reçoivent leur adresse IP dynamiquement via les 2 serveurs DHCP redondants situés dans le VLAN 2 (informatique).</w:t>
             </w:r>
           </w:p>
         </w:tc>
@@ -932,13 +817,8 @@
             <w:pPr>
               <w:spacing w:after="0" w:line="240" w:lineRule="auto"/>
             </w:pPr>
-            <w:proofErr w:type="spellStart"/>
-            <w:r>
-              <w:t>Packet</w:t>
-            </w:r>
-            <w:proofErr w:type="spellEnd"/>
-            <w:r>
-              <w:t xml:space="preserve"> Tracer</w:t>
+            <w:r>
+              <w:t>Packet Tracer</w:t>
             </w:r>
           </w:p>
         </w:tc>
@@ -1030,15 +910,7 @@
               <w:spacing w:after="0" w:line="240" w:lineRule="auto"/>
             </w:pPr>
             <w:r>
-              <w:t xml:space="preserve">Switch CISCO 2960, routeur </w:t>
-            </w:r>
-            <w:proofErr w:type="spellStart"/>
-            <w:r>
-              <w:t>cisco</w:t>
-            </w:r>
-            <w:proofErr w:type="spellEnd"/>
-            <w:r>
-              <w:t xml:space="preserve"> 4331</w:t>
+              <w:t>Switch CISCO 2960, routeur cisco 4331</w:t>
             </w:r>
           </w:p>
         </w:tc>
@@ -1075,13 +947,8 @@
             <w:pPr>
               <w:spacing w:after="0" w:line="240" w:lineRule="auto"/>
             </w:pPr>
-            <w:proofErr w:type="spellStart"/>
-            <w:r>
-              <w:t>Packet</w:t>
-            </w:r>
-            <w:proofErr w:type="spellEnd"/>
-            <w:r>
-              <w:t xml:space="preserve"> Tracer pour la simulation réseau</w:t>
+            <w:r>
+              <w:t>Packet Tracer pour la simulation réseau</w:t>
             </w:r>
           </w:p>
         </w:tc>
@@ -1159,21 +1026,8 @@
               <w:spacing w:after="0" w:line="240" w:lineRule="auto"/>
             </w:pPr>
             <w:r>
-              <w:t xml:space="preserve">Les serveurs DHCP doivent pouvoir attribuer les adresses </w:t>
-            </w:r>
-            <w:proofErr w:type="spellStart"/>
-            <w:r>
-              <w:t>ip</w:t>
-            </w:r>
-            <w:proofErr w:type="spellEnd"/>
-            <w:r>
-              <w:t xml:space="preserve"> sur l’ensemble des </w:t>
-            </w:r>
-            <w:proofErr w:type="spellStart"/>
-            <w:r>
-              <w:t>VLANs</w:t>
-            </w:r>
-            <w:proofErr w:type="spellEnd"/>
+              <w:t>Les serveurs DHCP doivent pouvoir attribuer les adresses ip sur l’ensemble des VLANs</w:t>
+            </w:r>
           </w:p>
         </w:tc>
       </w:tr>
@@ -1470,31 +1324,7 @@
             </w:pPr>
             <w:r>
               <w:lastRenderedPageBreak/>
-              <w:t>L’interface f0/24 est réservée au port « </w:t>
-            </w:r>
-            <w:proofErr w:type="spellStart"/>
-            <w:r>
-              <w:t>trunk</w:t>
-            </w:r>
-            <w:proofErr w:type="spellEnd"/>
-            <w:r>
-              <w:t xml:space="preserve"> » permettant de faire transiter les informations relatives au VLAN2. En effet, les machines situées sur nos autres </w:t>
-            </w:r>
-            <w:proofErr w:type="spellStart"/>
-            <w:r>
-              <w:t>VLANs</w:t>
-            </w:r>
-            <w:proofErr w:type="spellEnd"/>
-            <w:r>
-              <w:t xml:space="preserve"> doivent être en mesure de communiquer avec nos 2 serveurs DHCP sur 172.16.2.60 et 172.16.2.61. L’encapsulation dot1Q au niveau du routeur, et les ports </w:t>
-            </w:r>
-            <w:proofErr w:type="spellStart"/>
-            <w:r>
-              <w:t>trunk</w:t>
-            </w:r>
-            <w:proofErr w:type="spellEnd"/>
-            <w:r>
-              <w:t xml:space="preserve"> permettent de faire cela. </w:t>
+              <w:t xml:space="preserve">L’interface f0/24 est réservée au port « trunk » permettant de faire transiter les informations relatives au VLAN2. En effet, les machines situées sur nos autres VLANs doivent être en mesure de communiquer avec nos 2 serveurs DHCP sur 172.16.2.60 et 172.16.2.61. L’encapsulation dot1Q au niveau du routeur, et les ports trunk permettent de faire cela. </w:t>
             </w:r>
           </w:p>
           <w:tbl>
@@ -1547,21 +1377,12 @@
                       <w:lang w:val="en-US"/>
                     </w:rPr>
                   </w:pPr>
-                  <w:proofErr w:type="spellStart"/>
-                  <w:r>
-                    <w:rPr>
-                      <w:rFonts w:hint="eastAsia"/>
-                      <w:lang w:val="en-US"/>
-                    </w:rPr>
-                    <w:t>Switch#conf</w:t>
-                  </w:r>
-                  <w:proofErr w:type="spellEnd"/>
-                  <w:r>
-                    <w:rPr>
-                      <w:rFonts w:hint="eastAsia"/>
-                      <w:lang w:val="en-US"/>
-                    </w:rPr>
-                    <w:t xml:space="preserve"> t</w:t>
+                  <w:r>
+                    <w:rPr>
+                      <w:rFonts w:hint="eastAsia"/>
+                      <w:lang w:val="en-US"/>
+                    </w:rPr>
+                    <w:t>Switch#conf t</w:t>
                   </w:r>
                 </w:p>
                 <w:p>
@@ -1591,23 +1412,7 @@
                       <w:rFonts w:hint="eastAsia"/>
                       <w:lang w:val="en-US"/>
                     </w:rPr>
-                    <w:t xml:space="preserve">--- </w:t>
-                  </w:r>
-                  <w:proofErr w:type="spellStart"/>
-                  <w:r>
-                    <w:rPr>
-                      <w:rFonts w:hint="eastAsia"/>
-                      <w:lang w:val="en-US"/>
-                    </w:rPr>
-                    <w:t>Nommage</w:t>
-                  </w:r>
-                  <w:proofErr w:type="spellEnd"/>
-                  <w:r>
-                    <w:rPr>
-                      <w:rFonts w:hint="eastAsia"/>
-                      <w:lang w:val="en-US"/>
-                    </w:rPr>
-                    <w:t xml:space="preserve"> des VLAN ---</w:t>
+                    <w:t>--- Nommage des VLAN ---</w:t>
                   </w:r>
                 </w:p>
                 <w:p>
@@ -1637,72 +1442,22 @@
                       <w:rFonts w:hint="eastAsia"/>
                       <w:lang w:val="en-US"/>
                     </w:rPr>
-                    <w:t>Switch(config-</w:t>
-                  </w:r>
-                  <w:proofErr w:type="spellStart"/>
-                  <w:proofErr w:type="gramStart"/>
-                  <w:r>
-                    <w:rPr>
-                      <w:rFonts w:hint="eastAsia"/>
-                      <w:lang w:val="en-US"/>
-                    </w:rPr>
-                    <w:t>vlan</w:t>
-                  </w:r>
-                  <w:proofErr w:type="spellEnd"/>
-                  <w:r>
-                    <w:rPr>
-                      <w:rFonts w:hint="eastAsia"/>
-                      <w:lang w:val="en-US"/>
-                    </w:rPr>
-                    <w:t>)#</w:t>
-                  </w:r>
-                  <w:proofErr w:type="gramEnd"/>
-                  <w:r>
-                    <w:rPr>
-                      <w:rFonts w:hint="eastAsia"/>
-                      <w:lang w:val="en-US"/>
-                    </w:rPr>
-                    <w:t>name vlan2_informatique</w:t>
-                  </w:r>
-                </w:p>
-                <w:p>
-                  <w:pPr>
-                    <w:pStyle w:val="Sansinterligne"/>
-                    <w:rPr>
-                      <w:lang w:val="en-US"/>
-                    </w:rPr>
-                  </w:pPr>
-                  <w:r>
-                    <w:rPr>
-                      <w:rFonts w:hint="eastAsia"/>
-                      <w:lang w:val="en-US"/>
-                    </w:rPr>
-                    <w:t>Switch(config-</w:t>
-                  </w:r>
-                  <w:proofErr w:type="spellStart"/>
-                  <w:proofErr w:type="gramStart"/>
-                  <w:r>
-                    <w:rPr>
-                      <w:rFonts w:hint="eastAsia"/>
-                      <w:lang w:val="en-US"/>
-                    </w:rPr>
-                    <w:t>vlan</w:t>
-                  </w:r>
-                  <w:proofErr w:type="spellEnd"/>
-                  <w:r>
-                    <w:rPr>
-                      <w:rFonts w:hint="eastAsia"/>
-                      <w:lang w:val="en-US"/>
-                    </w:rPr>
-                    <w:t>)#</w:t>
-                  </w:r>
-                  <w:proofErr w:type="gramEnd"/>
-                  <w:r>
-                    <w:rPr>
-                      <w:rFonts w:hint="eastAsia"/>
-                      <w:lang w:val="en-US"/>
-                    </w:rPr>
-                    <w:t>exit</w:t>
+                    <w:t>Switch(config-vlan)#name vlan2_informatique</w:t>
+                  </w:r>
+                </w:p>
+                <w:p>
+                  <w:pPr>
+                    <w:pStyle w:val="Sansinterligne"/>
+                    <w:rPr>
+                      <w:lang w:val="en-US"/>
+                    </w:rPr>
+                  </w:pPr>
+                  <w:r>
+                    <w:rPr>
+                      <w:rFonts w:hint="eastAsia"/>
+                      <w:lang w:val="en-US"/>
+                    </w:rPr>
+                    <w:t>Switch(config-vlan)#exit</w:t>
                   </w:r>
                 </w:p>
                 <w:p>
@@ -1732,72 +1487,22 @@
                       <w:rFonts w:hint="eastAsia"/>
                       <w:lang w:val="en-US"/>
                     </w:rPr>
-                    <w:t>Switch(config-</w:t>
-                  </w:r>
-                  <w:proofErr w:type="spellStart"/>
-                  <w:proofErr w:type="gramStart"/>
-                  <w:r>
-                    <w:rPr>
-                      <w:rFonts w:hint="eastAsia"/>
-                      <w:lang w:val="en-US"/>
-                    </w:rPr>
-                    <w:t>vlan</w:t>
-                  </w:r>
-                  <w:proofErr w:type="spellEnd"/>
-                  <w:r>
-                    <w:rPr>
-                      <w:rFonts w:hint="eastAsia"/>
-                      <w:lang w:val="en-US"/>
-                    </w:rPr>
-                    <w:t>)#</w:t>
-                  </w:r>
-                  <w:proofErr w:type="gramEnd"/>
-                  <w:r>
-                    <w:rPr>
-                      <w:rFonts w:hint="eastAsia"/>
-                      <w:lang w:val="en-US"/>
-                    </w:rPr>
-                    <w:t>name vlan9_administratif</w:t>
-                  </w:r>
-                </w:p>
-                <w:p>
-                  <w:pPr>
-                    <w:pStyle w:val="Sansinterligne"/>
-                    <w:rPr>
-                      <w:lang w:val="en-US"/>
-                    </w:rPr>
-                  </w:pPr>
-                  <w:r>
-                    <w:rPr>
-                      <w:rFonts w:hint="eastAsia"/>
-                      <w:lang w:val="en-US"/>
-                    </w:rPr>
-                    <w:t>Switch(config-</w:t>
-                  </w:r>
-                  <w:proofErr w:type="spellStart"/>
-                  <w:proofErr w:type="gramStart"/>
-                  <w:r>
-                    <w:rPr>
-                      <w:rFonts w:hint="eastAsia"/>
-                      <w:lang w:val="en-US"/>
-                    </w:rPr>
-                    <w:t>vlan</w:t>
-                  </w:r>
-                  <w:proofErr w:type="spellEnd"/>
-                  <w:r>
-                    <w:rPr>
-                      <w:rFonts w:hint="eastAsia"/>
-                      <w:lang w:val="en-US"/>
-                    </w:rPr>
-                    <w:t>)#</w:t>
-                  </w:r>
-                  <w:proofErr w:type="gramEnd"/>
-                  <w:r>
-                    <w:rPr>
-                      <w:rFonts w:hint="eastAsia"/>
-                      <w:lang w:val="en-US"/>
-                    </w:rPr>
-                    <w:t>exit</w:t>
+                    <w:t>Switch(config-vlan)#name vlan9_administratif</w:t>
+                  </w:r>
+                </w:p>
+                <w:p>
+                  <w:pPr>
+                    <w:pStyle w:val="Sansinterligne"/>
+                    <w:rPr>
+                      <w:lang w:val="en-US"/>
+                    </w:rPr>
+                  </w:pPr>
+                  <w:r>
+                    <w:rPr>
+                      <w:rFonts w:hint="eastAsia"/>
+                      <w:lang w:val="en-US"/>
+                    </w:rPr>
+                    <w:t>Switch(config-vlan)#exit</w:t>
                   </w:r>
                 </w:p>
                 <w:p>
@@ -1873,23 +1578,7 @@
                       <w:rFonts w:hint="eastAsia"/>
                       <w:lang w:val="en-US"/>
                     </w:rPr>
-                    <w:t>Switch(config-</w:t>
-                  </w:r>
-                  <w:proofErr w:type="gramStart"/>
-                  <w:r>
-                    <w:rPr>
-                      <w:rFonts w:hint="eastAsia"/>
-                      <w:lang w:val="en-US"/>
-                    </w:rPr>
-                    <w:t>if)#</w:t>
-                  </w:r>
-                  <w:proofErr w:type="gramEnd"/>
-                  <w:r>
-                    <w:rPr>
-                      <w:rFonts w:hint="eastAsia"/>
-                      <w:lang w:val="en-US"/>
-                    </w:rPr>
-                    <w:t>switchport mode access</w:t>
+                    <w:t>Switch(config-if)#switchport mode access</w:t>
                   </w:r>
                   <w:r>
                     <w:rPr>
@@ -1911,70 +1600,22 @@
                       <w:rFonts w:hint="eastAsia"/>
                       <w:lang w:val="en-US"/>
                     </w:rPr>
-                    <w:t>Switch(config-</w:t>
-                  </w:r>
-                  <w:proofErr w:type="gramStart"/>
-                  <w:r>
-                    <w:rPr>
-                      <w:rFonts w:hint="eastAsia"/>
-                      <w:lang w:val="en-US"/>
-                    </w:rPr>
-                    <w:t>if)#</w:t>
-                  </w:r>
-                  <w:proofErr w:type="gramEnd"/>
-                  <w:r>
-                    <w:rPr>
-                      <w:rFonts w:hint="eastAsia"/>
-                      <w:lang w:val="en-US"/>
-                    </w:rPr>
-                    <w:t xml:space="preserve">switchport access </w:t>
-                  </w:r>
-                  <w:proofErr w:type="spellStart"/>
-                  <w:r>
-                    <w:rPr>
-                      <w:rFonts w:hint="eastAsia"/>
-                      <w:lang w:val="en-US"/>
-                    </w:rPr>
-                    <w:t>vlan</w:t>
-                  </w:r>
-                  <w:proofErr w:type="spellEnd"/>
-                  <w:r>
-                    <w:rPr>
-                      <w:rFonts w:hint="eastAsia"/>
-                      <w:lang w:val="en-US"/>
-                    </w:rPr>
-                    <w:t xml:space="preserve"> 9</w:t>
-                  </w:r>
-                </w:p>
-                <w:p>
-                  <w:pPr>
-                    <w:pStyle w:val="Sansinterligne"/>
-                    <w:rPr>
-                      <w:lang w:val="en-US"/>
-                    </w:rPr>
-                  </w:pPr>
-                  <w:r>
-                    <w:rPr>
-                      <w:rFonts w:hint="eastAsia"/>
-                      <w:lang w:val="en-US"/>
-                    </w:rPr>
-                    <w:t>Switch(config-</w:t>
-                  </w:r>
-                  <w:proofErr w:type="gramStart"/>
-                  <w:r>
-                    <w:rPr>
-                      <w:rFonts w:hint="eastAsia"/>
-                      <w:lang w:val="en-US"/>
-                    </w:rPr>
-                    <w:t>if)#</w:t>
-                  </w:r>
-                  <w:proofErr w:type="gramEnd"/>
-                  <w:r>
-                    <w:rPr>
-                      <w:rFonts w:hint="eastAsia"/>
-                      <w:lang w:val="en-US"/>
-                    </w:rPr>
-                    <w:t>exit</w:t>
+                    <w:t>Switch(config-if)#switchport access vlan 9</w:t>
+                  </w:r>
+                </w:p>
+                <w:p>
+                  <w:pPr>
+                    <w:pStyle w:val="Sansinterligne"/>
+                    <w:rPr>
+                      <w:lang w:val="en-US"/>
+                    </w:rPr>
+                  </w:pPr>
+                  <w:r>
+                    <w:rPr>
+                      <w:rFonts w:hint="eastAsia"/>
+                      <w:lang w:val="en-US"/>
+                    </w:rPr>
+                    <w:t>Switch(config-if)#exit</w:t>
                   </w:r>
                 </w:p>
                 <w:p>
@@ -2004,101 +1645,37 @@
                       <w:rFonts w:hint="eastAsia"/>
                       <w:lang w:val="en-US"/>
                     </w:rPr>
-                    <w:t>Switch(config-</w:t>
-                  </w:r>
-                  <w:proofErr w:type="gramStart"/>
-                  <w:r>
-                    <w:rPr>
-                      <w:rFonts w:hint="eastAsia"/>
-                      <w:lang w:val="en-US"/>
-                    </w:rPr>
-                    <w:t>if)#</w:t>
-                  </w:r>
-                  <w:proofErr w:type="gramEnd"/>
-                  <w:r>
-                    <w:rPr>
-                      <w:rFonts w:hint="eastAsia"/>
-                      <w:lang w:val="en-US"/>
-                    </w:rPr>
-                    <w:t>switchport mode access</w:t>
-                  </w:r>
-                </w:p>
-                <w:p>
-                  <w:pPr>
-                    <w:pStyle w:val="Sansinterligne"/>
-                    <w:rPr>
-                      <w:lang w:val="en-US"/>
-                    </w:rPr>
-                  </w:pPr>
-                  <w:r>
-                    <w:rPr>
-                      <w:rFonts w:hint="eastAsia"/>
-                      <w:lang w:val="en-US"/>
-                    </w:rPr>
-                    <w:t>Switch(config-</w:t>
-                  </w:r>
-                  <w:proofErr w:type="gramStart"/>
-                  <w:r>
-                    <w:rPr>
-                      <w:rFonts w:hint="eastAsia"/>
-                      <w:lang w:val="en-US"/>
-                    </w:rPr>
-                    <w:t>if)#</w:t>
-                  </w:r>
-                  <w:proofErr w:type="gramEnd"/>
-                  <w:r>
-                    <w:rPr>
-                      <w:rFonts w:hint="eastAsia"/>
-                      <w:lang w:val="en-US"/>
-                    </w:rPr>
-                    <w:t xml:space="preserve">switchport access </w:t>
-                  </w:r>
-                  <w:proofErr w:type="spellStart"/>
-                  <w:r>
-                    <w:rPr>
-                      <w:rFonts w:hint="eastAsia"/>
-                      <w:lang w:val="en-US"/>
-                    </w:rPr>
-                    <w:t>vlan</w:t>
-                  </w:r>
-                  <w:proofErr w:type="spellEnd"/>
-                  <w:r>
-                    <w:rPr>
-                      <w:rFonts w:hint="eastAsia"/>
-                      <w:lang w:val="en-US"/>
-                    </w:rPr>
-                    <w:t xml:space="preserve"> 9</w:t>
-                  </w:r>
-                </w:p>
-                <w:p>
-                  <w:pPr>
-                    <w:pStyle w:val="Sansinterligne"/>
-                    <w:rPr>
-                      <w:lang w:val="en-US"/>
-                    </w:rPr>
-                  </w:pPr>
-                  <w:r>
-                    <w:rPr>
-                      <w:rFonts w:hint="eastAsia"/>
-                      <w:lang w:val="en-US"/>
-                    </w:rPr>
-                    <w:t>Switch(config-</w:t>
-                  </w:r>
-                  <w:proofErr w:type="gramStart"/>
-                  <w:r>
-                    <w:rPr>
-                      <w:rFonts w:hint="eastAsia"/>
-                      <w:lang w:val="en-US"/>
-                    </w:rPr>
-                    <w:t>if)#</w:t>
-                  </w:r>
-                  <w:proofErr w:type="gramEnd"/>
-                  <w:r>
-                    <w:rPr>
-                      <w:rFonts w:hint="eastAsia"/>
-                      <w:lang w:val="en-US"/>
-                    </w:rPr>
-                    <w:t>exit</w:t>
+                    <w:t>Switch(config-if)#switchport mode access</w:t>
+                  </w:r>
+                </w:p>
+                <w:p>
+                  <w:pPr>
+                    <w:pStyle w:val="Sansinterligne"/>
+                    <w:rPr>
+                      <w:lang w:val="en-US"/>
+                    </w:rPr>
+                  </w:pPr>
+                  <w:r>
+                    <w:rPr>
+                      <w:rFonts w:hint="eastAsia"/>
+                      <w:lang w:val="en-US"/>
+                    </w:rPr>
+                    <w:t>Switch(config-if)#switchport access vlan 9</w:t>
+                  </w:r>
+                </w:p>
+                <w:p>
+                  <w:pPr>
+                    <w:pStyle w:val="Sansinterligne"/>
+                    <w:rPr>
+                      <w:lang w:val="en-US"/>
+                    </w:rPr>
+                  </w:pPr>
+                  <w:r>
+                    <w:rPr>
+                      <w:rFonts w:hint="eastAsia"/>
+                      <w:lang w:val="en-US"/>
+                    </w:rPr>
+                    <w:t>Switch(config-if)#exit</w:t>
                   </w:r>
                 </w:p>
                 <w:p>
@@ -2151,70 +1728,22 @@
                       <w:rFonts w:hint="eastAsia"/>
                       <w:lang w:val="en-US"/>
                     </w:rPr>
-                    <w:t>Switch(config-</w:t>
-                  </w:r>
-                  <w:proofErr w:type="gramStart"/>
-                  <w:r>
-                    <w:rPr>
-                      <w:rFonts w:hint="eastAsia"/>
-                      <w:lang w:val="en-US"/>
-                    </w:rPr>
-                    <w:t>if)#</w:t>
-                  </w:r>
-                  <w:proofErr w:type="gramEnd"/>
-                  <w:r>
-                    <w:rPr>
-                      <w:rFonts w:hint="eastAsia"/>
-                      <w:lang w:val="en-US"/>
-                    </w:rPr>
-                    <w:t>switchport mode access</w:t>
-                  </w:r>
-                </w:p>
-                <w:p>
-                  <w:pPr>
-                    <w:pStyle w:val="Sansinterligne"/>
-                    <w:rPr>
-                      <w:lang w:val="en-US"/>
-                    </w:rPr>
-                  </w:pPr>
-                  <w:r>
-                    <w:rPr>
-                      <w:rFonts w:hint="eastAsia"/>
-                      <w:lang w:val="en-US"/>
-                    </w:rPr>
-                    <w:t>Switch(config-</w:t>
-                  </w:r>
-                  <w:proofErr w:type="gramStart"/>
-                  <w:r>
-                    <w:rPr>
-                      <w:rFonts w:hint="eastAsia"/>
-                      <w:lang w:val="en-US"/>
-                    </w:rPr>
-                    <w:t>if)#</w:t>
-                  </w:r>
-                  <w:proofErr w:type="gramEnd"/>
-                  <w:r>
-                    <w:rPr>
-                      <w:rFonts w:hint="eastAsia"/>
-                      <w:lang w:val="en-US"/>
-                    </w:rPr>
-                    <w:t xml:space="preserve">switchport access </w:t>
-                  </w:r>
-                  <w:proofErr w:type="spellStart"/>
-                  <w:r>
-                    <w:rPr>
-                      <w:rFonts w:hint="eastAsia"/>
-                      <w:lang w:val="en-US"/>
-                    </w:rPr>
-                    <w:t>vlan</w:t>
-                  </w:r>
-                  <w:proofErr w:type="spellEnd"/>
-                  <w:r>
-                    <w:rPr>
-                      <w:rFonts w:hint="eastAsia"/>
-                      <w:lang w:val="en-US"/>
-                    </w:rPr>
-                    <w:t xml:space="preserve"> 2</w:t>
+                    <w:t>Switch(config-if)#switchport mode access</w:t>
+                  </w:r>
+                </w:p>
+                <w:p>
+                  <w:pPr>
+                    <w:pStyle w:val="Sansinterligne"/>
+                    <w:rPr>
+                      <w:lang w:val="en-US"/>
+                    </w:rPr>
+                  </w:pPr>
+                  <w:r>
+                    <w:rPr>
+                      <w:rFonts w:hint="eastAsia"/>
+                      <w:lang w:val="en-US"/>
+                    </w:rPr>
+                    <w:t>Switch(config-if)#switchport access vlan 2</w:t>
                   </w:r>
                 </w:p>
                 <w:p>
@@ -2244,70 +1773,22 @@
                       <w:rFonts w:hint="eastAsia"/>
                       <w:lang w:val="en-US"/>
                     </w:rPr>
-                    <w:t>Switch(config-</w:t>
-                  </w:r>
-                  <w:proofErr w:type="gramStart"/>
-                  <w:r>
-                    <w:rPr>
-                      <w:rFonts w:hint="eastAsia"/>
-                      <w:lang w:val="en-US"/>
-                    </w:rPr>
-                    <w:t>if)#</w:t>
-                  </w:r>
-                  <w:proofErr w:type="gramEnd"/>
-                  <w:r>
-                    <w:rPr>
-                      <w:rFonts w:hint="eastAsia"/>
-                      <w:lang w:val="en-US"/>
-                    </w:rPr>
-                    <w:t>switchport mode access</w:t>
-                  </w:r>
-                </w:p>
-                <w:p>
-                  <w:pPr>
-                    <w:pStyle w:val="Sansinterligne"/>
-                    <w:rPr>
-                      <w:lang w:val="en-US"/>
-                    </w:rPr>
-                  </w:pPr>
-                  <w:r>
-                    <w:rPr>
-                      <w:rFonts w:hint="eastAsia"/>
-                      <w:lang w:val="en-US"/>
-                    </w:rPr>
-                    <w:t>Switch(config-</w:t>
-                  </w:r>
-                  <w:proofErr w:type="gramStart"/>
-                  <w:r>
-                    <w:rPr>
-                      <w:rFonts w:hint="eastAsia"/>
-                      <w:lang w:val="en-US"/>
-                    </w:rPr>
-                    <w:t>if)#</w:t>
-                  </w:r>
-                  <w:proofErr w:type="gramEnd"/>
-                  <w:r>
-                    <w:rPr>
-                      <w:rFonts w:hint="eastAsia"/>
-                      <w:lang w:val="en-US"/>
-                    </w:rPr>
-                    <w:t xml:space="preserve">switchport access </w:t>
-                  </w:r>
-                  <w:proofErr w:type="spellStart"/>
-                  <w:r>
-                    <w:rPr>
-                      <w:rFonts w:hint="eastAsia"/>
-                      <w:lang w:val="en-US"/>
-                    </w:rPr>
-                    <w:t>vlan</w:t>
-                  </w:r>
-                  <w:proofErr w:type="spellEnd"/>
-                  <w:r>
-                    <w:rPr>
-                      <w:rFonts w:hint="eastAsia"/>
-                      <w:lang w:val="en-US"/>
-                    </w:rPr>
-                    <w:t xml:space="preserve"> 2</w:t>
+                    <w:t>Switch(config-if)#switchport mode access</w:t>
+                  </w:r>
+                </w:p>
+                <w:p>
+                  <w:pPr>
+                    <w:pStyle w:val="Sansinterligne"/>
+                    <w:rPr>
+                      <w:lang w:val="en-US"/>
+                    </w:rPr>
+                  </w:pPr>
+                  <w:r>
+                    <w:rPr>
+                      <w:rFonts w:hint="eastAsia"/>
+                      <w:lang w:val="en-US"/>
+                    </w:rPr>
+                    <w:t>Switch(config-if)#switchport access vlan 2</w:t>
                   </w:r>
                 </w:p>
                 <w:p>
@@ -2337,70 +1818,22 @@
                       <w:rFonts w:hint="eastAsia"/>
                       <w:lang w:val="en-US"/>
                     </w:rPr>
-                    <w:t>Switch(config-</w:t>
-                  </w:r>
-                  <w:proofErr w:type="gramStart"/>
-                  <w:r>
-                    <w:rPr>
-                      <w:rFonts w:hint="eastAsia"/>
-                      <w:lang w:val="en-US"/>
-                    </w:rPr>
-                    <w:t>if)#</w:t>
-                  </w:r>
-                  <w:proofErr w:type="gramEnd"/>
-                  <w:r>
-                    <w:rPr>
-                      <w:rFonts w:hint="eastAsia"/>
-                      <w:lang w:val="en-US"/>
-                    </w:rPr>
-                    <w:t>switchport mode access</w:t>
-                  </w:r>
-                </w:p>
-                <w:p>
-                  <w:pPr>
-                    <w:pStyle w:val="Sansinterligne"/>
-                    <w:rPr>
-                      <w:lang w:val="en-US"/>
-                    </w:rPr>
-                  </w:pPr>
-                  <w:r>
-                    <w:rPr>
-                      <w:rFonts w:hint="eastAsia"/>
-                      <w:lang w:val="en-US"/>
-                    </w:rPr>
-                    <w:t>Switch(config-</w:t>
-                  </w:r>
-                  <w:proofErr w:type="gramStart"/>
-                  <w:r>
-                    <w:rPr>
-                      <w:rFonts w:hint="eastAsia"/>
-                      <w:lang w:val="en-US"/>
-                    </w:rPr>
-                    <w:t>if)#</w:t>
-                  </w:r>
-                  <w:proofErr w:type="gramEnd"/>
-                  <w:r>
-                    <w:rPr>
-                      <w:rFonts w:hint="eastAsia"/>
-                      <w:lang w:val="en-US"/>
-                    </w:rPr>
-                    <w:t xml:space="preserve">switchport access </w:t>
-                  </w:r>
-                  <w:proofErr w:type="spellStart"/>
-                  <w:r>
-                    <w:rPr>
-                      <w:rFonts w:hint="eastAsia"/>
-                      <w:lang w:val="en-US"/>
-                    </w:rPr>
-                    <w:t>vlan</w:t>
-                  </w:r>
-                  <w:proofErr w:type="spellEnd"/>
-                  <w:r>
-                    <w:rPr>
-                      <w:rFonts w:hint="eastAsia"/>
-                      <w:lang w:val="en-US"/>
-                    </w:rPr>
-                    <w:t xml:space="preserve"> 2</w:t>
+                    <w:t>Switch(config-if)#switchport mode access</w:t>
+                  </w:r>
+                </w:p>
+                <w:p>
+                  <w:pPr>
+                    <w:pStyle w:val="Sansinterligne"/>
+                    <w:rPr>
+                      <w:lang w:val="en-US"/>
+                    </w:rPr>
+                  </w:pPr>
+                  <w:r>
+                    <w:rPr>
+                      <w:rFonts w:hint="eastAsia"/>
+                      <w:lang w:val="en-US"/>
+                    </w:rPr>
+                    <w:t>Switch(config-if)#switchport access vlan 2</w:t>
                   </w:r>
                 </w:p>
                 <w:p>
@@ -2430,70 +1863,22 @@
                       <w:rFonts w:hint="eastAsia"/>
                       <w:lang w:val="en-US"/>
                     </w:rPr>
-                    <w:t>Switch(config-</w:t>
-                  </w:r>
-                  <w:proofErr w:type="gramStart"/>
-                  <w:r>
-                    <w:rPr>
-                      <w:rFonts w:hint="eastAsia"/>
-                      <w:lang w:val="en-US"/>
-                    </w:rPr>
-                    <w:t>if)#</w:t>
-                  </w:r>
-                  <w:proofErr w:type="gramEnd"/>
-                  <w:r>
-                    <w:rPr>
-                      <w:rFonts w:hint="eastAsia"/>
-                      <w:lang w:val="en-US"/>
-                    </w:rPr>
-                    <w:t>switchport mode access</w:t>
-                  </w:r>
-                </w:p>
-                <w:p>
-                  <w:pPr>
-                    <w:pStyle w:val="Sansinterligne"/>
-                    <w:rPr>
-                      <w:lang w:val="en-US"/>
-                    </w:rPr>
-                  </w:pPr>
-                  <w:r>
-                    <w:rPr>
-                      <w:rFonts w:hint="eastAsia"/>
-                      <w:lang w:val="en-US"/>
-                    </w:rPr>
-                    <w:t>Switch(config-</w:t>
-                  </w:r>
-                  <w:proofErr w:type="gramStart"/>
-                  <w:r>
-                    <w:rPr>
-                      <w:rFonts w:hint="eastAsia"/>
-                      <w:lang w:val="en-US"/>
-                    </w:rPr>
-                    <w:t>if)#</w:t>
-                  </w:r>
-                  <w:proofErr w:type="gramEnd"/>
-                  <w:r>
-                    <w:rPr>
-                      <w:rFonts w:hint="eastAsia"/>
-                      <w:lang w:val="en-US"/>
-                    </w:rPr>
-                    <w:t xml:space="preserve">switchport access </w:t>
-                  </w:r>
-                  <w:proofErr w:type="spellStart"/>
-                  <w:r>
-                    <w:rPr>
-                      <w:rFonts w:hint="eastAsia"/>
-                      <w:lang w:val="en-US"/>
-                    </w:rPr>
-                    <w:t>vlan</w:t>
-                  </w:r>
-                  <w:proofErr w:type="spellEnd"/>
-                  <w:r>
-                    <w:rPr>
-                      <w:rFonts w:hint="eastAsia"/>
-                      <w:lang w:val="en-US"/>
-                    </w:rPr>
-                    <w:t xml:space="preserve"> 2</w:t>
+                    <w:t>Switch(config-if)#switchport mode access</w:t>
+                  </w:r>
+                </w:p>
+                <w:p>
+                  <w:pPr>
+                    <w:pStyle w:val="Sansinterligne"/>
+                    <w:rPr>
+                      <w:lang w:val="en-US"/>
+                    </w:rPr>
+                  </w:pPr>
+                  <w:r>
+                    <w:rPr>
+                      <w:rFonts w:hint="eastAsia"/>
+                      <w:lang w:val="en-US"/>
+                    </w:rPr>
+                    <w:t>Switch(config-if)#switchport access vlan 2</w:t>
                   </w:r>
                 </w:p>
                 <w:p>
@@ -2546,101 +1931,37 @@
                       <w:rFonts w:hint="eastAsia"/>
                       <w:lang w:val="en-US"/>
                     </w:rPr>
-                    <w:t>Switch(config-</w:t>
-                  </w:r>
-                  <w:proofErr w:type="gramStart"/>
-                  <w:r>
-                    <w:rPr>
-                      <w:rFonts w:hint="eastAsia"/>
-                      <w:lang w:val="en-US"/>
-                    </w:rPr>
-                    <w:t>if)#</w:t>
-                  </w:r>
-                  <w:proofErr w:type="gramEnd"/>
-                  <w:r>
-                    <w:rPr>
-                      <w:rFonts w:hint="eastAsia"/>
-                      <w:lang w:val="en-US"/>
-                    </w:rPr>
-                    <w:t>switchport mode trunk</w:t>
-                  </w:r>
-                </w:p>
-                <w:p>
-                  <w:pPr>
-                    <w:pStyle w:val="Sansinterligne"/>
-                    <w:rPr>
-                      <w:lang w:val="en-US"/>
-                    </w:rPr>
-                  </w:pPr>
-                  <w:r>
-                    <w:rPr>
-                      <w:rFonts w:hint="eastAsia"/>
-                      <w:lang w:val="en-US"/>
-                    </w:rPr>
-                    <w:t>Switch(config-</w:t>
-                  </w:r>
-                  <w:proofErr w:type="gramStart"/>
-                  <w:r>
-                    <w:rPr>
-                      <w:rFonts w:hint="eastAsia"/>
-                      <w:lang w:val="en-US"/>
-                    </w:rPr>
-                    <w:t>if)#</w:t>
-                  </w:r>
-                  <w:proofErr w:type="gramEnd"/>
-                  <w:r>
-                    <w:rPr>
-                      <w:rFonts w:hint="eastAsia"/>
-                      <w:lang w:val="en-US"/>
-                    </w:rPr>
-                    <w:t xml:space="preserve">switchport trunk allowed </w:t>
-                  </w:r>
-                  <w:proofErr w:type="spellStart"/>
-                  <w:r>
-                    <w:rPr>
-                      <w:rFonts w:hint="eastAsia"/>
-                      <w:lang w:val="en-US"/>
-                    </w:rPr>
-                    <w:t>vlan</w:t>
-                  </w:r>
-                  <w:proofErr w:type="spellEnd"/>
-                  <w:r>
-                    <w:rPr>
-                      <w:rFonts w:hint="eastAsia"/>
-                      <w:lang w:val="en-US"/>
-                    </w:rPr>
-                    <w:t xml:space="preserve"> 2,9</w:t>
-                  </w:r>
-                </w:p>
-                <w:p>
-                  <w:pPr>
-                    <w:pStyle w:val="Sansinterligne"/>
-                    <w:rPr>
-                      <w:lang w:val="en-US"/>
-                    </w:rPr>
-                  </w:pPr>
-                  <w:r>
-                    <w:rPr>
-                      <w:rFonts w:hint="eastAsia"/>
-                      <w:lang w:val="en-US"/>
-                    </w:rPr>
-                    <w:t>Switch(config-</w:t>
-                  </w:r>
-                  <w:proofErr w:type="gramStart"/>
-                  <w:r>
-                    <w:rPr>
-                      <w:rFonts w:hint="eastAsia"/>
-                      <w:lang w:val="en-US"/>
-                    </w:rPr>
-                    <w:t>if)#</w:t>
-                  </w:r>
-                  <w:proofErr w:type="gramEnd"/>
-                  <w:r>
-                    <w:rPr>
-                      <w:rFonts w:hint="eastAsia"/>
-                      <w:lang w:val="en-US"/>
-                    </w:rPr>
-                    <w:t>no shut</w:t>
+                    <w:t>Switch(config-if)#switchport mode trunk</w:t>
+                  </w:r>
+                </w:p>
+                <w:p>
+                  <w:pPr>
+                    <w:pStyle w:val="Sansinterligne"/>
+                    <w:rPr>
+                      <w:lang w:val="en-US"/>
+                    </w:rPr>
+                  </w:pPr>
+                  <w:r>
+                    <w:rPr>
+                      <w:rFonts w:hint="eastAsia"/>
+                      <w:lang w:val="en-US"/>
+                    </w:rPr>
+                    <w:t>Switch(config-if)#switchport trunk allowed vlan 2,9</w:t>
+                  </w:r>
+                </w:p>
+                <w:p>
+                  <w:pPr>
+                    <w:pStyle w:val="Sansinterligne"/>
+                    <w:rPr>
+                      <w:lang w:val="en-US"/>
+                    </w:rPr>
+                  </w:pPr>
+                  <w:r>
+                    <w:rPr>
+                      <w:rFonts w:hint="eastAsia"/>
+                      <w:lang w:val="en-US"/>
+                    </w:rPr>
+                    <w:t>Switch(config-if)#no shut</w:t>
                   </w:r>
                 </w:p>
               </w:tc>
@@ -2671,39 +1992,7 @@
           </w:p>
           <w:p>
             <w:r>
-              <w:t xml:space="preserve">Le switch SW1LIG est connecté au deux autres </w:t>
-            </w:r>
-            <w:proofErr w:type="spellStart"/>
-            <w:r>
-              <w:t>switchs</w:t>
-            </w:r>
-            <w:proofErr w:type="spellEnd"/>
-            <w:r>
-              <w:t xml:space="preserve"> des ligues. </w:t>
-            </w:r>
-            <w:proofErr w:type="spellStart"/>
-            <w:r>
-              <w:t>Tout</w:t>
-            </w:r>
-            <w:proofErr w:type="spellEnd"/>
-            <w:r>
-              <w:t xml:space="preserve"> ses ports sont donc « </w:t>
-            </w:r>
-            <w:proofErr w:type="spellStart"/>
-            <w:r>
-              <w:t>trunk</w:t>
-            </w:r>
-            <w:proofErr w:type="spellEnd"/>
-            <w:r>
-              <w:t xml:space="preserve"> » afin de faire transiter les trames broadcast émanant des serveurs DHCP. Les </w:t>
-            </w:r>
-            <w:proofErr w:type="spellStart"/>
-            <w:r>
-              <w:t>VLANs</w:t>
-            </w:r>
-            <w:proofErr w:type="spellEnd"/>
-            <w:r>
-              <w:t xml:space="preserve"> y sont aussi renseignés.</w:t>
+              <w:t>Le switch SW1LIG est connecté au deux autres switchs des ligues. Tout ses ports sont donc « trunk » afin de faire transiter les trames broadcast émanant des serveurs DHCP. Les VLANs y sont aussi renseignés.</w:t>
             </w:r>
           </w:p>
           <w:p>
@@ -2763,19 +2052,11 @@
                       <w:lang w:val="en-US"/>
                     </w:rPr>
                   </w:pPr>
-                  <w:proofErr w:type="spellStart"/>
-                  <w:r>
-                    <w:rPr>
-                      <w:lang w:val="en-US"/>
-                    </w:rPr>
-                    <w:t>Switch#conf</w:t>
-                  </w:r>
-                  <w:proofErr w:type="spellEnd"/>
-                  <w:r>
-                    <w:rPr>
-                      <w:lang w:val="en-US"/>
-                    </w:rPr>
-                    <w:t xml:space="preserve"> t</w:t>
+                  <w:r>
+                    <w:rPr>
+                      <w:lang w:val="en-US"/>
+                    </w:rPr>
+                    <w:t>Switch#conf t</w:t>
                   </w:r>
                 </w:p>
                 <w:p>
@@ -2803,21 +2084,7 @@
                     <w:rPr>
                       <w:lang w:val="en-US"/>
                     </w:rPr>
-                    <w:t xml:space="preserve">--- </w:t>
-                  </w:r>
-                  <w:proofErr w:type="spellStart"/>
-                  <w:r>
-                    <w:rPr>
-                      <w:lang w:val="en-US"/>
-                    </w:rPr>
-                    <w:t>Nommage</w:t>
-                  </w:r>
-                  <w:proofErr w:type="spellEnd"/>
-                  <w:r>
-                    <w:rPr>
-                      <w:lang w:val="en-US"/>
-                    </w:rPr>
-                    <w:t xml:space="preserve"> des VLAN ---</w:t>
+                    <w:t>--- Nommage des VLAN ---</w:t>
                   </w:r>
                 </w:p>
                 <w:p>
@@ -2845,153 +2112,49 @@
                     <w:rPr>
                       <w:lang w:val="en-US"/>
                     </w:rPr>
-                    <w:t>Switch(config-</w:t>
-                  </w:r>
-                  <w:proofErr w:type="spellStart"/>
-                  <w:proofErr w:type="gramStart"/>
-                  <w:r>
-                    <w:rPr>
-                      <w:lang w:val="en-US"/>
-                    </w:rPr>
-                    <w:t>vlan</w:t>
-                  </w:r>
-                  <w:proofErr w:type="spellEnd"/>
-                  <w:r>
-                    <w:rPr>
-                      <w:lang w:val="en-US"/>
-                    </w:rPr>
-                    <w:t>)#</w:t>
-                  </w:r>
-                  <w:proofErr w:type="gramEnd"/>
-                  <w:r>
-                    <w:rPr>
-                      <w:lang w:val="en-US"/>
-                    </w:rPr>
-                    <w:t xml:space="preserve">name </w:t>
-                  </w:r>
-                  <w:proofErr w:type="spellStart"/>
-                  <w:r>
-                    <w:rPr>
-                      <w:lang w:val="en-US"/>
-                    </w:rPr>
-                    <w:t>vlan_tennis</w:t>
-                  </w:r>
-                  <w:proofErr w:type="spellEnd"/>
-                </w:p>
-                <w:p>
-                  <w:pPr>
-                    <w:pStyle w:val="Sansinterligne"/>
-                    <w:rPr>
-                      <w:lang w:val="en-US"/>
-                    </w:rPr>
-                  </w:pPr>
-                  <w:r>
-                    <w:rPr>
-                      <w:lang w:val="en-US"/>
-                    </w:rPr>
-                    <w:t>Switch(config-</w:t>
-                  </w:r>
-                  <w:proofErr w:type="spellStart"/>
-                  <w:proofErr w:type="gramStart"/>
-                  <w:r>
-                    <w:rPr>
-                      <w:lang w:val="en-US"/>
-                    </w:rPr>
-                    <w:t>vlan</w:t>
-                  </w:r>
-                  <w:proofErr w:type="spellEnd"/>
-                  <w:r>
-                    <w:rPr>
-                      <w:lang w:val="en-US"/>
-                    </w:rPr>
-                    <w:t>)#</w:t>
-                  </w:r>
-                  <w:proofErr w:type="gramEnd"/>
-                  <w:r>
-                    <w:rPr>
-                      <w:lang w:val="en-US"/>
-                    </w:rPr>
-                    <w:t>vlan 11</w:t>
-                  </w:r>
-                </w:p>
-                <w:p>
-                  <w:pPr>
-                    <w:pStyle w:val="Sansinterligne"/>
-                    <w:rPr>
-                      <w:lang w:val="en-US"/>
-                    </w:rPr>
-                  </w:pPr>
-                  <w:r>
-                    <w:rPr>
-                      <w:lang w:val="en-US"/>
-                    </w:rPr>
-                    <w:t>Switch(config-</w:t>
-                  </w:r>
-                  <w:proofErr w:type="spellStart"/>
-                  <w:proofErr w:type="gramStart"/>
-                  <w:r>
-                    <w:rPr>
-                      <w:lang w:val="en-US"/>
-                    </w:rPr>
-                    <w:t>vlan</w:t>
-                  </w:r>
-                  <w:proofErr w:type="spellEnd"/>
-                  <w:r>
-                    <w:rPr>
-                      <w:lang w:val="en-US"/>
-                    </w:rPr>
-                    <w:t>)#</w:t>
-                  </w:r>
-                  <w:proofErr w:type="gramEnd"/>
-                  <w:r>
-                    <w:rPr>
-                      <w:lang w:val="en-US"/>
-                    </w:rPr>
-                    <w:t xml:space="preserve">name </w:t>
-                  </w:r>
-                  <w:proofErr w:type="spellStart"/>
-                  <w:r>
-                    <w:rPr>
-                      <w:lang w:val="en-US"/>
-                    </w:rPr>
-                    <w:t>vlan_basketball</w:t>
-                  </w:r>
-                  <w:proofErr w:type="spellEnd"/>
-                </w:p>
-                <w:p>
-                  <w:pPr>
-                    <w:pStyle w:val="Sansinterligne"/>
-                    <w:rPr>
-                      <w:lang w:val="en-US"/>
-                    </w:rPr>
-                  </w:pPr>
-                  <w:r>
-                    <w:rPr>
-                      <w:lang w:val="en-US"/>
-                    </w:rPr>
-                    <w:t>Switch(config-</w:t>
-                  </w:r>
-                  <w:proofErr w:type="spellStart"/>
-                  <w:proofErr w:type="gramStart"/>
-                  <w:r>
-                    <w:rPr>
-                      <w:lang w:val="en-US"/>
-                    </w:rPr>
-                    <w:t>vlan</w:t>
-                  </w:r>
-                  <w:proofErr w:type="spellEnd"/>
-                  <w:r>
-                    <w:rPr>
-                      <w:lang w:val="en-US"/>
-                    </w:rPr>
-                    <w:t>)#</w:t>
-                  </w:r>
-                  <w:proofErr w:type="gramEnd"/>
-                  <w:r>
-                    <w:rPr>
-                      <w:lang w:val="en-US"/>
-                    </w:rPr>
-                    <w:t>vlan 12</w:t>
+                    <w:t>Switch(config-vlan)#name vlan_tennis</w:t>
+                  </w:r>
+                </w:p>
+                <w:p>
+                  <w:pPr>
+                    <w:pStyle w:val="Sansinterligne"/>
+                    <w:rPr>
+                      <w:lang w:val="en-US"/>
+                    </w:rPr>
+                  </w:pPr>
+                  <w:r>
+                    <w:rPr>
+                      <w:lang w:val="en-US"/>
+                    </w:rPr>
+                    <w:t>Switch(config-vlan)#vlan 11</w:t>
+                  </w:r>
+                </w:p>
+                <w:p>
+                  <w:pPr>
+                    <w:pStyle w:val="Sansinterligne"/>
+                    <w:rPr>
+                      <w:lang w:val="en-US"/>
+                    </w:rPr>
+                  </w:pPr>
+                  <w:r>
+                    <w:rPr>
+                      <w:lang w:val="en-US"/>
+                    </w:rPr>
+                    <w:t>Switch(config-vlan)#name vlan_basketball</w:t>
+                  </w:r>
+                </w:p>
+                <w:p>
+                  <w:pPr>
+                    <w:pStyle w:val="Sansinterligne"/>
+                    <w:rPr>
+                      <w:lang w:val="en-US"/>
+                    </w:rPr>
+                  </w:pPr>
+                  <w:r>
+                    <w:rPr>
+                      <w:lang w:val="en-US"/>
+                    </w:rPr>
+                    <w:t>Switch(config-vlan)#vlan 12</w:t>
                   </w:r>
                 </w:p>
                 <w:p>
@@ -3005,65 +2168,21 @@
                     <w:rPr>
                       <w:lang w:val="nl-NL"/>
                     </w:rPr>
-                    <w:t>Switch(</w:t>
-                  </w:r>
-                  <w:proofErr w:type="spellStart"/>
+                    <w:t>Switch(config-vlan)#name vlan_</w:t>
+                  </w:r>
                   <w:r>
                     <w:rPr>
                       <w:lang w:val="nl-NL"/>
                     </w:rPr>
-                    <w:t>config-</w:t>
-                  </w:r>
-                  <w:proofErr w:type="gramStart"/>
-                  <w:r>
-                    <w:rPr>
-                      <w:lang w:val="nl-NL"/>
-                    </w:rPr>
-                    <w:t>vlan</w:t>
-                  </w:r>
-                  <w:proofErr w:type="spellEnd"/>
-                  <w:r>
-                    <w:rPr>
-                      <w:lang w:val="nl-NL"/>
-                    </w:rPr>
-                    <w:t>)#</w:t>
-                  </w:r>
-                  <w:proofErr w:type="gramEnd"/>
-                  <w:r>
-                    <w:rPr>
-                      <w:lang w:val="nl-NL"/>
-                    </w:rPr>
-                    <w:t xml:space="preserve">name </w:t>
-                  </w:r>
-                  <w:proofErr w:type="spellStart"/>
-                  <w:r>
-                    <w:rPr>
-                      <w:lang w:val="nl-NL"/>
-                    </w:rPr>
-                    <w:t>vlan_</w:t>
-                  </w:r>
-                  <w:r>
-                    <w:rPr>
-                      <w:lang w:val="nl-NL"/>
-                    </w:rPr>
                     <w:t>athletisme</w:t>
                   </w:r>
-                  <w:proofErr w:type="spellEnd"/>
-                </w:p>
-                <w:p>
-                  <w:pPr>
-                    <w:pStyle w:val="Sansinterligne"/>
-                  </w:pPr>
-                  <w:r>
-                    <w:t xml:space="preserve">--- Configuration des ports </w:t>
-                  </w:r>
-                  <w:proofErr w:type="spellStart"/>
-                  <w:r>
-                    <w:t>trunk</w:t>
-                  </w:r>
-                  <w:proofErr w:type="spellEnd"/>
-                  <w:r>
-                    <w:t xml:space="preserve"> f</w:t>
+                </w:p>
+                <w:p>
+                  <w:pPr>
+                    <w:pStyle w:val="Sansinterligne"/>
+                  </w:pPr>
+                  <w:r>
+                    <w:t>--- Configuration des ports trunk f</w:t>
                   </w:r>
                   <w:r>
                     <w:t>a0/1, fa0/2 et fa0/24 ---</w:t>
@@ -3094,217 +2213,91 @@
                     <w:rPr>
                       <w:lang w:val="en-US"/>
                     </w:rPr>
-                    <w:t>Switch(config-</w:t>
-                  </w:r>
-                  <w:proofErr w:type="gramStart"/>
-                  <w:r>
-                    <w:rPr>
-                      <w:lang w:val="en-US"/>
-                    </w:rPr>
-                    <w:t>if)#</w:t>
-                  </w:r>
-                  <w:proofErr w:type="gramEnd"/>
-                  <w:r>
-                    <w:rPr>
-                      <w:lang w:val="en-US"/>
-                    </w:rPr>
-                    <w:t xml:space="preserve">switchport mode trunk </w:t>
-                  </w:r>
-                </w:p>
-                <w:p>
-                  <w:pPr>
-                    <w:pStyle w:val="Sansinterligne"/>
-                    <w:rPr>
-                      <w:lang w:val="en-US"/>
-                    </w:rPr>
-                  </w:pPr>
-                  <w:r>
-                    <w:rPr>
-                      <w:lang w:val="en-US"/>
-                    </w:rPr>
-                    <w:t>Switch(config-</w:t>
-                  </w:r>
-                  <w:proofErr w:type="gramStart"/>
-                  <w:r>
-                    <w:rPr>
-                      <w:lang w:val="en-US"/>
-                    </w:rPr>
-                    <w:t>if)#</w:t>
-                  </w:r>
-                  <w:proofErr w:type="gramEnd"/>
-                  <w:r>
-                    <w:rPr>
-                      <w:lang w:val="en-US"/>
-                    </w:rPr>
-                    <w:t xml:space="preserve">switchport trunk allowed </w:t>
-                  </w:r>
-                  <w:proofErr w:type="spellStart"/>
-                  <w:r>
-                    <w:rPr>
-                      <w:lang w:val="en-US"/>
-                    </w:rPr>
-                    <w:t>vlan</w:t>
-                  </w:r>
-                  <w:proofErr w:type="spellEnd"/>
-                  <w:r>
-                    <w:rPr>
-                      <w:lang w:val="en-US"/>
-                    </w:rPr>
-                    <w:t xml:space="preserve"> 10,11</w:t>
-                  </w:r>
-                </w:p>
-                <w:p>
-                  <w:pPr>
-                    <w:pStyle w:val="Sansinterligne"/>
-                    <w:rPr>
-                      <w:lang w:val="en-US"/>
-                    </w:rPr>
-                  </w:pPr>
-                  <w:r>
-                    <w:rPr>
-                      <w:lang w:val="en-US"/>
-                    </w:rPr>
-                    <w:t>Switch(config-</w:t>
-                  </w:r>
-                  <w:proofErr w:type="gramStart"/>
-                  <w:r>
-                    <w:rPr>
-                      <w:lang w:val="en-US"/>
-                    </w:rPr>
-                    <w:t>if)#</w:t>
-                  </w:r>
-                  <w:proofErr w:type="gramEnd"/>
-                  <w:r>
-                    <w:rPr>
-                      <w:lang w:val="en-US"/>
-                    </w:rPr>
-                    <w:t>no shut</w:t>
-                  </w:r>
-                </w:p>
-                <w:p>
-                  <w:pPr>
-                    <w:pStyle w:val="Sansinterligne"/>
-                    <w:rPr>
-                      <w:lang w:val="en-US"/>
-                    </w:rPr>
-                  </w:pPr>
-                  <w:r>
-                    <w:rPr>
-                      <w:lang w:val="en-US"/>
-                    </w:rPr>
-                    <w:t>Switch(config-</w:t>
-                  </w:r>
-                  <w:proofErr w:type="gramStart"/>
-                  <w:r>
-                    <w:rPr>
-                      <w:lang w:val="en-US"/>
-                    </w:rPr>
-                    <w:t>if)#</w:t>
-                  </w:r>
-                  <w:proofErr w:type="gramEnd"/>
-                  <w:r>
-                    <w:rPr>
-                      <w:lang w:val="en-US"/>
-                    </w:rPr>
-                    <w:t>int fa0/2</w:t>
-                  </w:r>
-                </w:p>
-                <w:p>
-                  <w:pPr>
-                    <w:pStyle w:val="Sansinterligne"/>
-                    <w:rPr>
-                      <w:lang w:val="en-US"/>
-                    </w:rPr>
-                  </w:pPr>
-                  <w:r>
-                    <w:rPr>
-                      <w:lang w:val="en-US"/>
-                    </w:rPr>
-                    <w:t>Switch(config-</w:t>
-                  </w:r>
-                  <w:proofErr w:type="gramStart"/>
-                  <w:r>
-                    <w:rPr>
-                      <w:lang w:val="en-US"/>
-                    </w:rPr>
-                    <w:t>if)#</w:t>
-                  </w:r>
-                  <w:proofErr w:type="gramEnd"/>
-                  <w:r>
-                    <w:rPr>
-                      <w:lang w:val="en-US"/>
-                    </w:rPr>
-                    <w:t xml:space="preserve">switchport mode trunk </w:t>
-                  </w:r>
-                </w:p>
-                <w:p>
-                  <w:pPr>
-                    <w:pStyle w:val="Sansinterligne"/>
-                    <w:rPr>
-                      <w:lang w:val="en-US"/>
-                    </w:rPr>
-                  </w:pPr>
-                  <w:r>
-                    <w:rPr>
-                      <w:lang w:val="en-US"/>
-                    </w:rPr>
-                    <w:t>Switch(config-</w:t>
-                  </w:r>
-                  <w:proofErr w:type="gramStart"/>
-                  <w:r>
-                    <w:rPr>
-                      <w:lang w:val="en-US"/>
-                    </w:rPr>
-                    <w:t>if)#</w:t>
-                  </w:r>
-                  <w:proofErr w:type="gramEnd"/>
-                  <w:r>
-                    <w:rPr>
-                      <w:lang w:val="en-US"/>
-                    </w:rPr>
-                    <w:t xml:space="preserve">switchport trunk allowed </w:t>
-                  </w:r>
-                  <w:proofErr w:type="spellStart"/>
-                  <w:r>
-                    <w:rPr>
-                      <w:lang w:val="en-US"/>
-                    </w:rPr>
-                    <w:t>vlan</w:t>
-                  </w:r>
-                  <w:proofErr w:type="spellEnd"/>
-                  <w:r>
-                    <w:rPr>
-                      <w:lang w:val="en-US"/>
-                    </w:rPr>
-                    <w:t xml:space="preserve"> 12</w:t>
-                  </w:r>
-                </w:p>
-                <w:p>
-                  <w:pPr>
-                    <w:pStyle w:val="Sansinterligne"/>
-                    <w:rPr>
-                      <w:lang w:val="en-US"/>
-                    </w:rPr>
-                  </w:pPr>
-                  <w:r>
-                    <w:rPr>
-                      <w:lang w:val="en-US"/>
-                    </w:rPr>
-                    <w:t>Switch(config-</w:t>
-                  </w:r>
-                  <w:proofErr w:type="gramStart"/>
-                  <w:r>
-                    <w:rPr>
-                      <w:lang w:val="en-US"/>
-                    </w:rPr>
-                    <w:t>if)#</w:t>
-                  </w:r>
-                  <w:proofErr w:type="gramEnd"/>
-                  <w:r>
-                    <w:rPr>
-                      <w:lang w:val="en-US"/>
-                    </w:rPr>
-                    <w:t>no shut</w:t>
+                    <w:t xml:space="preserve">Switch(config-if)#switchport mode trunk </w:t>
+                  </w:r>
+                </w:p>
+                <w:p>
+                  <w:pPr>
+                    <w:pStyle w:val="Sansinterligne"/>
+                    <w:rPr>
+                      <w:lang w:val="en-US"/>
+                    </w:rPr>
+                  </w:pPr>
+                  <w:r>
+                    <w:rPr>
+                      <w:lang w:val="en-US"/>
+                    </w:rPr>
+                    <w:t>Switch(config-if)#switchport trunk allowed vlan 10,11</w:t>
+                  </w:r>
+                </w:p>
+                <w:p>
+                  <w:pPr>
+                    <w:pStyle w:val="Sansinterligne"/>
+                    <w:rPr>
+                      <w:lang w:val="en-US"/>
+                    </w:rPr>
+                  </w:pPr>
+                  <w:r>
+                    <w:rPr>
+                      <w:lang w:val="en-US"/>
+                    </w:rPr>
+                    <w:t>Switch(config-if)#no shut</w:t>
+                  </w:r>
+                </w:p>
+                <w:p>
+                  <w:pPr>
+                    <w:pStyle w:val="Sansinterligne"/>
+                    <w:rPr>
+                      <w:lang w:val="en-US"/>
+                    </w:rPr>
+                  </w:pPr>
+                  <w:r>
+                    <w:rPr>
+                      <w:lang w:val="en-US"/>
+                    </w:rPr>
+                    <w:t>Switch(config-if)#int fa0/2</w:t>
+                  </w:r>
+                </w:p>
+                <w:p>
+                  <w:pPr>
+                    <w:pStyle w:val="Sansinterligne"/>
+                    <w:rPr>
+                      <w:lang w:val="en-US"/>
+                    </w:rPr>
+                  </w:pPr>
+                  <w:r>
+                    <w:rPr>
+                      <w:lang w:val="en-US"/>
+                    </w:rPr>
+                    <w:t xml:space="preserve">Switch(config-if)#switchport mode trunk </w:t>
+                  </w:r>
+                </w:p>
+                <w:p>
+                  <w:pPr>
+                    <w:pStyle w:val="Sansinterligne"/>
+                    <w:rPr>
+                      <w:lang w:val="en-US"/>
+                    </w:rPr>
+                  </w:pPr>
+                  <w:r>
+                    <w:rPr>
+                      <w:lang w:val="en-US"/>
+                    </w:rPr>
+                    <w:t>Switch(config-if)#switchport trunk allowed vlan 12</w:t>
+                  </w:r>
+                </w:p>
+                <w:p>
+                  <w:pPr>
+                    <w:pStyle w:val="Sansinterligne"/>
+                    <w:rPr>
+                      <w:lang w:val="en-US"/>
+                    </w:rPr>
+                  </w:pPr>
+                  <w:r>
+                    <w:rPr>
+                      <w:lang w:val="en-US"/>
+                    </w:rPr>
+                    <w:t>Switch(config-if)#no shut</w:t>
                   </w:r>
                 </w:p>
                 <w:p>
@@ -3332,119 +2325,49 @@
                     <w:rPr>
                       <w:lang w:val="en-US"/>
                     </w:rPr>
-                    <w:t>Switch(config-</w:t>
-                  </w:r>
-                  <w:proofErr w:type="gramStart"/>
-                  <w:r>
-                    <w:rPr>
-                      <w:lang w:val="en-US"/>
-                    </w:rPr>
-                    <w:t>if)#</w:t>
-                  </w:r>
-                  <w:proofErr w:type="gramEnd"/>
-                  <w:r>
-                    <w:rPr>
-                      <w:lang w:val="en-US"/>
-                    </w:rPr>
-                    <w:t>int fa0/24</w:t>
-                  </w:r>
-                </w:p>
-                <w:p>
-                  <w:pPr>
-                    <w:pStyle w:val="Sansinterligne"/>
-                    <w:rPr>
-                      <w:lang w:val="en-US"/>
-                    </w:rPr>
-                  </w:pPr>
-                  <w:r>
-                    <w:rPr>
-                      <w:lang w:val="en-US"/>
-                    </w:rPr>
-                    <w:t>Switch(config-</w:t>
-                  </w:r>
-                  <w:proofErr w:type="gramStart"/>
-                  <w:r>
-                    <w:rPr>
-                      <w:lang w:val="en-US"/>
-                    </w:rPr>
-                    <w:t>if)#</w:t>
-                  </w:r>
-                  <w:proofErr w:type="gramEnd"/>
-                  <w:r>
-                    <w:rPr>
-                      <w:lang w:val="en-US"/>
-                    </w:rPr>
-                    <w:t xml:space="preserve">switchport mode trunk </w:t>
-                  </w:r>
-                </w:p>
-                <w:p>
-                  <w:pPr>
-                    <w:pStyle w:val="Sansinterligne"/>
-                    <w:rPr>
-                      <w:lang w:val="en-US"/>
-                    </w:rPr>
-                  </w:pPr>
-                  <w:r>
-                    <w:rPr>
-                      <w:lang w:val="en-US"/>
-                    </w:rPr>
-                    <w:t>Switch(config-</w:t>
-                  </w:r>
-                  <w:proofErr w:type="gramStart"/>
-                  <w:r>
-                    <w:rPr>
-                      <w:lang w:val="en-US"/>
-                    </w:rPr>
-                    <w:t>if)#</w:t>
-                  </w:r>
-                  <w:proofErr w:type="gramEnd"/>
-                  <w:r>
-                    <w:rPr>
-                      <w:lang w:val="en-US"/>
-                    </w:rPr>
-                    <w:t xml:space="preserve">switchport trunk allowed </w:t>
-                  </w:r>
-                  <w:proofErr w:type="spellStart"/>
-                  <w:r>
-                    <w:rPr>
-                      <w:lang w:val="en-US"/>
-                    </w:rPr>
-                    <w:t>vlan</w:t>
-                  </w:r>
-                  <w:proofErr w:type="spellEnd"/>
-                  <w:r>
-                    <w:rPr>
-                      <w:lang w:val="en-US"/>
-                    </w:rPr>
-                    <w:t xml:space="preserve"> 10,11,12</w:t>
-                  </w:r>
-                </w:p>
-                <w:p>
-                  <w:pPr>
-                    <w:pStyle w:val="Sansinterligne"/>
-                    <w:rPr>
-                      <w:lang w:val="en-US"/>
-                    </w:rPr>
-                  </w:pPr>
-                  <w:r>
-                    <w:rPr>
-                      <w:lang w:val="en-US"/>
-                    </w:rPr>
-                    <w:t>Switch(config-</w:t>
-                  </w:r>
-                  <w:proofErr w:type="gramStart"/>
-                  <w:r>
-                    <w:rPr>
-                      <w:lang w:val="en-US"/>
-                    </w:rPr>
-                    <w:t>if)#</w:t>
-                  </w:r>
-                  <w:proofErr w:type="gramEnd"/>
-                  <w:r>
-                    <w:rPr>
-                      <w:lang w:val="en-US"/>
-                    </w:rPr>
-                    <w:t>no shut</w:t>
+                    <w:t>Switch(config-if)#int fa0/24</w:t>
+                  </w:r>
+                </w:p>
+                <w:p>
+                  <w:pPr>
+                    <w:pStyle w:val="Sansinterligne"/>
+                    <w:rPr>
+                      <w:lang w:val="en-US"/>
+                    </w:rPr>
+                  </w:pPr>
+                  <w:r>
+                    <w:rPr>
+                      <w:lang w:val="en-US"/>
+                    </w:rPr>
+                    <w:t xml:space="preserve">Switch(config-if)#switchport mode trunk </w:t>
+                  </w:r>
+                </w:p>
+                <w:p>
+                  <w:pPr>
+                    <w:pStyle w:val="Sansinterligne"/>
+                    <w:rPr>
+                      <w:lang w:val="en-US"/>
+                    </w:rPr>
+                  </w:pPr>
+                  <w:r>
+                    <w:rPr>
+                      <w:lang w:val="en-US"/>
+                    </w:rPr>
+                    <w:t>Switch(config-if)#switchport trunk allowed vlan 10,11,12</w:t>
+                  </w:r>
+                </w:p>
+                <w:p>
+                  <w:pPr>
+                    <w:pStyle w:val="Sansinterligne"/>
+                    <w:rPr>
+                      <w:lang w:val="en-US"/>
+                    </w:rPr>
+                  </w:pPr>
+                  <w:r>
+                    <w:rPr>
+                      <w:lang w:val="en-US"/>
+                    </w:rPr>
+                    <w:t>Switch(config-if)#no shut</w:t>
                   </w:r>
                 </w:p>
               </w:tc>
@@ -3533,15 +2456,7 @@
               </w:rPr>
             </w:pPr>
             <w:r>
-              <w:t xml:space="preserve">Le switch « SW2LIG » gère les VLAN 10 et 11 soit la ligue tennis et basket. Le port f0/24 est relié au switch « SW1LIG » et est configuré en </w:t>
-            </w:r>
-            <w:proofErr w:type="spellStart"/>
-            <w:r>
-              <w:t>trunk</w:t>
-            </w:r>
-            <w:proofErr w:type="spellEnd"/>
-            <w:r>
-              <w:t>.</w:t>
+              <w:t>Le switch « SW2LIG » gère les VLAN 10 et 11 soit la ligue tennis et basket. Le port f0/24 est relié au switch « SW1LIG » et est configuré en trunk.</w:t>
             </w:r>
           </w:p>
           <w:tbl>
@@ -3593,19 +2508,11 @@
                       <w:lang w:val="en-US"/>
                     </w:rPr>
                   </w:pPr>
-                  <w:proofErr w:type="spellStart"/>
-                  <w:r>
-                    <w:rPr>
-                      <w:lang w:val="en-US"/>
-                    </w:rPr>
-                    <w:t>Switch#conf</w:t>
-                  </w:r>
-                  <w:proofErr w:type="spellEnd"/>
-                  <w:r>
-                    <w:rPr>
-                      <w:lang w:val="en-US"/>
-                    </w:rPr>
-                    <w:t xml:space="preserve"> t</w:t>
+                  <w:r>
+                    <w:rPr>
+                      <w:lang w:val="en-US"/>
+                    </w:rPr>
+                    <w:t>Switch#conf t</w:t>
                   </w:r>
                 </w:p>
                 <w:p>
@@ -3633,21 +2540,7 @@
                     <w:rPr>
                       <w:lang w:val="en-US"/>
                     </w:rPr>
-                    <w:t xml:space="preserve">--- </w:t>
-                  </w:r>
-                  <w:proofErr w:type="spellStart"/>
-                  <w:r>
-                    <w:rPr>
-                      <w:lang w:val="en-US"/>
-                    </w:rPr>
-                    <w:t>Nommage</w:t>
-                  </w:r>
-                  <w:proofErr w:type="spellEnd"/>
-                  <w:r>
-                    <w:rPr>
-                      <w:lang w:val="en-US"/>
-                    </w:rPr>
-                    <w:t xml:space="preserve"> des VLAN ---</w:t>
+                    <w:t>--- Nommage des VLAN ---</w:t>
                   </w:r>
                 </w:p>
                 <w:p>
@@ -3675,73 +2568,21 @@
                     <w:rPr>
                       <w:lang w:val="en-US"/>
                     </w:rPr>
-                    <w:t>Switch(config-</w:t>
-                  </w:r>
-                  <w:proofErr w:type="spellStart"/>
-                  <w:proofErr w:type="gramStart"/>
-                  <w:r>
-                    <w:rPr>
-                      <w:lang w:val="en-US"/>
-                    </w:rPr>
-                    <w:t>vlan</w:t>
-                  </w:r>
-                  <w:proofErr w:type="spellEnd"/>
-                  <w:r>
-                    <w:rPr>
-                      <w:lang w:val="en-US"/>
-                    </w:rPr>
-                    <w:t>)#</w:t>
-                  </w:r>
-                  <w:proofErr w:type="gramEnd"/>
-                  <w:r>
-                    <w:rPr>
-                      <w:lang w:val="en-US"/>
-                    </w:rPr>
-                    <w:t xml:space="preserve">name </w:t>
-                  </w:r>
-                  <w:proofErr w:type="spellStart"/>
-                  <w:r>
-                    <w:rPr>
-                      <w:lang w:val="en-US"/>
-                    </w:rPr>
-                    <w:t>vlan_tennis</w:t>
-                  </w:r>
-                  <w:proofErr w:type="spellEnd"/>
-                </w:p>
-                <w:p>
-                  <w:pPr>
-                    <w:pStyle w:val="Sansinterligne"/>
-                    <w:rPr>
-                      <w:lang w:val="en-US"/>
-                    </w:rPr>
-                  </w:pPr>
-                  <w:r>
-                    <w:rPr>
-                      <w:lang w:val="en-US"/>
-                    </w:rPr>
-                    <w:t>Switch(config-</w:t>
-                  </w:r>
-                  <w:proofErr w:type="spellStart"/>
-                  <w:proofErr w:type="gramStart"/>
-                  <w:r>
-                    <w:rPr>
-                      <w:lang w:val="en-US"/>
-                    </w:rPr>
-                    <w:t>vlan</w:t>
-                  </w:r>
-                  <w:proofErr w:type="spellEnd"/>
-                  <w:r>
-                    <w:rPr>
-                      <w:lang w:val="en-US"/>
-                    </w:rPr>
-                    <w:t>)#</w:t>
-                  </w:r>
-                  <w:proofErr w:type="gramEnd"/>
-                  <w:r>
-                    <w:rPr>
-                      <w:lang w:val="en-US"/>
-                    </w:rPr>
-                    <w:t>vlan 11</w:t>
+                    <w:t>Switch(config-vlan)#name vlan_tennis</w:t>
+                  </w:r>
+                </w:p>
+                <w:p>
+                  <w:pPr>
+                    <w:pStyle w:val="Sansinterligne"/>
+                    <w:rPr>
+                      <w:lang w:val="en-US"/>
+                    </w:rPr>
+                  </w:pPr>
+                  <w:r>
+                    <w:rPr>
+                      <w:lang w:val="en-US"/>
+                    </w:rPr>
+                    <w:t>Switch(config-vlan)#vlan 11</w:t>
                   </w:r>
                 </w:p>
                 <w:p>
@@ -3770,32 +2611,7 @@
                       <w:rFonts w:hint="eastAsia"/>
                       <w:lang w:val="en-US"/>
                     </w:rPr>
-                    <w:t>Switch(config-</w:t>
-                  </w:r>
-                  <w:proofErr w:type="spellStart"/>
-                  <w:proofErr w:type="gramStart"/>
-                  <w:r>
-                    <w:rPr>
-                      <w:rFonts w:hint="eastAsia"/>
-                      <w:lang w:val="en-US"/>
-                    </w:rPr>
-                    <w:t>vlan</w:t>
-                  </w:r>
-                  <w:proofErr w:type="spellEnd"/>
-                  <w:r>
-                    <w:rPr>
-                      <w:rFonts w:hint="eastAsia"/>
-                      <w:lang w:val="en-US"/>
-                    </w:rPr>
-                    <w:t>)#</w:t>
-                  </w:r>
-                  <w:proofErr w:type="gramEnd"/>
-                  <w:r>
-                    <w:rPr>
-                      <w:rFonts w:hint="eastAsia"/>
-                      <w:lang w:val="en-US"/>
-                    </w:rPr>
-                    <w:t>exit</w:t>
+                    <w:t>Switch(config-vlan)#exit</w:t>
                   </w:r>
                 </w:p>
                 <w:p>
@@ -3831,70 +2647,22 @@
                       <w:rFonts w:hint="eastAsia"/>
                       <w:lang w:val="en-US"/>
                     </w:rPr>
-                    <w:t>Switch(config-</w:t>
-                  </w:r>
-                  <w:proofErr w:type="gramStart"/>
-                  <w:r>
-                    <w:rPr>
-                      <w:rFonts w:hint="eastAsia"/>
-                      <w:lang w:val="en-US"/>
-                    </w:rPr>
-                    <w:t>if)#</w:t>
-                  </w:r>
-                  <w:proofErr w:type="gramEnd"/>
-                  <w:r>
-                    <w:rPr>
-                      <w:rFonts w:hint="eastAsia"/>
-                      <w:lang w:val="en-US"/>
-                    </w:rPr>
-                    <w:t xml:space="preserve">switchport access </w:t>
-                  </w:r>
-                  <w:proofErr w:type="spellStart"/>
-                  <w:r>
-                    <w:rPr>
-                      <w:rFonts w:hint="eastAsia"/>
-                      <w:lang w:val="en-US"/>
-                    </w:rPr>
-                    <w:t>vlan</w:t>
-                  </w:r>
-                  <w:proofErr w:type="spellEnd"/>
-                  <w:r>
-                    <w:rPr>
-                      <w:rFonts w:hint="eastAsia"/>
-                      <w:lang w:val="en-US"/>
-                    </w:rPr>
-                    <w:t xml:space="preserve"> 10</w:t>
-                  </w:r>
-                </w:p>
-                <w:p>
-                  <w:pPr>
-                    <w:pStyle w:val="Sansinterligne"/>
-                    <w:rPr>
-                      <w:lang w:val="en-US"/>
-                    </w:rPr>
-                  </w:pPr>
-                  <w:r>
-                    <w:rPr>
-                      <w:rFonts w:hint="eastAsia"/>
-                      <w:lang w:val="en-US"/>
-                    </w:rPr>
-                    <w:t>Switch(config-</w:t>
-                  </w:r>
-                  <w:proofErr w:type="gramStart"/>
-                  <w:r>
-                    <w:rPr>
-                      <w:rFonts w:hint="eastAsia"/>
-                      <w:lang w:val="en-US"/>
-                    </w:rPr>
-                    <w:t>if)#</w:t>
-                  </w:r>
-                  <w:proofErr w:type="gramEnd"/>
-                  <w:r>
-                    <w:rPr>
-                      <w:rFonts w:hint="eastAsia"/>
-                      <w:lang w:val="en-US"/>
-                    </w:rPr>
-                    <w:t>no shut</w:t>
+                    <w:t>Switch(config-if)#switchport access vlan 10</w:t>
+                  </w:r>
+                </w:p>
+                <w:p>
+                  <w:pPr>
+                    <w:pStyle w:val="Sansinterligne"/>
+                    <w:rPr>
+                      <w:lang w:val="en-US"/>
+                    </w:rPr>
+                  </w:pPr>
+                  <w:r>
+                    <w:rPr>
+                      <w:rFonts w:hint="eastAsia"/>
+                      <w:lang w:val="en-US"/>
+                    </w:rPr>
+                    <w:t>Switch(config-if)#no shut</w:t>
                   </w:r>
                 </w:p>
                 <w:p>
@@ -3931,70 +2699,22 @@
                       <w:rFonts w:hint="eastAsia"/>
                       <w:lang w:val="en-US"/>
                     </w:rPr>
-                    <w:t>Switch(config-</w:t>
-                  </w:r>
-                  <w:proofErr w:type="gramStart"/>
-                  <w:r>
-                    <w:rPr>
-                      <w:rFonts w:hint="eastAsia"/>
-                      <w:lang w:val="en-US"/>
-                    </w:rPr>
-                    <w:t>if)#</w:t>
-                  </w:r>
-                  <w:proofErr w:type="gramEnd"/>
-                  <w:r>
-                    <w:rPr>
-                      <w:rFonts w:hint="eastAsia"/>
-                      <w:lang w:val="en-US"/>
-                    </w:rPr>
-                    <w:t xml:space="preserve">switchport access </w:t>
-                  </w:r>
-                  <w:proofErr w:type="spellStart"/>
-                  <w:r>
-                    <w:rPr>
-                      <w:rFonts w:hint="eastAsia"/>
-                      <w:lang w:val="en-US"/>
-                    </w:rPr>
-                    <w:t>vlan</w:t>
-                  </w:r>
-                  <w:proofErr w:type="spellEnd"/>
-                  <w:r>
-                    <w:rPr>
-                      <w:rFonts w:hint="eastAsia"/>
-                      <w:lang w:val="en-US"/>
-                    </w:rPr>
-                    <w:t xml:space="preserve"> 10</w:t>
-                  </w:r>
-                </w:p>
-                <w:p>
-                  <w:pPr>
-                    <w:pStyle w:val="Sansinterligne"/>
-                    <w:rPr>
-                      <w:lang w:val="en-US"/>
-                    </w:rPr>
-                  </w:pPr>
-                  <w:r>
-                    <w:rPr>
-                      <w:rFonts w:hint="eastAsia"/>
-                      <w:lang w:val="en-US"/>
-                    </w:rPr>
-                    <w:t>Switch(config-</w:t>
-                  </w:r>
-                  <w:proofErr w:type="gramStart"/>
-                  <w:r>
-                    <w:rPr>
-                      <w:rFonts w:hint="eastAsia"/>
-                      <w:lang w:val="en-US"/>
-                    </w:rPr>
-                    <w:t>if)#</w:t>
-                  </w:r>
-                  <w:proofErr w:type="gramEnd"/>
-                  <w:r>
-                    <w:rPr>
-                      <w:rFonts w:hint="eastAsia"/>
-                      <w:lang w:val="en-US"/>
-                    </w:rPr>
-                    <w:t>no shut</w:t>
+                    <w:t>Switch(config-if)#switchport access vlan 10</w:t>
+                  </w:r>
+                </w:p>
+                <w:p>
+                  <w:pPr>
+                    <w:pStyle w:val="Sansinterligne"/>
+                    <w:rPr>
+                      <w:lang w:val="en-US"/>
+                    </w:rPr>
+                  </w:pPr>
+                  <w:r>
+                    <w:rPr>
+                      <w:rFonts w:hint="eastAsia"/>
+                      <w:lang w:val="en-US"/>
+                    </w:rPr>
+                    <w:t>Switch(config-if)#no shut</w:t>
                   </w:r>
                 </w:p>
                 <w:p>
@@ -4030,101 +2750,37 @@
                       <w:rFonts w:hint="eastAsia"/>
                       <w:lang w:val="en-US"/>
                     </w:rPr>
-                    <w:t>Switch(config-</w:t>
-                  </w:r>
-                  <w:proofErr w:type="gramStart"/>
-                  <w:r>
-                    <w:rPr>
-                      <w:rFonts w:hint="eastAsia"/>
-                      <w:lang w:val="en-US"/>
-                    </w:rPr>
-                    <w:t>if)#</w:t>
-                  </w:r>
-                  <w:proofErr w:type="gramEnd"/>
-                  <w:r>
-                    <w:rPr>
-                      <w:rFonts w:hint="eastAsia"/>
-                      <w:lang w:val="en-US"/>
-                    </w:rPr>
-                    <w:t xml:space="preserve">switchport access </w:t>
-                  </w:r>
-                  <w:proofErr w:type="spellStart"/>
-                  <w:r>
-                    <w:rPr>
-                      <w:rFonts w:hint="eastAsia"/>
-                      <w:lang w:val="en-US"/>
-                    </w:rPr>
-                    <w:t>vlan</w:t>
-                  </w:r>
-                  <w:proofErr w:type="spellEnd"/>
-                  <w:r>
-                    <w:rPr>
-                      <w:rFonts w:hint="eastAsia"/>
-                      <w:lang w:val="en-US"/>
-                    </w:rPr>
-                    <w:t xml:space="preserve"> 10</w:t>
-                  </w:r>
-                </w:p>
-                <w:p>
-                  <w:pPr>
-                    <w:pStyle w:val="Sansinterligne"/>
-                    <w:rPr>
-                      <w:lang w:val="en-US"/>
-                    </w:rPr>
-                  </w:pPr>
-                  <w:r>
-                    <w:rPr>
-                      <w:rFonts w:hint="eastAsia"/>
-                      <w:lang w:val="en-US"/>
-                    </w:rPr>
-                    <w:t>Switch(config-</w:t>
-                  </w:r>
-                  <w:proofErr w:type="gramStart"/>
-                  <w:r>
-                    <w:rPr>
-                      <w:rFonts w:hint="eastAsia"/>
-                      <w:lang w:val="en-US"/>
-                    </w:rPr>
-                    <w:t>if)#</w:t>
-                  </w:r>
-                  <w:proofErr w:type="gramEnd"/>
-                  <w:r>
-                    <w:rPr>
-                      <w:rFonts w:hint="eastAsia"/>
-                      <w:lang w:val="en-US"/>
-                    </w:rPr>
-                    <w:t>no shut</w:t>
-                  </w:r>
-                </w:p>
-                <w:p>
-                  <w:pPr>
-                    <w:pStyle w:val="Sansinterligne"/>
-                    <w:rPr>
-                      <w:lang w:val="en-US"/>
-                    </w:rPr>
-                  </w:pPr>
-                  <w:r>
-                    <w:rPr>
-                      <w:rFonts w:hint="eastAsia"/>
-                      <w:lang w:val="en-US"/>
-                    </w:rPr>
-                    <w:t>Switch(config-</w:t>
-                  </w:r>
-                  <w:proofErr w:type="gramStart"/>
-                  <w:r>
-                    <w:rPr>
-                      <w:rFonts w:hint="eastAsia"/>
-                      <w:lang w:val="en-US"/>
-                    </w:rPr>
-                    <w:t>if)#</w:t>
-                  </w:r>
-                  <w:proofErr w:type="gramEnd"/>
-                  <w:r>
-                    <w:rPr>
-                      <w:rFonts w:hint="eastAsia"/>
-                      <w:lang w:val="en-US"/>
-                    </w:rPr>
-                    <w:t>int fa0/</w:t>
+                    <w:t>Switch(config-if)#switchport access vlan 10</w:t>
+                  </w:r>
+                </w:p>
+                <w:p>
+                  <w:pPr>
+                    <w:pStyle w:val="Sansinterligne"/>
+                    <w:rPr>
+                      <w:lang w:val="en-US"/>
+                    </w:rPr>
+                  </w:pPr>
+                  <w:r>
+                    <w:rPr>
+                      <w:rFonts w:hint="eastAsia"/>
+                      <w:lang w:val="en-US"/>
+                    </w:rPr>
+                    <w:t>Switch(config-if)#no shut</w:t>
+                  </w:r>
+                </w:p>
+                <w:p>
+                  <w:pPr>
+                    <w:pStyle w:val="Sansinterligne"/>
+                    <w:rPr>
+                      <w:lang w:val="en-US"/>
+                    </w:rPr>
+                  </w:pPr>
+                  <w:r>
+                    <w:rPr>
+                      <w:rFonts w:hint="eastAsia"/>
+                      <w:lang w:val="en-US"/>
+                    </w:rPr>
+                    <w:t>Switch(config-if)#int fa0/</w:t>
                   </w:r>
                   <w:r>
                     <w:rPr>
@@ -4145,101 +2801,37 @@
                       <w:rFonts w:hint="eastAsia"/>
                       <w:lang w:val="en-US"/>
                     </w:rPr>
-                    <w:t>Switch(config-</w:t>
-                  </w:r>
-                  <w:proofErr w:type="gramStart"/>
-                  <w:r>
-                    <w:rPr>
-                      <w:rFonts w:hint="eastAsia"/>
-                      <w:lang w:val="en-US"/>
-                    </w:rPr>
-                    <w:t>if)#</w:t>
-                  </w:r>
-                  <w:proofErr w:type="gramEnd"/>
-                  <w:r>
-                    <w:rPr>
-                      <w:rFonts w:hint="eastAsia"/>
-                      <w:lang w:val="en-US"/>
-                    </w:rPr>
-                    <w:t xml:space="preserve">switchport access </w:t>
-                  </w:r>
-                  <w:proofErr w:type="spellStart"/>
-                  <w:r>
-                    <w:rPr>
-                      <w:rFonts w:hint="eastAsia"/>
-                      <w:lang w:val="en-US"/>
-                    </w:rPr>
-                    <w:t>vlan</w:t>
-                  </w:r>
-                  <w:proofErr w:type="spellEnd"/>
-                  <w:r>
-                    <w:rPr>
-                      <w:rFonts w:hint="eastAsia"/>
-                      <w:lang w:val="en-US"/>
-                    </w:rPr>
-                    <w:t xml:space="preserve"> 11</w:t>
-                  </w:r>
-                </w:p>
-                <w:p>
-                  <w:pPr>
-                    <w:pStyle w:val="Sansinterligne"/>
-                    <w:rPr>
-                      <w:lang w:val="en-US"/>
-                    </w:rPr>
-                  </w:pPr>
-                  <w:r>
-                    <w:rPr>
-                      <w:rFonts w:hint="eastAsia"/>
-                      <w:lang w:val="en-US"/>
-                    </w:rPr>
-                    <w:t>Switch(config-</w:t>
-                  </w:r>
-                  <w:proofErr w:type="gramStart"/>
-                  <w:r>
-                    <w:rPr>
-                      <w:rFonts w:hint="eastAsia"/>
-                      <w:lang w:val="en-US"/>
-                    </w:rPr>
-                    <w:t>if)#</w:t>
-                  </w:r>
-                  <w:proofErr w:type="gramEnd"/>
-                  <w:r>
-                    <w:rPr>
-                      <w:rFonts w:hint="eastAsia"/>
-                      <w:lang w:val="en-US"/>
-                    </w:rPr>
-                    <w:t>no shut</w:t>
-                  </w:r>
-                </w:p>
-                <w:p>
-                  <w:pPr>
-                    <w:pStyle w:val="Sansinterligne"/>
-                    <w:rPr>
-                      <w:lang w:val="en-US"/>
-                    </w:rPr>
-                  </w:pPr>
-                  <w:r>
-                    <w:rPr>
-                      <w:rFonts w:hint="eastAsia"/>
-                      <w:lang w:val="en-US"/>
-                    </w:rPr>
-                    <w:t>Switch(config-</w:t>
-                  </w:r>
-                  <w:proofErr w:type="gramStart"/>
-                  <w:r>
-                    <w:rPr>
-                      <w:rFonts w:hint="eastAsia"/>
-                      <w:lang w:val="en-US"/>
-                    </w:rPr>
-                    <w:t>if)#</w:t>
-                  </w:r>
-                  <w:proofErr w:type="gramEnd"/>
-                  <w:r>
-                    <w:rPr>
-                      <w:rFonts w:hint="eastAsia"/>
-                      <w:lang w:val="en-US"/>
-                    </w:rPr>
-                    <w:t>int fa0/</w:t>
+                    <w:t>Switch(config-if)#switchport access vlan 11</w:t>
+                  </w:r>
+                </w:p>
+                <w:p>
+                  <w:pPr>
+                    <w:pStyle w:val="Sansinterligne"/>
+                    <w:rPr>
+                      <w:lang w:val="en-US"/>
+                    </w:rPr>
+                  </w:pPr>
+                  <w:r>
+                    <w:rPr>
+                      <w:rFonts w:hint="eastAsia"/>
+                      <w:lang w:val="en-US"/>
+                    </w:rPr>
+                    <w:t>Switch(config-if)#no shut</w:t>
+                  </w:r>
+                </w:p>
+                <w:p>
+                  <w:pPr>
+                    <w:pStyle w:val="Sansinterligne"/>
+                    <w:rPr>
+                      <w:lang w:val="en-US"/>
+                    </w:rPr>
+                  </w:pPr>
+                  <w:r>
+                    <w:rPr>
+                      <w:rFonts w:hint="eastAsia"/>
+                      <w:lang w:val="en-US"/>
+                    </w:rPr>
+                    <w:t>Switch(config-if)#int fa0/</w:t>
                   </w:r>
                   <w:r>
                     <w:rPr>
@@ -4260,101 +2852,37 @@
                       <w:rFonts w:hint="eastAsia"/>
                       <w:lang w:val="en-US"/>
                     </w:rPr>
-                    <w:t>Switch(config-</w:t>
-                  </w:r>
-                  <w:proofErr w:type="gramStart"/>
-                  <w:r>
-                    <w:rPr>
-                      <w:rFonts w:hint="eastAsia"/>
-                      <w:lang w:val="en-US"/>
-                    </w:rPr>
-                    <w:t>if)#</w:t>
-                  </w:r>
-                  <w:proofErr w:type="gramEnd"/>
-                  <w:r>
-                    <w:rPr>
-                      <w:rFonts w:hint="eastAsia"/>
-                      <w:lang w:val="en-US"/>
-                    </w:rPr>
-                    <w:t xml:space="preserve">switchport access </w:t>
-                  </w:r>
-                  <w:proofErr w:type="spellStart"/>
-                  <w:r>
-                    <w:rPr>
-                      <w:rFonts w:hint="eastAsia"/>
-                      <w:lang w:val="en-US"/>
-                    </w:rPr>
-                    <w:t>vlan</w:t>
-                  </w:r>
-                  <w:proofErr w:type="spellEnd"/>
-                  <w:r>
-                    <w:rPr>
-                      <w:rFonts w:hint="eastAsia"/>
-                      <w:lang w:val="en-US"/>
-                    </w:rPr>
-                    <w:t xml:space="preserve"> 11</w:t>
-                  </w:r>
-                </w:p>
-                <w:p>
-                  <w:pPr>
-                    <w:pStyle w:val="Sansinterligne"/>
-                    <w:rPr>
-                      <w:lang w:val="en-US"/>
-                    </w:rPr>
-                  </w:pPr>
-                  <w:r>
-                    <w:rPr>
-                      <w:rFonts w:hint="eastAsia"/>
-                      <w:lang w:val="en-US"/>
-                    </w:rPr>
-                    <w:t>Switch(config-</w:t>
-                  </w:r>
-                  <w:proofErr w:type="gramStart"/>
-                  <w:r>
-                    <w:rPr>
-                      <w:rFonts w:hint="eastAsia"/>
-                      <w:lang w:val="en-US"/>
-                    </w:rPr>
-                    <w:t>if)#</w:t>
-                  </w:r>
-                  <w:proofErr w:type="gramEnd"/>
-                  <w:r>
-                    <w:rPr>
-                      <w:rFonts w:hint="eastAsia"/>
-                      <w:lang w:val="en-US"/>
-                    </w:rPr>
-                    <w:t>no shut</w:t>
-                  </w:r>
-                </w:p>
-                <w:p>
-                  <w:pPr>
-                    <w:pStyle w:val="Sansinterligne"/>
-                    <w:rPr>
-                      <w:lang w:val="en-US"/>
-                    </w:rPr>
-                  </w:pPr>
-                  <w:r>
-                    <w:rPr>
-                      <w:rFonts w:hint="eastAsia"/>
-                      <w:lang w:val="en-US"/>
-                    </w:rPr>
-                    <w:t>Switch(config-</w:t>
-                  </w:r>
-                  <w:proofErr w:type="gramStart"/>
-                  <w:r>
-                    <w:rPr>
-                      <w:rFonts w:hint="eastAsia"/>
-                      <w:lang w:val="en-US"/>
-                    </w:rPr>
-                    <w:t>if)#</w:t>
-                  </w:r>
-                  <w:proofErr w:type="gramEnd"/>
-                  <w:r>
-                    <w:rPr>
-                      <w:rFonts w:hint="eastAsia"/>
-                      <w:lang w:val="en-US"/>
-                    </w:rPr>
-                    <w:t>int fa0/</w:t>
+                    <w:t>Switch(config-if)#switchport access vlan 11</w:t>
+                  </w:r>
+                </w:p>
+                <w:p>
+                  <w:pPr>
+                    <w:pStyle w:val="Sansinterligne"/>
+                    <w:rPr>
+                      <w:lang w:val="en-US"/>
+                    </w:rPr>
+                  </w:pPr>
+                  <w:r>
+                    <w:rPr>
+                      <w:rFonts w:hint="eastAsia"/>
+                      <w:lang w:val="en-US"/>
+                    </w:rPr>
+                    <w:t>Switch(config-if)#no shut</w:t>
+                  </w:r>
+                </w:p>
+                <w:p>
+                  <w:pPr>
+                    <w:pStyle w:val="Sansinterligne"/>
+                    <w:rPr>
+                      <w:lang w:val="en-US"/>
+                    </w:rPr>
+                  </w:pPr>
+                  <w:r>
+                    <w:rPr>
+                      <w:rFonts w:hint="eastAsia"/>
+                      <w:lang w:val="en-US"/>
+                    </w:rPr>
+                    <w:t>Switch(config-if)#int fa0/</w:t>
                   </w:r>
                   <w:r>
                     <w:rPr>
@@ -4375,101 +2903,37 @@
                       <w:rFonts w:hint="eastAsia"/>
                       <w:lang w:val="en-US"/>
                     </w:rPr>
-                    <w:t>Switch(config-</w:t>
-                  </w:r>
-                  <w:proofErr w:type="gramStart"/>
-                  <w:r>
-                    <w:rPr>
-                      <w:rFonts w:hint="eastAsia"/>
-                      <w:lang w:val="en-US"/>
-                    </w:rPr>
-                    <w:t>if)#</w:t>
-                  </w:r>
-                  <w:proofErr w:type="gramEnd"/>
-                  <w:r>
-                    <w:rPr>
-                      <w:rFonts w:hint="eastAsia"/>
-                      <w:lang w:val="en-US"/>
-                    </w:rPr>
-                    <w:t xml:space="preserve">switchport access </w:t>
-                  </w:r>
-                  <w:proofErr w:type="spellStart"/>
-                  <w:r>
-                    <w:rPr>
-                      <w:rFonts w:hint="eastAsia"/>
-                      <w:lang w:val="en-US"/>
-                    </w:rPr>
-                    <w:t>vlan</w:t>
-                  </w:r>
-                  <w:proofErr w:type="spellEnd"/>
-                  <w:r>
-                    <w:rPr>
-                      <w:rFonts w:hint="eastAsia"/>
-                      <w:lang w:val="en-US"/>
-                    </w:rPr>
-                    <w:t xml:space="preserve"> 11</w:t>
-                  </w:r>
-                </w:p>
-                <w:p>
-                  <w:pPr>
-                    <w:pStyle w:val="Sansinterligne"/>
-                    <w:rPr>
-                      <w:lang w:val="en-US"/>
-                    </w:rPr>
-                  </w:pPr>
-                  <w:r>
-                    <w:rPr>
-                      <w:rFonts w:hint="eastAsia"/>
-                      <w:lang w:val="en-US"/>
-                    </w:rPr>
-                    <w:t>Switch(config-</w:t>
-                  </w:r>
-                  <w:proofErr w:type="gramStart"/>
-                  <w:r>
-                    <w:rPr>
-                      <w:rFonts w:hint="eastAsia"/>
-                      <w:lang w:val="en-US"/>
-                    </w:rPr>
-                    <w:t>if)#</w:t>
-                  </w:r>
-                  <w:proofErr w:type="gramEnd"/>
-                  <w:r>
-                    <w:rPr>
-                      <w:rFonts w:hint="eastAsia"/>
-                      <w:lang w:val="en-US"/>
-                    </w:rPr>
-                    <w:t>no shut</w:t>
-                  </w:r>
-                </w:p>
-                <w:p>
-                  <w:pPr>
-                    <w:pStyle w:val="Sansinterligne"/>
-                    <w:rPr>
-                      <w:lang w:val="en-US"/>
-                    </w:rPr>
-                  </w:pPr>
-                  <w:r>
-                    <w:rPr>
-                      <w:rFonts w:hint="eastAsia"/>
-                      <w:lang w:val="en-US"/>
-                    </w:rPr>
-                    <w:t>Switch(config-</w:t>
-                  </w:r>
-                  <w:proofErr w:type="gramStart"/>
-                  <w:r>
-                    <w:rPr>
-                      <w:rFonts w:hint="eastAsia"/>
-                      <w:lang w:val="en-US"/>
-                    </w:rPr>
-                    <w:t>if)#</w:t>
-                  </w:r>
-                  <w:proofErr w:type="gramEnd"/>
-                  <w:r>
-                    <w:rPr>
-                      <w:rFonts w:hint="eastAsia"/>
-                      <w:lang w:val="en-US"/>
-                    </w:rPr>
-                    <w:t>int fa0/</w:t>
+                    <w:t>Switch(config-if)#switchport access vlan 11</w:t>
+                  </w:r>
+                </w:p>
+                <w:p>
+                  <w:pPr>
+                    <w:pStyle w:val="Sansinterligne"/>
+                    <w:rPr>
+                      <w:lang w:val="en-US"/>
+                    </w:rPr>
+                  </w:pPr>
+                  <w:r>
+                    <w:rPr>
+                      <w:rFonts w:hint="eastAsia"/>
+                      <w:lang w:val="en-US"/>
+                    </w:rPr>
+                    <w:t>Switch(config-if)#no shut</w:t>
+                  </w:r>
+                </w:p>
+                <w:p>
+                  <w:pPr>
+                    <w:pStyle w:val="Sansinterligne"/>
+                    <w:rPr>
+                      <w:lang w:val="en-US"/>
+                    </w:rPr>
+                  </w:pPr>
+                  <w:r>
+                    <w:rPr>
+                      <w:rFonts w:hint="eastAsia"/>
+                      <w:lang w:val="en-US"/>
+                    </w:rPr>
+                    <w:t>Switch(config-if)#int fa0/</w:t>
                   </w:r>
                   <w:r>
                     <w:rPr>
@@ -4490,70 +2954,22 @@
                       <w:rFonts w:hint="eastAsia"/>
                       <w:lang w:val="en-US"/>
                     </w:rPr>
-                    <w:t>Switch(config-</w:t>
-                  </w:r>
-                  <w:proofErr w:type="gramStart"/>
-                  <w:r>
-                    <w:rPr>
-                      <w:rFonts w:hint="eastAsia"/>
-                      <w:lang w:val="en-US"/>
-                    </w:rPr>
-                    <w:t>if)#</w:t>
-                  </w:r>
-                  <w:proofErr w:type="gramEnd"/>
-                  <w:r>
-                    <w:rPr>
-                      <w:rFonts w:hint="eastAsia"/>
-                      <w:lang w:val="en-US"/>
-                    </w:rPr>
-                    <w:t xml:space="preserve">switchport access </w:t>
-                  </w:r>
-                  <w:proofErr w:type="spellStart"/>
-                  <w:r>
-                    <w:rPr>
-                      <w:rFonts w:hint="eastAsia"/>
-                      <w:lang w:val="en-US"/>
-                    </w:rPr>
-                    <w:t>vlan</w:t>
-                  </w:r>
-                  <w:proofErr w:type="spellEnd"/>
-                  <w:r>
-                    <w:rPr>
-                      <w:rFonts w:hint="eastAsia"/>
-                      <w:lang w:val="en-US"/>
-                    </w:rPr>
-                    <w:t xml:space="preserve"> 11</w:t>
-                  </w:r>
-                </w:p>
-                <w:p>
-                  <w:pPr>
-                    <w:pStyle w:val="Sansinterligne"/>
-                    <w:rPr>
-                      <w:lang w:val="en-US"/>
-                    </w:rPr>
-                  </w:pPr>
-                  <w:r>
-                    <w:rPr>
-                      <w:rFonts w:hint="eastAsia"/>
-                      <w:lang w:val="en-US"/>
-                    </w:rPr>
-                    <w:t>Switch(config-</w:t>
-                  </w:r>
-                  <w:proofErr w:type="gramStart"/>
-                  <w:r>
-                    <w:rPr>
-                      <w:rFonts w:hint="eastAsia"/>
-                      <w:lang w:val="en-US"/>
-                    </w:rPr>
-                    <w:t>if)#</w:t>
-                  </w:r>
-                  <w:proofErr w:type="gramEnd"/>
-                  <w:r>
-                    <w:rPr>
-                      <w:rFonts w:hint="eastAsia"/>
-                      <w:lang w:val="en-US"/>
-                    </w:rPr>
-                    <w:t>no shut</w:t>
+                    <w:t>Switch(config-if)#switchport access vlan 11</w:t>
+                  </w:r>
+                </w:p>
+                <w:p>
+                  <w:pPr>
+                    <w:pStyle w:val="Sansinterligne"/>
+                    <w:rPr>
+                      <w:lang w:val="en-US"/>
+                    </w:rPr>
+                  </w:pPr>
+                  <w:r>
+                    <w:rPr>
+                      <w:rFonts w:hint="eastAsia"/>
+                      <w:lang w:val="en-US"/>
+                    </w:rPr>
+                    <w:t>Switch(config-if)#no shut</w:t>
                   </w:r>
                 </w:p>
                 <w:p>
@@ -4582,23 +2998,7 @@
                       <w:rFonts w:hint="eastAsia"/>
                       <w:lang w:val="en-US"/>
                     </w:rPr>
-                    <w:t>Switch(config-</w:t>
-                  </w:r>
-                  <w:proofErr w:type="gramStart"/>
-                  <w:r>
-                    <w:rPr>
-                      <w:rFonts w:hint="eastAsia"/>
-                      <w:lang w:val="en-US"/>
-                    </w:rPr>
-                    <w:t>if)#</w:t>
-                  </w:r>
-                  <w:proofErr w:type="gramEnd"/>
-                  <w:r>
-                    <w:rPr>
-                      <w:rFonts w:hint="eastAsia"/>
-                      <w:lang w:val="en-US"/>
-                    </w:rPr>
-                    <w:t>int fa0/</w:t>
+                    <w:t>Switch(config-if)#int fa0/</w:t>
                   </w:r>
                   <w:r>
                     <w:rPr>
@@ -4619,70 +3019,22 @@
                       <w:rFonts w:hint="eastAsia"/>
                       <w:lang w:val="en-US"/>
                     </w:rPr>
-                    <w:t>Switch(config-</w:t>
-                  </w:r>
-                  <w:proofErr w:type="gramStart"/>
-                  <w:r>
-                    <w:rPr>
-                      <w:rFonts w:hint="eastAsia"/>
-                      <w:lang w:val="en-US"/>
-                    </w:rPr>
-                    <w:t>if)#</w:t>
-                  </w:r>
-                  <w:proofErr w:type="gramEnd"/>
-                  <w:r>
-                    <w:rPr>
-                      <w:rFonts w:hint="eastAsia"/>
-                      <w:lang w:val="en-US"/>
-                    </w:rPr>
-                    <w:t xml:space="preserve">switchport mode trunk </w:t>
-                  </w:r>
-                </w:p>
-                <w:p>
-                  <w:pPr>
-                    <w:pStyle w:val="Sansinterligne"/>
-                    <w:rPr>
-                      <w:lang w:val="en-US"/>
-                    </w:rPr>
-                  </w:pPr>
-                  <w:r>
-                    <w:rPr>
-                      <w:rFonts w:hint="eastAsia"/>
-                      <w:lang w:val="en-US"/>
-                    </w:rPr>
-                    <w:t>Switch(config-</w:t>
-                  </w:r>
-                  <w:proofErr w:type="gramStart"/>
-                  <w:r>
-                    <w:rPr>
-                      <w:rFonts w:hint="eastAsia"/>
-                      <w:lang w:val="en-US"/>
-                    </w:rPr>
-                    <w:t>if)#</w:t>
-                  </w:r>
-                  <w:proofErr w:type="gramEnd"/>
-                  <w:r>
-                    <w:rPr>
-                      <w:rFonts w:hint="eastAsia"/>
-                      <w:lang w:val="en-US"/>
-                    </w:rPr>
-                    <w:t xml:space="preserve">switchport trunk allowed </w:t>
-                  </w:r>
-                  <w:proofErr w:type="spellStart"/>
-                  <w:r>
-                    <w:rPr>
-                      <w:rFonts w:hint="eastAsia"/>
-                      <w:lang w:val="en-US"/>
-                    </w:rPr>
-                    <w:t>vlan</w:t>
-                  </w:r>
-                  <w:proofErr w:type="spellEnd"/>
-                  <w:r>
-                    <w:rPr>
-                      <w:rFonts w:hint="eastAsia"/>
-                      <w:lang w:val="en-US"/>
-                    </w:rPr>
-                    <w:t xml:space="preserve"> 10,11</w:t>
+                    <w:t xml:space="preserve">Switch(config-if)#switchport mode trunk </w:t>
+                  </w:r>
+                </w:p>
+                <w:p>
+                  <w:pPr>
+                    <w:pStyle w:val="Sansinterligne"/>
+                    <w:rPr>
+                      <w:lang w:val="en-US"/>
+                    </w:rPr>
+                  </w:pPr>
+                  <w:r>
+                    <w:rPr>
+                      <w:rFonts w:hint="eastAsia"/>
+                      <w:lang w:val="en-US"/>
+                    </w:rPr>
+                    <w:t>Switch(config-if)#switchport trunk allowed vlan 10,11</w:t>
                   </w:r>
                 </w:p>
                 <w:p>
@@ -4697,49 +3049,8 @@
                       <w:rFonts w:hint="eastAsia"/>
                       <w:lang w:val="nl-NL"/>
                     </w:rPr>
-                    <w:t>Switch(</w:t>
-                  </w:r>
-                  <w:proofErr w:type="spellStart"/>
-                  <w:r>
-                    <w:rPr>
-                      <w:rFonts w:hint="eastAsia"/>
-                      <w:lang w:val="nl-NL"/>
-                    </w:rPr>
-                    <w:t>config-</w:t>
-                  </w:r>
-                  <w:proofErr w:type="gramStart"/>
-                  <w:r>
-                    <w:rPr>
-                      <w:rFonts w:hint="eastAsia"/>
-                      <w:lang w:val="nl-NL"/>
-                    </w:rPr>
-                    <w:t>if</w:t>
-                  </w:r>
-                  <w:proofErr w:type="spellEnd"/>
-                  <w:r>
-                    <w:rPr>
-                      <w:rFonts w:hint="eastAsia"/>
-                      <w:lang w:val="nl-NL"/>
-                    </w:rPr>
-                    <w:t>)#</w:t>
-                  </w:r>
-                  <w:proofErr w:type="gramEnd"/>
-                  <w:r>
-                    <w:rPr>
-                      <w:rFonts w:hint="eastAsia"/>
-                      <w:lang w:val="nl-NL"/>
-                    </w:rPr>
-                    <w:t xml:space="preserve">no </w:t>
-                  </w:r>
-                  <w:proofErr w:type="spellStart"/>
-                  <w:r>
-                    <w:rPr>
-                      <w:rFonts w:hint="eastAsia"/>
-                      <w:lang w:val="nl-NL"/>
-                    </w:rPr>
-                    <w:t>shut</w:t>
-                  </w:r>
-                  <w:proofErr w:type="spellEnd"/>
+                    <w:t>Switch(config-if)#no shut</w:t>
+                  </w:r>
                 </w:p>
                 <w:p>
                   <w:pPr>
@@ -4843,23 +3154,7 @@
                 <w:u w:val="single"/>
                 <w:lang w:val="en-US"/>
               </w:rPr>
-              <w:t xml:space="preserve">Configuration </w:t>
-            </w:r>
-            <w:proofErr w:type="spellStart"/>
-            <w:r>
-              <w:rPr>
-                <w:u w:val="single"/>
-                <w:lang w:val="en-US"/>
-              </w:rPr>
-              <w:t>effectuée</w:t>
-            </w:r>
-            <w:proofErr w:type="spellEnd"/>
-            <w:r>
-              <w:rPr>
-                <w:u w:val="single"/>
-                <w:lang w:val="en-US"/>
-              </w:rPr>
-              <w:t xml:space="preserve"> sur le switch « SW3LIG »</w:t>
+              <w:t>Configuration effectuée sur le switch « SW3LIG »</w:t>
             </w:r>
           </w:p>
           <w:p>
@@ -4870,23 +3165,7 @@
               </w:rPr>
             </w:pPr>
             <w:r>
-              <w:t xml:space="preserve">Le switch « SW3LIG » gère le VLAN 12 soit la ligue </w:t>
-            </w:r>
-            <w:proofErr w:type="spellStart"/>
-            <w:r>
-              <w:t>athletisme</w:t>
-            </w:r>
-            <w:proofErr w:type="spellEnd"/>
-            <w:r>
-              <w:t xml:space="preserve">. Le port f0/24 est relié au switch « SW1LIG » et est configuré en </w:t>
-            </w:r>
-            <w:proofErr w:type="spellStart"/>
-            <w:r>
-              <w:t>trunk</w:t>
-            </w:r>
-            <w:proofErr w:type="spellEnd"/>
-            <w:r>
-              <w:t>.</w:t>
+              <w:t>Le switch « SW3LIG » gère le VLAN 12 soit la ligue athletisme. Le port f0/24 est relié au switch « SW1LIG » et est configuré en trunk.</w:t>
             </w:r>
           </w:p>
           <w:tbl>
@@ -4938,19 +3217,11 @@
                       <w:lang w:val="en-US"/>
                     </w:rPr>
                   </w:pPr>
-                  <w:proofErr w:type="spellStart"/>
-                  <w:r>
-                    <w:rPr>
-                      <w:lang w:val="en-US"/>
-                    </w:rPr>
-                    <w:t>Switch#conf</w:t>
-                  </w:r>
-                  <w:proofErr w:type="spellEnd"/>
-                  <w:r>
-                    <w:rPr>
-                      <w:lang w:val="en-US"/>
-                    </w:rPr>
-                    <w:t xml:space="preserve"> t</w:t>
+                  <w:r>
+                    <w:rPr>
+                      <w:lang w:val="en-US"/>
+                    </w:rPr>
+                    <w:t>Switch#conf t</w:t>
                   </w:r>
                 </w:p>
                 <w:p>
@@ -4978,21 +3249,7 @@
                     <w:rPr>
                       <w:lang w:val="en-US"/>
                     </w:rPr>
-                    <w:t xml:space="preserve">--- </w:t>
-                  </w:r>
-                  <w:proofErr w:type="spellStart"/>
-                  <w:r>
-                    <w:rPr>
-                      <w:lang w:val="en-US"/>
-                    </w:rPr>
-                    <w:t>Nommage</w:t>
-                  </w:r>
-                  <w:proofErr w:type="spellEnd"/>
-                  <w:r>
-                    <w:rPr>
-                      <w:lang w:val="en-US"/>
-                    </w:rPr>
-                    <w:t xml:space="preserve"> des VLAN ---</w:t>
+                    <w:t>--- Nommage des VLAN ---</w:t>
                   </w:r>
                 </w:p>
                 <w:p>
@@ -5020,38 +3277,8 @@
                     <w:rPr>
                       <w:lang w:val="en-US"/>
                     </w:rPr>
-                    <w:t>Switch(config-</w:t>
-                  </w:r>
-                  <w:proofErr w:type="spellStart"/>
-                  <w:proofErr w:type="gramStart"/>
-                  <w:r>
-                    <w:rPr>
-                      <w:lang w:val="en-US"/>
-                    </w:rPr>
-                    <w:t>vlan</w:t>
-                  </w:r>
-                  <w:proofErr w:type="spellEnd"/>
-                  <w:r>
-                    <w:rPr>
-                      <w:lang w:val="en-US"/>
-                    </w:rPr>
-                    <w:t>)#</w:t>
-                  </w:r>
-                  <w:proofErr w:type="gramEnd"/>
-                  <w:r>
-                    <w:rPr>
-                      <w:lang w:val="en-US"/>
-                    </w:rPr>
-                    <w:t xml:space="preserve">name </w:t>
-                  </w:r>
-                  <w:proofErr w:type="spellStart"/>
-                  <w:r>
-                    <w:rPr>
-                      <w:lang w:val="en-US"/>
-                    </w:rPr>
-                    <w:t>vlan_athletisme</w:t>
-                  </w:r>
-                  <w:proofErr w:type="spellEnd"/>
+                    <w:t>Switch(config-vlan)#name vlan_athletisme</w:t>
+                  </w:r>
                 </w:p>
                 <w:p>
                   <w:pPr>
@@ -5079,32 +3306,7 @@
                       <w:rFonts w:hint="eastAsia"/>
                       <w:lang w:val="en-US"/>
                     </w:rPr>
-                    <w:t>Switch(config-</w:t>
-                  </w:r>
-                  <w:proofErr w:type="spellStart"/>
-                  <w:proofErr w:type="gramStart"/>
-                  <w:r>
-                    <w:rPr>
-                      <w:rFonts w:hint="eastAsia"/>
-                      <w:lang w:val="en-US"/>
-                    </w:rPr>
-                    <w:t>vlan</w:t>
-                  </w:r>
-                  <w:proofErr w:type="spellEnd"/>
-                  <w:r>
-                    <w:rPr>
-                      <w:rFonts w:hint="eastAsia"/>
-                      <w:lang w:val="en-US"/>
-                    </w:rPr>
-                    <w:t>)#</w:t>
-                  </w:r>
-                  <w:proofErr w:type="gramEnd"/>
-                  <w:r>
-                    <w:rPr>
-                      <w:rFonts w:hint="eastAsia"/>
-                      <w:lang w:val="en-US"/>
-                    </w:rPr>
-                    <w:t>exit</w:t>
+                    <w:t>Switch(config-vlan)#exit</w:t>
                   </w:r>
                 </w:p>
                 <w:p>
@@ -5140,39 +3342,7 @@
                       <w:rFonts w:hint="eastAsia"/>
                       <w:lang w:val="en-US"/>
                     </w:rPr>
-                    <w:t>Switch(config-</w:t>
-                  </w:r>
-                  <w:proofErr w:type="gramStart"/>
-                  <w:r>
-                    <w:rPr>
-                      <w:rFonts w:hint="eastAsia"/>
-                      <w:lang w:val="en-US"/>
-                    </w:rPr>
-                    <w:t>if)#</w:t>
-                  </w:r>
-                  <w:proofErr w:type="gramEnd"/>
-                  <w:r>
-                    <w:rPr>
-                      <w:rFonts w:hint="eastAsia"/>
-                      <w:lang w:val="en-US"/>
-                    </w:rPr>
-                    <w:t xml:space="preserve">switchport access </w:t>
-                  </w:r>
-                  <w:proofErr w:type="spellStart"/>
-                  <w:r>
-                    <w:rPr>
-                      <w:rFonts w:hint="eastAsia"/>
-                      <w:lang w:val="en-US"/>
-                    </w:rPr>
-                    <w:t>vlan</w:t>
-                  </w:r>
-                  <w:proofErr w:type="spellEnd"/>
-                  <w:r>
-                    <w:rPr>
-                      <w:rFonts w:hint="eastAsia"/>
-                      <w:lang w:val="en-US"/>
-                    </w:rPr>
-                    <w:t xml:space="preserve"> </w:t>
+                    <w:t xml:space="preserve">Switch(config-if)#switchport access vlan </w:t>
                   </w:r>
                   <w:r>
                     <w:rPr>
@@ -5193,23 +3363,7 @@
                       <w:rFonts w:hint="eastAsia"/>
                       <w:lang w:val="en-US"/>
                     </w:rPr>
-                    <w:t>Switch(config-</w:t>
-                  </w:r>
-                  <w:proofErr w:type="gramStart"/>
-                  <w:r>
-                    <w:rPr>
-                      <w:rFonts w:hint="eastAsia"/>
-                      <w:lang w:val="en-US"/>
-                    </w:rPr>
-                    <w:t>if)#</w:t>
-                  </w:r>
-                  <w:proofErr w:type="gramEnd"/>
-                  <w:r>
-                    <w:rPr>
-                      <w:rFonts w:hint="eastAsia"/>
-                      <w:lang w:val="en-US"/>
-                    </w:rPr>
-                    <w:t>no shut</w:t>
+                    <w:t>Switch(config-if)#no shut</w:t>
                   </w:r>
                 </w:p>
                 <w:p>
@@ -5246,39 +3400,7 @@
                       <w:lang w:val="en-US"/>
                     </w:rPr>
                     <w:lastRenderedPageBreak/>
-                    <w:t>Switch(config-</w:t>
-                  </w:r>
-                  <w:proofErr w:type="gramStart"/>
-                  <w:r>
-                    <w:rPr>
-                      <w:rFonts w:hint="eastAsia"/>
-                      <w:lang w:val="en-US"/>
-                    </w:rPr>
-                    <w:t>if)#</w:t>
-                  </w:r>
-                  <w:proofErr w:type="gramEnd"/>
-                  <w:r>
-                    <w:rPr>
-                      <w:rFonts w:hint="eastAsia"/>
-                      <w:lang w:val="en-US"/>
-                    </w:rPr>
-                    <w:t xml:space="preserve">switchport access </w:t>
-                  </w:r>
-                  <w:proofErr w:type="spellStart"/>
-                  <w:r>
-                    <w:rPr>
-                      <w:rFonts w:hint="eastAsia"/>
-                      <w:lang w:val="en-US"/>
-                    </w:rPr>
-                    <w:t>vlan</w:t>
-                  </w:r>
-                  <w:proofErr w:type="spellEnd"/>
-                  <w:r>
-                    <w:rPr>
-                      <w:rFonts w:hint="eastAsia"/>
-                      <w:lang w:val="en-US"/>
-                    </w:rPr>
-                    <w:t xml:space="preserve"> </w:t>
+                    <w:t xml:space="preserve">Switch(config-if)#switchport access vlan </w:t>
                   </w:r>
                   <w:r>
                     <w:rPr>
@@ -5299,23 +3421,7 @@
                       <w:rFonts w:hint="eastAsia"/>
                       <w:lang w:val="en-US"/>
                     </w:rPr>
-                    <w:t>Switch(config-</w:t>
-                  </w:r>
-                  <w:proofErr w:type="gramStart"/>
-                  <w:r>
-                    <w:rPr>
-                      <w:rFonts w:hint="eastAsia"/>
-                      <w:lang w:val="en-US"/>
-                    </w:rPr>
-                    <w:t>if)#</w:t>
-                  </w:r>
-                  <w:proofErr w:type="gramEnd"/>
-                  <w:r>
-                    <w:rPr>
-                      <w:rFonts w:hint="eastAsia"/>
-                      <w:lang w:val="en-US"/>
-                    </w:rPr>
-                    <w:t>no shut</w:t>
+                    <w:t>Switch(config-if)#no shut</w:t>
                   </w:r>
                 </w:p>
                 <w:p>
@@ -5351,39 +3457,7 @@
                       <w:rFonts w:hint="eastAsia"/>
                       <w:lang w:val="en-US"/>
                     </w:rPr>
-                    <w:t>Switch(config-</w:t>
-                  </w:r>
-                  <w:proofErr w:type="gramStart"/>
-                  <w:r>
-                    <w:rPr>
-                      <w:rFonts w:hint="eastAsia"/>
-                      <w:lang w:val="en-US"/>
-                    </w:rPr>
-                    <w:t>if)#</w:t>
-                  </w:r>
-                  <w:proofErr w:type="gramEnd"/>
-                  <w:r>
-                    <w:rPr>
-                      <w:rFonts w:hint="eastAsia"/>
-                      <w:lang w:val="en-US"/>
-                    </w:rPr>
-                    <w:t xml:space="preserve">switchport access </w:t>
-                  </w:r>
-                  <w:proofErr w:type="spellStart"/>
-                  <w:r>
-                    <w:rPr>
-                      <w:rFonts w:hint="eastAsia"/>
-                      <w:lang w:val="en-US"/>
-                    </w:rPr>
-                    <w:t>vlan</w:t>
-                  </w:r>
-                  <w:proofErr w:type="spellEnd"/>
-                  <w:r>
-                    <w:rPr>
-                      <w:rFonts w:hint="eastAsia"/>
-                      <w:lang w:val="en-US"/>
-                    </w:rPr>
-                    <w:t xml:space="preserve"> </w:t>
+                    <w:t xml:space="preserve">Switch(config-if)#switchport access vlan </w:t>
                   </w:r>
                   <w:r>
                     <w:rPr>
@@ -5404,54 +3478,22 @@
                       <w:rFonts w:hint="eastAsia"/>
                       <w:lang w:val="en-US"/>
                     </w:rPr>
-                    <w:t>Switch(config-</w:t>
-                  </w:r>
-                  <w:proofErr w:type="gramStart"/>
-                  <w:r>
-                    <w:rPr>
-                      <w:rFonts w:hint="eastAsia"/>
-                      <w:lang w:val="en-US"/>
-                    </w:rPr>
-                    <w:t>if)#</w:t>
-                  </w:r>
-                  <w:proofErr w:type="gramEnd"/>
-                  <w:r>
-                    <w:rPr>
-                      <w:rFonts w:hint="eastAsia"/>
-                      <w:lang w:val="en-US"/>
-                    </w:rPr>
-                    <w:t>no shut</w:t>
-                  </w:r>
-                </w:p>
-                <w:p>
-                  <w:pPr>
-                    <w:pStyle w:val="Sansinterligne"/>
-                    <w:rPr>
-                      <w:lang w:val="en-US"/>
-                    </w:rPr>
-                  </w:pPr>
-                  <w:r>
-                    <w:rPr>
-                      <w:rFonts w:hint="eastAsia"/>
-                      <w:lang w:val="en-US"/>
-                    </w:rPr>
-                    <w:t>Switch(config-</w:t>
-                  </w:r>
-                  <w:proofErr w:type="gramStart"/>
-                  <w:r>
-                    <w:rPr>
-                      <w:rFonts w:hint="eastAsia"/>
-                      <w:lang w:val="en-US"/>
-                    </w:rPr>
-                    <w:t>if)#</w:t>
-                  </w:r>
-                  <w:proofErr w:type="gramEnd"/>
-                  <w:r>
-                    <w:rPr>
-                      <w:rFonts w:hint="eastAsia"/>
-                      <w:lang w:val="en-US"/>
-                    </w:rPr>
-                    <w:t>int fa0/</w:t>
+                    <w:t>Switch(config-if)#no shut</w:t>
+                  </w:r>
+                </w:p>
+                <w:p>
+                  <w:pPr>
+                    <w:pStyle w:val="Sansinterligne"/>
+                    <w:rPr>
+                      <w:lang w:val="en-US"/>
+                    </w:rPr>
+                  </w:pPr>
+                  <w:r>
+                    <w:rPr>
+                      <w:rFonts w:hint="eastAsia"/>
+                      <w:lang w:val="en-US"/>
+                    </w:rPr>
+                    <w:t>Switch(config-if)#int fa0/</w:t>
                   </w:r>
                   <w:r>
                     <w:rPr>
@@ -5472,39 +3514,7 @@
                       <w:rFonts w:hint="eastAsia"/>
                       <w:lang w:val="en-US"/>
                     </w:rPr>
-                    <w:t>Switch(config-</w:t>
-                  </w:r>
-                  <w:proofErr w:type="gramStart"/>
-                  <w:r>
-                    <w:rPr>
-                      <w:rFonts w:hint="eastAsia"/>
-                      <w:lang w:val="en-US"/>
-                    </w:rPr>
-                    <w:t>if)#</w:t>
-                  </w:r>
-                  <w:proofErr w:type="gramEnd"/>
-                  <w:r>
-                    <w:rPr>
-                      <w:rFonts w:hint="eastAsia"/>
-                      <w:lang w:val="en-US"/>
-                    </w:rPr>
-                    <w:t xml:space="preserve">switchport access </w:t>
-                  </w:r>
-                  <w:proofErr w:type="spellStart"/>
-                  <w:r>
-                    <w:rPr>
-                      <w:rFonts w:hint="eastAsia"/>
-                      <w:lang w:val="en-US"/>
-                    </w:rPr>
-                    <w:t>vlan</w:t>
-                  </w:r>
-                  <w:proofErr w:type="spellEnd"/>
-                  <w:r>
-                    <w:rPr>
-                      <w:rFonts w:hint="eastAsia"/>
-                      <w:lang w:val="en-US"/>
-                    </w:rPr>
-                    <w:t xml:space="preserve"> </w:t>
+                    <w:t xml:space="preserve">Switch(config-if)#switchport access vlan </w:t>
                   </w:r>
                   <w:r>
                     <w:rPr>
@@ -5525,23 +3535,7 @@
                       <w:rFonts w:hint="eastAsia"/>
                       <w:lang w:val="en-US"/>
                     </w:rPr>
-                    <w:t>Switch(config-</w:t>
-                  </w:r>
-                  <w:proofErr w:type="gramStart"/>
-                  <w:r>
-                    <w:rPr>
-                      <w:rFonts w:hint="eastAsia"/>
-                      <w:lang w:val="en-US"/>
-                    </w:rPr>
-                    <w:t>if)#</w:t>
-                  </w:r>
-                  <w:proofErr w:type="gramEnd"/>
-                  <w:r>
-                    <w:rPr>
-                      <w:rFonts w:hint="eastAsia"/>
-                      <w:lang w:val="en-US"/>
-                    </w:rPr>
-                    <w:t>no shut</w:t>
+                    <w:t>Switch(config-if)#no shut</w:t>
                   </w:r>
                 </w:p>
                 <w:p>
@@ -5570,23 +3564,7 @@
                       <w:rFonts w:hint="eastAsia"/>
                       <w:lang w:val="en-US"/>
                     </w:rPr>
-                    <w:t>Switch(config-</w:t>
-                  </w:r>
-                  <w:proofErr w:type="gramStart"/>
-                  <w:r>
-                    <w:rPr>
-                      <w:rFonts w:hint="eastAsia"/>
-                      <w:lang w:val="en-US"/>
-                    </w:rPr>
-                    <w:t>if)#</w:t>
-                  </w:r>
-                  <w:proofErr w:type="gramEnd"/>
-                  <w:r>
-                    <w:rPr>
-                      <w:rFonts w:hint="eastAsia"/>
-                      <w:lang w:val="en-US"/>
-                    </w:rPr>
-                    <w:t>int fa0/</w:t>
+                    <w:t>Switch(config-if)#int fa0/</w:t>
                   </w:r>
                   <w:r>
                     <w:rPr>
@@ -5607,70 +3585,22 @@
                       <w:rFonts w:hint="eastAsia"/>
                       <w:lang w:val="en-US"/>
                     </w:rPr>
-                    <w:t>Switch(config-</w:t>
-                  </w:r>
-                  <w:proofErr w:type="gramStart"/>
-                  <w:r>
-                    <w:rPr>
-                      <w:rFonts w:hint="eastAsia"/>
-                      <w:lang w:val="en-US"/>
-                    </w:rPr>
-                    <w:t>if)#</w:t>
-                  </w:r>
-                  <w:proofErr w:type="gramEnd"/>
-                  <w:r>
-                    <w:rPr>
-                      <w:rFonts w:hint="eastAsia"/>
-                      <w:lang w:val="en-US"/>
-                    </w:rPr>
-                    <w:t xml:space="preserve">switchport mode trunk </w:t>
-                  </w:r>
-                </w:p>
-                <w:p>
-                  <w:pPr>
-                    <w:pStyle w:val="Sansinterligne"/>
-                    <w:rPr>
-                      <w:lang w:val="en-US"/>
-                    </w:rPr>
-                  </w:pPr>
-                  <w:r>
-                    <w:rPr>
-                      <w:rFonts w:hint="eastAsia"/>
-                      <w:lang w:val="en-US"/>
-                    </w:rPr>
-                    <w:t>Switch(config-</w:t>
-                  </w:r>
-                  <w:proofErr w:type="gramStart"/>
-                  <w:r>
-                    <w:rPr>
-                      <w:rFonts w:hint="eastAsia"/>
-                      <w:lang w:val="en-US"/>
-                    </w:rPr>
-                    <w:t>if)#</w:t>
-                  </w:r>
-                  <w:proofErr w:type="gramEnd"/>
-                  <w:r>
-                    <w:rPr>
-                      <w:rFonts w:hint="eastAsia"/>
-                      <w:lang w:val="en-US"/>
-                    </w:rPr>
-                    <w:t xml:space="preserve">switchport trunk allowed </w:t>
-                  </w:r>
-                  <w:proofErr w:type="spellStart"/>
-                  <w:r>
-                    <w:rPr>
-                      <w:rFonts w:hint="eastAsia"/>
-                      <w:lang w:val="en-US"/>
-                    </w:rPr>
-                    <w:t>vlan</w:t>
-                  </w:r>
-                  <w:proofErr w:type="spellEnd"/>
-                  <w:r>
-                    <w:rPr>
-                      <w:rFonts w:hint="eastAsia"/>
-                      <w:lang w:val="en-US"/>
-                    </w:rPr>
-                    <w:t xml:space="preserve"> </w:t>
+                    <w:t xml:space="preserve">Switch(config-if)#switchport mode trunk </w:t>
+                  </w:r>
+                </w:p>
+                <w:p>
+                  <w:pPr>
+                    <w:pStyle w:val="Sansinterligne"/>
+                    <w:rPr>
+                      <w:lang w:val="en-US"/>
+                    </w:rPr>
+                  </w:pPr>
+                  <w:r>
+                    <w:rPr>
+                      <w:rFonts w:hint="eastAsia"/>
+                      <w:lang w:val="en-US"/>
+                    </w:rPr>
+                    <w:t xml:space="preserve">Switch(config-if)#switchport trunk allowed vlan </w:t>
                   </w:r>
                   <w:r>
                     <w:rPr>
@@ -5691,49 +3621,8 @@
                       <w:rFonts w:hint="eastAsia"/>
                       <w:lang w:val="nl-NL"/>
                     </w:rPr>
-                    <w:t>Switch(</w:t>
-                  </w:r>
-                  <w:proofErr w:type="spellStart"/>
-                  <w:r>
-                    <w:rPr>
-                      <w:rFonts w:hint="eastAsia"/>
-                      <w:lang w:val="nl-NL"/>
-                    </w:rPr>
-                    <w:t>config-</w:t>
-                  </w:r>
-                  <w:proofErr w:type="gramStart"/>
-                  <w:r>
-                    <w:rPr>
-                      <w:rFonts w:hint="eastAsia"/>
-                      <w:lang w:val="nl-NL"/>
-                    </w:rPr>
-                    <w:t>if</w:t>
-                  </w:r>
-                  <w:proofErr w:type="spellEnd"/>
-                  <w:r>
-                    <w:rPr>
-                      <w:rFonts w:hint="eastAsia"/>
-                      <w:lang w:val="nl-NL"/>
-                    </w:rPr>
-                    <w:t>)#</w:t>
-                  </w:r>
-                  <w:proofErr w:type="gramEnd"/>
-                  <w:r>
-                    <w:rPr>
-                      <w:rFonts w:hint="eastAsia"/>
-                      <w:lang w:val="nl-NL"/>
-                    </w:rPr>
-                    <w:t xml:space="preserve">no </w:t>
-                  </w:r>
-                  <w:proofErr w:type="spellStart"/>
-                  <w:r>
-                    <w:rPr>
-                      <w:rFonts w:hint="eastAsia"/>
-                      <w:lang w:val="nl-NL"/>
-                    </w:rPr>
-                    <w:t>shut</w:t>
-                  </w:r>
-                  <w:proofErr w:type="spellEnd"/>
+                    <w:t>Switch(config-if)#no shut</w:t>
+                  </w:r>
                 </w:p>
                 <w:p>
                   <w:pPr>
@@ -5844,175 +3733,207 @@
                       <w:lang w:val="en-US" w:eastAsia="fr-FR" w:bidi="ar-SA"/>
                     </w:rPr>
                   </w:pPr>
-                  <w:proofErr w:type="spellStart"/>
                   <w:r>
                     <w:rPr>
                       <w:lang w:val="en-US" w:eastAsia="fr-FR" w:bidi="ar-SA"/>
                     </w:rPr>
-                    <w:t>Router#conf</w:t>
-                  </w:r>
-                  <w:proofErr w:type="spellEnd"/>
-                  <w:r>
+                    <w:t>Router#conf t</w:t>
+                  </w:r>
+                </w:p>
+                <w:p>
+                  <w:pPr>
+                    <w:pStyle w:val="Sansinterligne"/>
                     <w:rPr>
                       <w:lang w:val="en-US" w:eastAsia="fr-FR" w:bidi="ar-SA"/>
                     </w:rPr>
-                    <w:t xml:space="preserve"> t</w:t>
-                  </w:r>
-                </w:p>
-                <w:p>
-                  <w:pPr>
-                    <w:pStyle w:val="Sansinterligne"/>
+                  </w:pPr>
+                  <w:r>
                     <w:rPr>
                       <w:lang w:val="en-US" w:eastAsia="fr-FR" w:bidi="ar-SA"/>
                     </w:rPr>
-                  </w:pPr>
-                  <w:r>
+                    <w:t>Enter configuration commands, one per line. End with CNTL/Z.</w:t>
+                  </w:r>
+                </w:p>
+                <w:p>
+                  <w:pPr>
+                    <w:pStyle w:val="Sansinterligne"/>
+                    <w:rPr>
+                      <w:lang w:val="nl-NL" w:eastAsia="fr-FR" w:bidi="ar-SA"/>
+                    </w:rPr>
+                  </w:pPr>
+                  <w:r>
+                    <w:rPr>
+                      <w:lang w:val="nl-NL" w:eastAsia="fr-FR" w:bidi="ar-SA"/>
+                    </w:rPr>
+                    <w:t>Router(config)#int gi0/0/0</w:t>
+                  </w:r>
+                </w:p>
+                <w:p>
+                  <w:pPr>
+                    <w:pStyle w:val="Sansinterligne"/>
                     <w:rPr>
                       <w:lang w:val="en-US" w:eastAsia="fr-FR" w:bidi="ar-SA"/>
                     </w:rPr>
-                    <w:t>Enter configuration commands, one per line. End with CNTL/Z.</w:t>
-                  </w:r>
-                </w:p>
-                <w:p>
-                  <w:pPr>
-                    <w:pStyle w:val="Sansinterligne"/>
-                    <w:rPr>
-                      <w:lang w:val="nl-NL" w:eastAsia="fr-FR" w:bidi="ar-SA"/>
-                    </w:rPr>
-                  </w:pPr>
-                  <w:r>
-                    <w:rPr>
-                      <w:lang w:val="nl-NL" w:eastAsia="fr-FR" w:bidi="ar-SA"/>
-                    </w:rPr>
-                    <w:t>Router(</w:t>
-                  </w:r>
-                  <w:proofErr w:type="spellStart"/>
-                  <w:r>
-                    <w:rPr>
-                      <w:lang w:val="nl-NL" w:eastAsia="fr-FR" w:bidi="ar-SA"/>
-                    </w:rPr>
-                    <w:t>config</w:t>
-                  </w:r>
-                  <w:proofErr w:type="spellEnd"/>
-                  <w:r>
-                    <w:rPr>
-                      <w:lang w:val="nl-NL" w:eastAsia="fr-FR" w:bidi="ar-SA"/>
-                    </w:rPr>
-                    <w:t>)#int gi0/0/0</w:t>
-                  </w:r>
-                </w:p>
-                <w:p>
-                  <w:pPr>
-                    <w:pStyle w:val="Sansinterligne"/>
+                  </w:pPr>
+                  <w:r>
                     <w:rPr>
                       <w:lang w:val="en-US" w:eastAsia="fr-FR" w:bidi="ar-SA"/>
                     </w:rPr>
-                  </w:pPr>
-                  <w:r>
+                    <w:t>Router(config-if)#no shut</w:t>
+                  </w:r>
+                </w:p>
+                <w:p>
+                  <w:pPr>
+                    <w:pStyle w:val="Sansinterligne"/>
                     <w:rPr>
                       <w:lang w:val="en-US" w:eastAsia="fr-FR" w:bidi="ar-SA"/>
                     </w:rPr>
-                    <w:t>Router(config-</w:t>
-                  </w:r>
-                  <w:proofErr w:type="gramStart"/>
+                  </w:pPr>
                   <w:r>
                     <w:rPr>
                       <w:lang w:val="en-US" w:eastAsia="fr-FR" w:bidi="ar-SA"/>
                     </w:rPr>
-                    <w:t>if)#</w:t>
-                  </w:r>
-                  <w:proofErr w:type="gramEnd"/>
-                  <w:r>
+                    <w:t>%LINK-5-CHANGED: Interface GigabitEthernet0/0/0, changed state to up</w:t>
+                  </w:r>
+                </w:p>
+                <w:p>
+                  <w:pPr>
+                    <w:pStyle w:val="Sansinterligne"/>
                     <w:rPr>
                       <w:lang w:val="en-US" w:eastAsia="fr-FR" w:bidi="ar-SA"/>
                     </w:rPr>
-                    <w:t>no shut</w:t>
-                  </w:r>
-                </w:p>
-                <w:p>
-                  <w:pPr>
-                    <w:pStyle w:val="Sansinterligne"/>
+                  </w:pPr>
+                  <w:r>
                     <w:rPr>
                       <w:lang w:val="en-US" w:eastAsia="fr-FR" w:bidi="ar-SA"/>
                     </w:rPr>
-                  </w:pPr>
-                  <w:r>
+                    <w:t>Router(config-if)#int gi0/0/0.1</w:t>
+                  </w:r>
+                </w:p>
+                <w:p>
+                  <w:pPr>
+                    <w:pStyle w:val="Sansinterligne"/>
                     <w:rPr>
                       <w:lang w:val="en-US" w:eastAsia="fr-FR" w:bidi="ar-SA"/>
                     </w:rPr>
-                    <w:t>%LINK-5-CHANGED: Interface GigabitEthernet0/0/0, changed state to up</w:t>
-                  </w:r>
-                </w:p>
-                <w:p>
-                  <w:pPr>
-                    <w:pStyle w:val="Sansinterligne"/>
+                  </w:pPr>
+                  <w:r>
                     <w:rPr>
                       <w:lang w:val="en-US" w:eastAsia="fr-FR" w:bidi="ar-SA"/>
                     </w:rPr>
-                  </w:pPr>
-                  <w:r>
+                    <w:t>Router(config-subif)#</w:t>
+                  </w:r>
+                </w:p>
+                <w:p>
+                  <w:pPr>
+                    <w:pStyle w:val="Sansinterligne"/>
                     <w:rPr>
                       <w:lang w:val="en-US" w:eastAsia="fr-FR" w:bidi="ar-SA"/>
                     </w:rPr>
-                    <w:t>Router(config-</w:t>
-                  </w:r>
-                  <w:proofErr w:type="gramStart"/>
+                  </w:pPr>
                   <w:r>
                     <w:rPr>
                       <w:lang w:val="en-US" w:eastAsia="fr-FR" w:bidi="ar-SA"/>
                     </w:rPr>
-                    <w:t>if)#</w:t>
-                  </w:r>
-                  <w:proofErr w:type="gramEnd"/>
-                  <w:r>
+                    <w:t>%LINK-5-CHANGED: Interface GigabitEthernet0/0/0.1, changed state to up</w:t>
+                  </w:r>
+                </w:p>
+                <w:p>
+                  <w:pPr>
+                    <w:pStyle w:val="Sansinterligne"/>
+                    <w:rPr>
+                      <w:lang w:eastAsia="fr-FR" w:bidi="ar-SA"/>
+                    </w:rPr>
+                  </w:pPr>
+                  <w:r>
+                    <w:rPr>
+                      <w:lang w:eastAsia="fr-FR" w:bidi="ar-SA"/>
+                    </w:rPr>
+                    <w:t>Router(config-subif)#encapsulation dot1Q 2</w:t>
+                  </w:r>
+                </w:p>
+                <w:p>
+                  <w:pPr>
+                    <w:pStyle w:val="Sansinterligne"/>
                     <w:rPr>
                       <w:lang w:val="en-US" w:eastAsia="fr-FR" w:bidi="ar-SA"/>
                     </w:rPr>
-                    <w:t>int gi0/0/0.1</w:t>
-                  </w:r>
-                </w:p>
-                <w:p>
-                  <w:pPr>
-                    <w:pStyle w:val="Sansinterligne"/>
+                  </w:pPr>
+                  <w:r>
                     <w:rPr>
                       <w:lang w:val="en-US" w:eastAsia="fr-FR" w:bidi="ar-SA"/>
                     </w:rPr>
-                  </w:pPr>
-                  <w:r>
+                    <w:t>Router(config-subif)#ip address 172.16.2.62</w:t>
+                  </w:r>
+                </w:p>
+                <w:p>
+                  <w:pPr>
+                    <w:pStyle w:val="Sansinterligne"/>
                     <w:rPr>
                       <w:lang w:val="en-US" w:eastAsia="fr-FR" w:bidi="ar-SA"/>
                     </w:rPr>
-                    <w:t>Router(config-</w:t>
-                  </w:r>
-                  <w:proofErr w:type="spellStart"/>
-                  <w:proofErr w:type="gramStart"/>
+                  </w:pPr>
                   <w:r>
                     <w:rPr>
                       <w:lang w:val="en-US" w:eastAsia="fr-FR" w:bidi="ar-SA"/>
                     </w:rPr>
-                    <w:t>subif</w:t>
-                  </w:r>
-                  <w:proofErr w:type="spellEnd"/>
-                  <w:r>
+                    <w:t>Router(config-subif)#ip helper-address 172.16.2.61</w:t>
+                  </w:r>
+                </w:p>
+                <w:p>
+                  <w:pPr>
+                    <w:pStyle w:val="Sansinterligne"/>
                     <w:rPr>
                       <w:lang w:val="en-US" w:eastAsia="fr-FR" w:bidi="ar-SA"/>
                     </w:rPr>
-                    <w:t>)#</w:t>
-                  </w:r>
-                  <w:proofErr w:type="gramEnd"/>
-                </w:p>
-                <w:p>
-                  <w:pPr>
-                    <w:pStyle w:val="Sansinterligne"/>
+                  </w:pPr>
+                  <w:r>
                     <w:rPr>
                       <w:lang w:val="en-US" w:eastAsia="fr-FR" w:bidi="ar-SA"/>
                     </w:rPr>
-                  </w:pPr>
-                  <w:r>
+                    <w:t>Router(config-subif)#ip helper-address 172.16.2.60</w:t>
+                  </w:r>
+                </w:p>
+                <w:p>
+                  <w:pPr>
+                    <w:pStyle w:val="Sansinterligne"/>
                     <w:rPr>
                       <w:lang w:val="en-US" w:eastAsia="fr-FR" w:bidi="ar-SA"/>
                     </w:rPr>
-                    <w:t>%LINK-5-CHANGED: Interface GigabitEthernet0/0/0.1, changed state to up</w:t>
+                  </w:pPr>
+                  <w:r>
+                    <w:rPr>
+                      <w:lang w:val="en-US" w:eastAsia="fr-FR" w:bidi="ar-SA"/>
+                    </w:rPr>
+                    <w:t>Router(config-subif)#no shut</w:t>
+                  </w:r>
+                </w:p>
+                <w:p>
+                  <w:pPr>
+                    <w:pStyle w:val="Sansinterligne"/>
+                    <w:rPr>
+                      <w:lang w:val="en-US" w:eastAsia="fr-FR" w:bidi="ar-SA"/>
+                    </w:rPr>
+                  </w:pPr>
+                  <w:r>
+                    <w:rPr>
+                      <w:lang w:val="en-US" w:eastAsia="fr-FR" w:bidi="ar-SA"/>
+                    </w:rPr>
+                    <w:t>Router(config-subif)#int gi0/0/0.2</w:t>
+                  </w:r>
+                </w:p>
+                <w:p>
+                  <w:pPr>
+                    <w:pStyle w:val="Sansinterligne"/>
+                    <w:rPr>
+                      <w:lang w:val="en-US" w:eastAsia="fr-FR" w:bidi="ar-SA"/>
+                    </w:rPr>
+                  </w:pPr>
+                  <w:r>
+                    <w:rPr>
+                      <w:lang w:val="en-US" w:eastAsia="fr-FR" w:bidi="ar-SA"/>
+                    </w:rPr>
+                    <w:t>%LINK-5-CHANGED: Interface GigabitEthernet0/0/0.2, changed state to up</w:t>
                   </w:r>
                 </w:p>
                 <w:p>
@@ -6026,29 +3947,91 @@
                     <w:rPr>
                       <w:lang w:eastAsia="fr-FR" w:bidi="ar-SA"/>
                     </w:rPr>
-                    <w:t>Router(config-</w:t>
-                  </w:r>
-                  <w:proofErr w:type="spellStart"/>
-                  <w:proofErr w:type="gramStart"/>
-                  <w:r>
+                    <w:t>Router(config-subif)#encapsulation dot1Q 9</w:t>
+                  </w:r>
+                </w:p>
+                <w:p>
+                  <w:pPr>
+                    <w:pStyle w:val="Sansinterligne"/>
+                    <w:rPr>
+                      <w:lang w:val="en-US" w:eastAsia="fr-FR" w:bidi="ar-SA"/>
+                    </w:rPr>
+                  </w:pPr>
+                  <w:r>
+                    <w:rPr>
+                      <w:lang w:val="en-US" w:eastAsia="fr-FR" w:bidi="ar-SA"/>
+                    </w:rPr>
+                    <w:t>Router(config-subif)#ip address 172.16.9.62 255.255.255.192</w:t>
+                  </w:r>
+                </w:p>
+                <w:p>
+                  <w:pPr>
+                    <w:pStyle w:val="Sansinterligne"/>
+                    <w:rPr>
+                      <w:lang w:val="en-US" w:eastAsia="fr-FR" w:bidi="ar-SA"/>
+                    </w:rPr>
+                  </w:pPr>
+                  <w:r>
+                    <w:rPr>
+                      <w:lang w:val="en-US" w:eastAsia="fr-FR" w:bidi="ar-SA"/>
+                    </w:rPr>
+                    <w:t>Router(config-subif)#ip helper-address 172.16.2.61</w:t>
+                  </w:r>
+                </w:p>
+                <w:p>
+                  <w:pPr>
+                    <w:pStyle w:val="Sansinterligne"/>
+                    <w:rPr>
+                      <w:lang w:val="en-US" w:eastAsia="fr-FR" w:bidi="ar-SA"/>
+                    </w:rPr>
+                  </w:pPr>
+                  <w:r>
+                    <w:rPr>
+                      <w:lang w:val="en-US" w:eastAsia="fr-FR" w:bidi="ar-SA"/>
+                    </w:rPr>
+                    <w:t>Router(config-subif)#ip helper-address 172.16.2.60</w:t>
+                  </w:r>
+                </w:p>
+                <w:p>
+                  <w:pPr>
+                    <w:pStyle w:val="Sansinterligne"/>
                     <w:rPr>
                       <w:lang w:eastAsia="fr-FR" w:bidi="ar-SA"/>
                     </w:rPr>
-                    <w:t>subif</w:t>
-                  </w:r>
-                  <w:proofErr w:type="spellEnd"/>
+                  </w:pPr>
                   <w:r>
                     <w:rPr>
                       <w:lang w:eastAsia="fr-FR" w:bidi="ar-SA"/>
                     </w:rPr>
-                    <w:t>)#</w:t>
-                  </w:r>
-                  <w:proofErr w:type="gramEnd"/>
-                  <w:r>
+                    <w:t>Router(config-subif)#no shut</w:t>
+                  </w:r>
+                </w:p>
+                <w:p>
+                  <w:pPr>
+                    <w:pStyle w:val="Sansinterligne"/>
                     <w:rPr>
                       <w:lang w:eastAsia="fr-FR" w:bidi="ar-SA"/>
                     </w:rPr>
-                    <w:t>encapsulation dot1Q 2</w:t>
+                  </w:pPr>
+                  <w:r>
+                    <w:rPr>
+                      <w:lang w:eastAsia="fr-FR" w:bidi="ar-SA"/>
+                    </w:rPr>
+                    <w:t>Router(config-subif)#exit</w:t>
+                  </w:r>
+                </w:p>
+                <w:p>
+                  <w:pPr>
+                    <w:pStyle w:val="Sansinterligne"/>
+                    <w:rPr>
+                      <w:lang w:eastAsia="fr-FR" w:bidi="ar-SA"/>
+                    </w:rPr>
+                  </w:pPr>
+                  <w:r>
+                    <w:rPr>
+                      <w:lang w:eastAsia="fr-FR" w:bidi="ar-SA"/>
+                    </w:rPr>
+                    <w:t>--- Configuration du routage ---</w:t>
                   </w:r>
                 </w:p>
                 <w:p>
@@ -6060,575 +4043,70 @@
                   </w:pPr>
                   <w:r>
                     <w:rPr>
+                      <w:rFonts w:hint="eastAsia"/>
                       <w:lang w:val="en-US" w:eastAsia="fr-FR" w:bidi="ar-SA"/>
                     </w:rPr>
-                    <w:t>Router(config-</w:t>
-                  </w:r>
-                  <w:proofErr w:type="spellStart"/>
-                  <w:proofErr w:type="gramStart"/>
-                  <w:r>
+                    <w:t>Router(config-subif)#int gi0/0/1</w:t>
+                  </w:r>
+                </w:p>
+                <w:p>
+                  <w:pPr>
+                    <w:pStyle w:val="Sansinterligne"/>
                     <w:rPr>
                       <w:lang w:val="en-US" w:eastAsia="fr-FR" w:bidi="ar-SA"/>
                     </w:rPr>
-                    <w:t>subif</w:t>
-                  </w:r>
-                  <w:proofErr w:type="spellEnd"/>
-                  <w:r>
-                    <w:rPr>
+                  </w:pPr>
+                  <w:r>
+                    <w:rPr>
+                      <w:rFonts w:hint="eastAsia"/>
                       <w:lang w:val="en-US" w:eastAsia="fr-FR" w:bidi="ar-SA"/>
                     </w:rPr>
-                    <w:t>)#</w:t>
-                  </w:r>
-                  <w:proofErr w:type="gramEnd"/>
-                  <w:r>
+                    <w:t xml:space="preserve">Router(config-if)#no shut </w:t>
+                  </w:r>
+                </w:p>
+                <w:p>
+                  <w:pPr>
+                    <w:pStyle w:val="Sansinterligne"/>
                     <w:rPr>
                       <w:lang w:val="en-US" w:eastAsia="fr-FR" w:bidi="ar-SA"/>
                     </w:rPr>
-                    <w:t>ip address 172.16.2.62</w:t>
-                  </w:r>
-                </w:p>
-                <w:p>
-                  <w:pPr>
-                    <w:pStyle w:val="Sansinterligne"/>
-                    <w:rPr>
+                  </w:pPr>
+                  <w:r>
+                    <w:rPr>
+                      <w:rFonts w:hint="eastAsia"/>
                       <w:lang w:val="en-US" w:eastAsia="fr-FR" w:bidi="ar-SA"/>
                     </w:rPr>
-                  </w:pPr>
-                  <w:r>
+                    <w:t>%LINK-5-CHANGED: Interface GigabitEthernet0/0/1, changed state to up</w:t>
+                  </w:r>
+                </w:p>
+                <w:p>
+                  <w:pPr>
+                    <w:pStyle w:val="Sansinterligne"/>
                     <w:rPr>
                       <w:lang w:val="en-US" w:eastAsia="fr-FR" w:bidi="ar-SA"/>
                     </w:rPr>
-                    <w:t>Router(config-</w:t>
-                  </w:r>
-                  <w:proofErr w:type="spellStart"/>
-                  <w:proofErr w:type="gramStart"/>
-                  <w:r>
-                    <w:rPr>
+                  </w:pPr>
+                  <w:r>
+                    <w:rPr>
+                      <w:rFonts w:hint="eastAsia"/>
                       <w:lang w:val="en-US" w:eastAsia="fr-FR" w:bidi="ar-SA"/>
                     </w:rPr>
-                    <w:t>subif</w:t>
-                  </w:r>
-                  <w:proofErr w:type="spellEnd"/>
-                  <w:r>
+                    <w:t>Router(config-if)#ip address 192.168.1.1 255.255.255.0</w:t>
+                  </w:r>
+                </w:p>
+                <w:p>
+                  <w:pPr>
+                    <w:pStyle w:val="Sansinterligne"/>
                     <w:rPr>
                       <w:lang w:val="en-US" w:eastAsia="fr-FR" w:bidi="ar-SA"/>
                     </w:rPr>
-                    <w:t>)#</w:t>
-                  </w:r>
-                  <w:proofErr w:type="gramEnd"/>
-                  <w:r>
-                    <w:rPr>
+                  </w:pPr>
+                  <w:r>
+                    <w:rPr>
+                      <w:rFonts w:hint="eastAsia"/>
                       <w:lang w:val="en-US" w:eastAsia="fr-FR" w:bidi="ar-SA"/>
                     </w:rPr>
-                    <w:t>ip helper-address 172.16.2.61</w:t>
-                  </w:r>
-                </w:p>
-                <w:p>
-                  <w:pPr>
-                    <w:pStyle w:val="Sansinterligne"/>
-                    <w:rPr>
-                      <w:lang w:val="en-US" w:eastAsia="fr-FR" w:bidi="ar-SA"/>
-                    </w:rPr>
-                  </w:pPr>
-                  <w:r>
-                    <w:rPr>
-                      <w:lang w:val="en-US" w:eastAsia="fr-FR" w:bidi="ar-SA"/>
-                    </w:rPr>
-                    <w:t>Router(config-</w:t>
-                  </w:r>
-                  <w:proofErr w:type="spellStart"/>
-                  <w:proofErr w:type="gramStart"/>
-                  <w:r>
-                    <w:rPr>
-                      <w:lang w:val="en-US" w:eastAsia="fr-FR" w:bidi="ar-SA"/>
-                    </w:rPr>
-                    <w:t>subif</w:t>
-                  </w:r>
-                  <w:proofErr w:type="spellEnd"/>
-                  <w:r>
-                    <w:rPr>
-                      <w:lang w:val="en-US" w:eastAsia="fr-FR" w:bidi="ar-SA"/>
-                    </w:rPr>
-                    <w:t>)#</w:t>
-                  </w:r>
-                  <w:proofErr w:type="gramEnd"/>
-                  <w:r>
-                    <w:rPr>
-                      <w:lang w:val="en-US" w:eastAsia="fr-FR" w:bidi="ar-SA"/>
-                    </w:rPr>
-                    <w:t>ip helper-address 172.16.2.60</w:t>
-                  </w:r>
-                </w:p>
-                <w:p>
-                  <w:pPr>
-                    <w:pStyle w:val="Sansinterligne"/>
-                    <w:rPr>
-                      <w:lang w:val="en-US" w:eastAsia="fr-FR" w:bidi="ar-SA"/>
-                    </w:rPr>
-                  </w:pPr>
-                  <w:r>
-                    <w:rPr>
-                      <w:lang w:val="en-US" w:eastAsia="fr-FR" w:bidi="ar-SA"/>
-                    </w:rPr>
-                    <w:t>Router(config-</w:t>
-                  </w:r>
-                  <w:proofErr w:type="spellStart"/>
-                  <w:proofErr w:type="gramStart"/>
-                  <w:r>
-                    <w:rPr>
-                      <w:lang w:val="en-US" w:eastAsia="fr-FR" w:bidi="ar-SA"/>
-                    </w:rPr>
-                    <w:t>subif</w:t>
-                  </w:r>
-                  <w:proofErr w:type="spellEnd"/>
-                  <w:r>
-                    <w:rPr>
-                      <w:lang w:val="en-US" w:eastAsia="fr-FR" w:bidi="ar-SA"/>
-                    </w:rPr>
-                    <w:t>)#</w:t>
-                  </w:r>
-                  <w:proofErr w:type="gramEnd"/>
-                  <w:r>
-                    <w:rPr>
-                      <w:lang w:val="en-US" w:eastAsia="fr-FR" w:bidi="ar-SA"/>
-                    </w:rPr>
-                    <w:t>no shut</w:t>
-                  </w:r>
-                </w:p>
-                <w:p>
-                  <w:pPr>
-                    <w:pStyle w:val="Sansinterligne"/>
-                    <w:rPr>
-                      <w:lang w:val="en-US" w:eastAsia="fr-FR" w:bidi="ar-SA"/>
-                    </w:rPr>
-                  </w:pPr>
-                  <w:r>
-                    <w:rPr>
-                      <w:lang w:val="en-US" w:eastAsia="fr-FR" w:bidi="ar-SA"/>
-                    </w:rPr>
-                    <w:t>Router(config-</w:t>
-                  </w:r>
-                  <w:proofErr w:type="spellStart"/>
-                  <w:proofErr w:type="gramStart"/>
-                  <w:r>
-                    <w:rPr>
-                      <w:lang w:val="en-US" w:eastAsia="fr-FR" w:bidi="ar-SA"/>
-                    </w:rPr>
-                    <w:t>subif</w:t>
-                  </w:r>
-                  <w:proofErr w:type="spellEnd"/>
-                  <w:r>
-                    <w:rPr>
-                      <w:lang w:val="en-US" w:eastAsia="fr-FR" w:bidi="ar-SA"/>
-                    </w:rPr>
-                    <w:t>)#</w:t>
-                  </w:r>
-                  <w:proofErr w:type="gramEnd"/>
-                  <w:r>
-                    <w:rPr>
-                      <w:lang w:val="en-US" w:eastAsia="fr-FR" w:bidi="ar-SA"/>
-                    </w:rPr>
-                    <w:t>int gi0/0/0.2</w:t>
-                  </w:r>
-                </w:p>
-                <w:p>
-                  <w:pPr>
-                    <w:pStyle w:val="Sansinterligne"/>
-                    <w:rPr>
-                      <w:lang w:val="en-US" w:eastAsia="fr-FR" w:bidi="ar-SA"/>
-                    </w:rPr>
-                  </w:pPr>
-                  <w:r>
-                    <w:rPr>
-                      <w:lang w:val="en-US" w:eastAsia="fr-FR" w:bidi="ar-SA"/>
-                    </w:rPr>
-                    <w:t>%LINK-5-CHANGED: Interface GigabitEthernet0/0/0.2, changed state to up</w:t>
-                  </w:r>
-                </w:p>
-                <w:p>
-                  <w:pPr>
-                    <w:pStyle w:val="Sansinterligne"/>
-                    <w:rPr>
-                      <w:lang w:eastAsia="fr-FR" w:bidi="ar-SA"/>
-                    </w:rPr>
-                  </w:pPr>
-                  <w:r>
-                    <w:rPr>
-                      <w:lang w:eastAsia="fr-FR" w:bidi="ar-SA"/>
-                    </w:rPr>
-                    <w:t>Router(config-</w:t>
-                  </w:r>
-                  <w:proofErr w:type="spellStart"/>
-                  <w:proofErr w:type="gramStart"/>
-                  <w:r>
-                    <w:rPr>
-                      <w:lang w:eastAsia="fr-FR" w:bidi="ar-SA"/>
-                    </w:rPr>
-                    <w:t>subif</w:t>
-                  </w:r>
-                  <w:proofErr w:type="spellEnd"/>
-                  <w:r>
-                    <w:rPr>
-                      <w:lang w:eastAsia="fr-FR" w:bidi="ar-SA"/>
-                    </w:rPr>
-                    <w:t>)#</w:t>
-                  </w:r>
-                  <w:proofErr w:type="gramEnd"/>
-                  <w:r>
-                    <w:rPr>
-                      <w:lang w:eastAsia="fr-FR" w:bidi="ar-SA"/>
-                    </w:rPr>
-                    <w:t>encapsulation dot1Q 9</w:t>
-                  </w:r>
-                </w:p>
-                <w:p>
-                  <w:pPr>
-                    <w:pStyle w:val="Sansinterligne"/>
-                    <w:rPr>
-                      <w:lang w:val="en-US" w:eastAsia="fr-FR" w:bidi="ar-SA"/>
-                    </w:rPr>
-                  </w:pPr>
-                  <w:r>
-                    <w:rPr>
-                      <w:lang w:val="en-US" w:eastAsia="fr-FR" w:bidi="ar-SA"/>
-                    </w:rPr>
-                    <w:t>Router(config-</w:t>
-                  </w:r>
-                  <w:proofErr w:type="spellStart"/>
-                  <w:proofErr w:type="gramStart"/>
-                  <w:r>
-                    <w:rPr>
-                      <w:lang w:val="en-US" w:eastAsia="fr-FR" w:bidi="ar-SA"/>
-                    </w:rPr>
-                    <w:t>subif</w:t>
-                  </w:r>
-                  <w:proofErr w:type="spellEnd"/>
-                  <w:r>
-                    <w:rPr>
-                      <w:lang w:val="en-US" w:eastAsia="fr-FR" w:bidi="ar-SA"/>
-                    </w:rPr>
-                    <w:t>)#</w:t>
-                  </w:r>
-                  <w:proofErr w:type="gramEnd"/>
-                  <w:r>
-                    <w:rPr>
-                      <w:lang w:val="en-US" w:eastAsia="fr-FR" w:bidi="ar-SA"/>
-                    </w:rPr>
-                    <w:t>ip address 172.16.9.62 255.255.255.192</w:t>
-                  </w:r>
-                </w:p>
-                <w:p>
-                  <w:pPr>
-                    <w:pStyle w:val="Sansinterligne"/>
-                    <w:rPr>
-                      <w:lang w:val="en-US" w:eastAsia="fr-FR" w:bidi="ar-SA"/>
-                    </w:rPr>
-                  </w:pPr>
-                  <w:r>
-                    <w:rPr>
-                      <w:lang w:val="en-US" w:eastAsia="fr-FR" w:bidi="ar-SA"/>
-                    </w:rPr>
-                    <w:t>Router(config-</w:t>
-                  </w:r>
-                  <w:proofErr w:type="spellStart"/>
-                  <w:proofErr w:type="gramStart"/>
-                  <w:r>
-                    <w:rPr>
-                      <w:lang w:val="en-US" w:eastAsia="fr-FR" w:bidi="ar-SA"/>
-                    </w:rPr>
-                    <w:t>subif</w:t>
-                  </w:r>
-                  <w:proofErr w:type="spellEnd"/>
-                  <w:r>
-                    <w:rPr>
-                      <w:lang w:val="en-US" w:eastAsia="fr-FR" w:bidi="ar-SA"/>
-                    </w:rPr>
-                    <w:t>)#</w:t>
-                  </w:r>
-                  <w:proofErr w:type="gramEnd"/>
-                  <w:r>
-                    <w:rPr>
-                      <w:lang w:val="en-US" w:eastAsia="fr-FR" w:bidi="ar-SA"/>
-                    </w:rPr>
-                    <w:t>ip helper-address 172.16.2.61</w:t>
-                  </w:r>
-                </w:p>
-                <w:p>
-                  <w:pPr>
-                    <w:pStyle w:val="Sansinterligne"/>
-                    <w:rPr>
-                      <w:lang w:val="en-US" w:eastAsia="fr-FR" w:bidi="ar-SA"/>
-                    </w:rPr>
-                  </w:pPr>
-                  <w:r>
-                    <w:rPr>
-                      <w:lang w:val="en-US" w:eastAsia="fr-FR" w:bidi="ar-SA"/>
-                    </w:rPr>
-                    <w:t>Router(config-</w:t>
-                  </w:r>
-                  <w:proofErr w:type="spellStart"/>
-                  <w:proofErr w:type="gramStart"/>
-                  <w:r>
-                    <w:rPr>
-                      <w:lang w:val="en-US" w:eastAsia="fr-FR" w:bidi="ar-SA"/>
-                    </w:rPr>
-                    <w:t>subif</w:t>
-                  </w:r>
-                  <w:proofErr w:type="spellEnd"/>
-                  <w:r>
-                    <w:rPr>
-                      <w:lang w:val="en-US" w:eastAsia="fr-FR" w:bidi="ar-SA"/>
-                    </w:rPr>
-                    <w:t>)#</w:t>
-                  </w:r>
-                  <w:proofErr w:type="gramEnd"/>
-                  <w:r>
-                    <w:rPr>
-                      <w:lang w:val="en-US" w:eastAsia="fr-FR" w:bidi="ar-SA"/>
-                    </w:rPr>
-                    <w:t>ip helper-address 172.16.2.60</w:t>
-                  </w:r>
-                </w:p>
-                <w:p>
-                  <w:pPr>
-                    <w:pStyle w:val="Sansinterligne"/>
-                    <w:rPr>
-                      <w:lang w:eastAsia="fr-FR" w:bidi="ar-SA"/>
-                    </w:rPr>
-                  </w:pPr>
-                  <w:r>
-                    <w:rPr>
-                      <w:lang w:eastAsia="fr-FR" w:bidi="ar-SA"/>
-                    </w:rPr>
-                    <w:t>Router(config-</w:t>
-                  </w:r>
-                  <w:proofErr w:type="spellStart"/>
-                  <w:proofErr w:type="gramStart"/>
-                  <w:r>
-                    <w:rPr>
-                      <w:lang w:eastAsia="fr-FR" w:bidi="ar-SA"/>
-                    </w:rPr>
-                    <w:t>subif</w:t>
-                  </w:r>
-                  <w:proofErr w:type="spellEnd"/>
-                  <w:r>
-                    <w:rPr>
-                      <w:lang w:eastAsia="fr-FR" w:bidi="ar-SA"/>
-                    </w:rPr>
-                    <w:t>)#</w:t>
-                  </w:r>
-                  <w:proofErr w:type="gramEnd"/>
-                  <w:r>
-                    <w:rPr>
-                      <w:lang w:eastAsia="fr-FR" w:bidi="ar-SA"/>
-                    </w:rPr>
-                    <w:t xml:space="preserve">no </w:t>
-                  </w:r>
-                  <w:proofErr w:type="spellStart"/>
-                  <w:r>
-                    <w:rPr>
-                      <w:lang w:eastAsia="fr-FR" w:bidi="ar-SA"/>
-                    </w:rPr>
-                    <w:t>shut</w:t>
-                  </w:r>
-                  <w:proofErr w:type="spellEnd"/>
-                </w:p>
-                <w:p>
-                  <w:pPr>
-                    <w:pStyle w:val="Sansinterligne"/>
-                    <w:rPr>
-                      <w:lang w:eastAsia="fr-FR" w:bidi="ar-SA"/>
-                    </w:rPr>
-                  </w:pPr>
-                  <w:r>
-                    <w:rPr>
-                      <w:lang w:eastAsia="fr-FR" w:bidi="ar-SA"/>
-                    </w:rPr>
-                    <w:t>Router(config-</w:t>
-                  </w:r>
-                  <w:proofErr w:type="spellStart"/>
-                  <w:proofErr w:type="gramStart"/>
-                  <w:r>
-                    <w:rPr>
-                      <w:lang w:eastAsia="fr-FR" w:bidi="ar-SA"/>
-                    </w:rPr>
-                    <w:t>subif</w:t>
-                  </w:r>
-                  <w:proofErr w:type="spellEnd"/>
-                  <w:r>
-                    <w:rPr>
-                      <w:lang w:eastAsia="fr-FR" w:bidi="ar-SA"/>
-                    </w:rPr>
-                    <w:t>)#</w:t>
-                  </w:r>
-                  <w:proofErr w:type="gramEnd"/>
-                  <w:r>
-                    <w:rPr>
-                      <w:lang w:eastAsia="fr-FR" w:bidi="ar-SA"/>
-                    </w:rPr>
-                    <w:t>exit</w:t>
-                  </w:r>
-                </w:p>
-                <w:p>
-                  <w:pPr>
-                    <w:pStyle w:val="Sansinterligne"/>
-                    <w:rPr>
-                      <w:lang w:eastAsia="fr-FR" w:bidi="ar-SA"/>
-                    </w:rPr>
-                  </w:pPr>
-                  <w:r>
-                    <w:rPr>
-                      <w:lang w:eastAsia="fr-FR" w:bidi="ar-SA"/>
-                    </w:rPr>
-                    <w:t>--- Configuration du routage ---</w:t>
-                  </w:r>
-                </w:p>
-                <w:p>
-                  <w:pPr>
-                    <w:pStyle w:val="Sansinterligne"/>
-                    <w:rPr>
-                      <w:lang w:val="en-US" w:eastAsia="fr-FR" w:bidi="ar-SA"/>
-                    </w:rPr>
-                  </w:pPr>
-                  <w:r>
-                    <w:rPr>
-                      <w:rFonts w:hint="eastAsia"/>
-                      <w:lang w:val="en-US" w:eastAsia="fr-FR" w:bidi="ar-SA"/>
-                    </w:rPr>
-                    <w:t>Router(config-</w:t>
-                  </w:r>
-                  <w:proofErr w:type="spellStart"/>
-                  <w:proofErr w:type="gramStart"/>
-                  <w:r>
-                    <w:rPr>
-                      <w:rFonts w:hint="eastAsia"/>
-                      <w:lang w:val="en-US" w:eastAsia="fr-FR" w:bidi="ar-SA"/>
-                    </w:rPr>
-                    <w:t>subif</w:t>
-                  </w:r>
-                  <w:proofErr w:type="spellEnd"/>
-                  <w:r>
-                    <w:rPr>
-                      <w:rFonts w:hint="eastAsia"/>
-                      <w:lang w:val="en-US" w:eastAsia="fr-FR" w:bidi="ar-SA"/>
-                    </w:rPr>
-                    <w:t>)#</w:t>
-                  </w:r>
-                  <w:proofErr w:type="gramEnd"/>
-                  <w:r>
-                    <w:rPr>
-                      <w:rFonts w:hint="eastAsia"/>
-                      <w:lang w:val="en-US" w:eastAsia="fr-FR" w:bidi="ar-SA"/>
-                    </w:rPr>
-                    <w:t>int gi0/0/1</w:t>
-                  </w:r>
-                </w:p>
-                <w:p>
-                  <w:pPr>
-                    <w:pStyle w:val="Sansinterligne"/>
-                    <w:rPr>
-                      <w:lang w:val="en-US" w:eastAsia="fr-FR" w:bidi="ar-SA"/>
-                    </w:rPr>
-                  </w:pPr>
-                  <w:r>
-                    <w:rPr>
-                      <w:rFonts w:hint="eastAsia"/>
-                      <w:lang w:val="en-US" w:eastAsia="fr-FR" w:bidi="ar-SA"/>
-                    </w:rPr>
-                    <w:t>Router(config-</w:t>
-                  </w:r>
-                  <w:proofErr w:type="gramStart"/>
-                  <w:r>
-                    <w:rPr>
-                      <w:rFonts w:hint="eastAsia"/>
-                      <w:lang w:val="en-US" w:eastAsia="fr-FR" w:bidi="ar-SA"/>
-                    </w:rPr>
-                    <w:t>if)#</w:t>
-                  </w:r>
-                  <w:proofErr w:type="gramEnd"/>
-                  <w:r>
-                    <w:rPr>
-                      <w:rFonts w:hint="eastAsia"/>
-                      <w:lang w:val="en-US" w:eastAsia="fr-FR" w:bidi="ar-SA"/>
-                    </w:rPr>
-                    <w:t xml:space="preserve">no shut </w:t>
-                  </w:r>
-                </w:p>
-                <w:p>
-                  <w:pPr>
-                    <w:pStyle w:val="Sansinterligne"/>
-                    <w:rPr>
-                      <w:lang w:val="en-US" w:eastAsia="fr-FR" w:bidi="ar-SA"/>
-                    </w:rPr>
-                  </w:pPr>
-                  <w:r>
-                    <w:rPr>
-                      <w:rFonts w:hint="eastAsia"/>
-                      <w:lang w:val="en-US" w:eastAsia="fr-FR" w:bidi="ar-SA"/>
-                    </w:rPr>
-                    <w:t>%LINK-5-CHANGED: Interface GigabitEthernet0/0/1, changed state to up</w:t>
-                  </w:r>
-                </w:p>
-                <w:p>
-                  <w:pPr>
-                    <w:pStyle w:val="Sansinterligne"/>
-                    <w:rPr>
-                      <w:lang w:val="en-US" w:eastAsia="fr-FR" w:bidi="ar-SA"/>
-                    </w:rPr>
-                  </w:pPr>
-                  <w:r>
-                    <w:rPr>
-                      <w:rFonts w:hint="eastAsia"/>
-                      <w:lang w:val="en-US" w:eastAsia="fr-FR" w:bidi="ar-SA"/>
-                    </w:rPr>
-                    <w:t>Router(config-</w:t>
-                  </w:r>
-                  <w:proofErr w:type="gramStart"/>
-                  <w:r>
-                    <w:rPr>
-                      <w:rFonts w:hint="eastAsia"/>
-                      <w:lang w:val="en-US" w:eastAsia="fr-FR" w:bidi="ar-SA"/>
-                    </w:rPr>
-                    <w:t>if)#</w:t>
-                  </w:r>
-                  <w:proofErr w:type="gramEnd"/>
-                  <w:r>
-                    <w:rPr>
-                      <w:rFonts w:hint="eastAsia"/>
-                      <w:lang w:val="en-US" w:eastAsia="fr-FR" w:bidi="ar-SA"/>
-                    </w:rPr>
-                    <w:t>ip address 192.168.1.1 255.255.255.0</w:t>
-                  </w:r>
-                </w:p>
-                <w:p>
-                  <w:pPr>
-                    <w:pStyle w:val="Sansinterligne"/>
-                    <w:rPr>
-                      <w:lang w:val="en-US" w:eastAsia="fr-FR" w:bidi="ar-SA"/>
-                    </w:rPr>
-                  </w:pPr>
-                  <w:r>
-                    <w:rPr>
-                      <w:rFonts w:hint="eastAsia"/>
-                      <w:lang w:val="en-US" w:eastAsia="fr-FR" w:bidi="ar-SA"/>
-                    </w:rPr>
-                    <w:t>Router(config-</w:t>
-                  </w:r>
-                  <w:proofErr w:type="gramStart"/>
-                  <w:r>
-                    <w:rPr>
-                      <w:rFonts w:hint="eastAsia"/>
-                      <w:lang w:val="en-US" w:eastAsia="fr-FR" w:bidi="ar-SA"/>
-                    </w:rPr>
-                    <w:t>if)#</w:t>
-                  </w:r>
-                  <w:proofErr w:type="gramEnd"/>
-                  <w:r>
-                    <w:rPr>
-                      <w:rFonts w:hint="eastAsia"/>
-                      <w:lang w:val="en-US" w:eastAsia="fr-FR" w:bidi="ar-SA"/>
-                    </w:rPr>
-                    <w:t>exit</w:t>
+                    <w:t>Router(config-if)#exit</w:t>
                   </w:r>
                 </w:p>
                 <w:p>
@@ -6878,19 +4356,11 @@
                       <w:lang w:val="en-US"/>
                     </w:rPr>
                   </w:pPr>
-                  <w:proofErr w:type="spellStart"/>
-                  <w:r>
-                    <w:rPr>
-                      <w:lang w:val="en-US"/>
-                    </w:rPr>
-                    <w:t>Router#conf</w:t>
-                  </w:r>
-                  <w:proofErr w:type="spellEnd"/>
-                  <w:r>
-                    <w:rPr>
-                      <w:lang w:val="en-US"/>
-                    </w:rPr>
-                    <w:t xml:space="preserve"> t</w:t>
+                  <w:r>
+                    <w:rPr>
+                      <w:lang w:val="en-US"/>
+                    </w:rPr>
+                    <w:t>Router#conf t</w:t>
                   </w:r>
                 </w:p>
                 <w:p>
@@ -6918,49 +4388,21 @@
                     <w:rPr>
                       <w:lang w:val="nl-NL"/>
                     </w:rPr>
-                    <w:t>Router(</w:t>
-                  </w:r>
-                  <w:proofErr w:type="spellStart"/>
-                  <w:r>
-                    <w:rPr>
-                      <w:lang w:val="nl-NL"/>
-                    </w:rPr>
-                    <w:t>config</w:t>
-                  </w:r>
-                  <w:proofErr w:type="spellEnd"/>
-                  <w:r>
-                    <w:rPr>
-                      <w:lang w:val="nl-NL"/>
-                    </w:rPr>
-                    <w:t>)#int gi0/0/0</w:t>
-                  </w:r>
-                </w:p>
-                <w:p>
-                  <w:pPr>
-                    <w:pStyle w:val="Sansinterligne"/>
-                    <w:rPr>
-                      <w:lang w:val="en-US"/>
-                    </w:rPr>
-                  </w:pPr>
-                  <w:r>
-                    <w:rPr>
-                      <w:lang w:val="en-US"/>
-                    </w:rPr>
-                    <w:t>Router(config-</w:t>
-                  </w:r>
-                  <w:proofErr w:type="gramStart"/>
-                  <w:r>
-                    <w:rPr>
-                      <w:lang w:val="en-US"/>
-                    </w:rPr>
-                    <w:t>if)#</w:t>
-                  </w:r>
-                  <w:proofErr w:type="gramEnd"/>
-                  <w:r>
-                    <w:rPr>
-                      <w:lang w:val="en-US"/>
-                    </w:rPr>
-                    <w:t>no shut</w:t>
+                    <w:t>Router(config)#int gi0/0/0</w:t>
+                  </w:r>
+                </w:p>
+                <w:p>
+                  <w:pPr>
+                    <w:pStyle w:val="Sansinterligne"/>
+                    <w:rPr>
+                      <w:lang w:val="en-US"/>
+                    </w:rPr>
+                  </w:pPr>
+                  <w:r>
+                    <w:rPr>
+                      <w:lang w:val="en-US"/>
+                    </w:rPr>
+                    <w:t>Router(config-if)#no shut</w:t>
                   </w:r>
                 </w:p>
                 <w:p>
@@ -6988,52 +4430,22 @@
                     <w:rPr>
                       <w:lang w:val="en-US"/>
                     </w:rPr>
-                    <w:t>Router(config-</w:t>
-                  </w:r>
-                  <w:proofErr w:type="gramStart"/>
-                  <w:r>
-                    <w:rPr>
-                      <w:lang w:val="en-US"/>
-                    </w:rPr>
-                    <w:t>if)#</w:t>
-                  </w:r>
-                  <w:proofErr w:type="gramEnd"/>
-                  <w:r>
-                    <w:rPr>
-                      <w:lang w:val="en-US"/>
-                    </w:rPr>
-                    <w:t>int gi0/0/0.1</w:t>
-                  </w:r>
-                </w:p>
-                <w:p>
-                  <w:pPr>
-                    <w:pStyle w:val="Sansinterligne"/>
-                    <w:rPr>
-                      <w:lang w:val="en-US"/>
-                    </w:rPr>
-                  </w:pPr>
-                  <w:r>
-                    <w:rPr>
-                      <w:lang w:val="en-US"/>
-                    </w:rPr>
-                    <w:t>Router(config-</w:t>
-                  </w:r>
-                  <w:proofErr w:type="spellStart"/>
-                  <w:proofErr w:type="gramStart"/>
-                  <w:r>
-                    <w:rPr>
-                      <w:lang w:val="en-US"/>
-                    </w:rPr>
-                    <w:t>subif</w:t>
-                  </w:r>
-                  <w:proofErr w:type="spellEnd"/>
-                  <w:r>
-                    <w:rPr>
-                      <w:lang w:val="en-US"/>
-                    </w:rPr>
-                    <w:t>)#</w:t>
-                  </w:r>
-                  <w:proofErr w:type="gramEnd"/>
+                    <w:t>Router(config-if)#int gi0/0/0.1</w:t>
+                  </w:r>
+                </w:p>
+                <w:p>
+                  <w:pPr>
+                    <w:pStyle w:val="Sansinterligne"/>
+                    <w:rPr>
+                      <w:lang w:val="en-US"/>
+                    </w:rPr>
+                  </w:pPr>
+                  <w:r>
+                    <w:rPr>
+                      <w:lang w:val="en-US"/>
+                    </w:rPr>
+                    <w:t>Router(config-subif)#</w:t>
+                  </w:r>
                 </w:p>
                 <w:p>
                   <w:pPr>
@@ -7054,200 +4466,77 @@
                     <w:pStyle w:val="Sansinterligne"/>
                   </w:pPr>
                   <w:r>
-                    <w:t>Router(config-</w:t>
-                  </w:r>
-                  <w:proofErr w:type="spellStart"/>
-                  <w:proofErr w:type="gramStart"/>
-                  <w:r>
-                    <w:t>subif</w:t>
-                  </w:r>
-                  <w:proofErr w:type="spellEnd"/>
-                  <w:r>
-                    <w:t>)#</w:t>
-                  </w:r>
-                  <w:proofErr w:type="gramEnd"/>
-                  <w:r>
-                    <w:t>encapsulation dot1Q 10</w:t>
-                  </w:r>
-                </w:p>
-                <w:p>
-                  <w:pPr>
-                    <w:pStyle w:val="Sansinterligne"/>
-                    <w:rPr>
-                      <w:lang w:val="en-US"/>
-                    </w:rPr>
-                  </w:pPr>
-                  <w:r>
-                    <w:rPr>
-                      <w:lang w:val="en-US"/>
-                    </w:rPr>
-                    <w:t>Router(config-</w:t>
-                  </w:r>
-                  <w:proofErr w:type="spellStart"/>
-                  <w:proofErr w:type="gramStart"/>
-                  <w:r>
-                    <w:rPr>
-                      <w:lang w:val="en-US"/>
-                    </w:rPr>
-                    <w:t>subif</w:t>
-                  </w:r>
-                  <w:proofErr w:type="spellEnd"/>
-                  <w:r>
-                    <w:rPr>
-                      <w:lang w:val="en-US"/>
-                    </w:rPr>
-                    <w:t>)#</w:t>
-                  </w:r>
-                  <w:proofErr w:type="gramEnd"/>
-                  <w:r>
-                    <w:rPr>
-                      <w:lang w:val="en-US"/>
-                    </w:rPr>
-                    <w:t>ip address 172.16.10.62 255.255.255.192</w:t>
-                  </w:r>
-                </w:p>
-                <w:p>
-                  <w:pPr>
-                    <w:pStyle w:val="Sansinterligne"/>
-                    <w:rPr>
-                      <w:lang w:val="en-US"/>
-                    </w:rPr>
-                  </w:pPr>
-                  <w:r>
-                    <w:rPr>
-                      <w:lang w:val="en-US"/>
-                    </w:rPr>
-                    <w:t>Router(config-</w:t>
-                  </w:r>
-                  <w:proofErr w:type="spellStart"/>
-                  <w:proofErr w:type="gramStart"/>
-                  <w:r>
-                    <w:rPr>
-                      <w:lang w:val="en-US"/>
-                    </w:rPr>
-                    <w:t>subif</w:t>
-                  </w:r>
-                  <w:proofErr w:type="spellEnd"/>
-                  <w:r>
-                    <w:rPr>
-                      <w:lang w:val="en-US"/>
-                    </w:rPr>
-                    <w:t>)#</w:t>
-                  </w:r>
-                  <w:proofErr w:type="gramEnd"/>
-                  <w:r>
-                    <w:rPr>
-                      <w:lang w:val="en-US"/>
-                    </w:rPr>
-                    <w:t>ip helper-address 172.16.2.61</w:t>
-                  </w:r>
-                </w:p>
-                <w:p>
-                  <w:pPr>
-                    <w:pStyle w:val="Sansinterligne"/>
-                    <w:rPr>
-                      <w:lang w:val="en-US"/>
-                    </w:rPr>
-                  </w:pPr>
-                  <w:r>
-                    <w:rPr>
-                      <w:lang w:val="en-US"/>
-                    </w:rPr>
-                    <w:t>Router(config-</w:t>
-                  </w:r>
-                  <w:proofErr w:type="spellStart"/>
-                  <w:proofErr w:type="gramStart"/>
-                  <w:r>
-                    <w:rPr>
-                      <w:lang w:val="en-US"/>
-                    </w:rPr>
-                    <w:t>subif</w:t>
-                  </w:r>
-                  <w:proofErr w:type="spellEnd"/>
-                  <w:r>
-                    <w:rPr>
-                      <w:lang w:val="en-US"/>
-                    </w:rPr>
-                    <w:t>)#</w:t>
-                  </w:r>
-                  <w:proofErr w:type="gramEnd"/>
-                  <w:r>
-                    <w:rPr>
-                      <w:lang w:val="en-US"/>
-                    </w:rPr>
-                    <w:t>ip helper-address 172.16.2.60</w:t>
-                  </w:r>
-                </w:p>
-                <w:p>
-                  <w:pPr>
-                    <w:pStyle w:val="Sansinterligne"/>
-                    <w:rPr>
-                      <w:lang w:val="en-US"/>
-                    </w:rPr>
-                  </w:pPr>
-                  <w:r>
-                    <w:rPr>
-                      <w:lang w:val="en-US"/>
-                    </w:rPr>
-                    <w:t>Router(config-</w:t>
-                  </w:r>
-                  <w:proofErr w:type="spellStart"/>
-                  <w:proofErr w:type="gramStart"/>
-                  <w:r>
-                    <w:rPr>
-                      <w:lang w:val="en-US"/>
-                    </w:rPr>
-                    <w:t>subif</w:t>
-                  </w:r>
-                  <w:proofErr w:type="spellEnd"/>
-                  <w:r>
-                    <w:rPr>
-                      <w:lang w:val="en-US"/>
-                    </w:rPr>
-                    <w:t>)#</w:t>
-                  </w:r>
-                  <w:proofErr w:type="gramEnd"/>
-                  <w:r>
-                    <w:rPr>
-                      <w:lang w:val="en-US"/>
-                    </w:rPr>
-                    <w:t>no shut</w:t>
-                  </w:r>
-                </w:p>
-                <w:p>
-                  <w:pPr>
-                    <w:pStyle w:val="Sansinterligne"/>
-                    <w:rPr>
-                      <w:lang w:val="en-US"/>
-                    </w:rPr>
-                  </w:pPr>
-                  <w:r>
-                    <w:rPr>
-                      <w:lang w:val="en-US"/>
-                    </w:rPr>
-                    <w:t>Router(config-</w:t>
-                  </w:r>
-                  <w:proofErr w:type="spellStart"/>
-                  <w:proofErr w:type="gramStart"/>
-                  <w:r>
-                    <w:rPr>
-                      <w:lang w:val="en-US"/>
-                    </w:rPr>
-                    <w:t>subif</w:t>
-                  </w:r>
-                  <w:proofErr w:type="spellEnd"/>
-                  <w:r>
-                    <w:rPr>
-                      <w:lang w:val="en-US"/>
-                    </w:rPr>
-                    <w:t>)#</w:t>
-                  </w:r>
-                  <w:proofErr w:type="gramEnd"/>
-                  <w:r>
-                    <w:rPr>
-                      <w:lang w:val="en-US"/>
-                    </w:rPr>
-                    <w:t>int gi0/0/0.2</w:t>
+                    <w:t>Router(config-subif)#encapsulation dot1Q 10</w:t>
+                  </w:r>
+                </w:p>
+                <w:p>
+                  <w:pPr>
+                    <w:pStyle w:val="Sansinterligne"/>
+                    <w:rPr>
+                      <w:lang w:val="en-US"/>
+                    </w:rPr>
+                  </w:pPr>
+                  <w:r>
+                    <w:rPr>
+                      <w:lang w:val="en-US"/>
+                    </w:rPr>
+                    <w:t>Router(config-subif)#ip address 172.16.10.62 255.255.255.192</w:t>
+                  </w:r>
+                </w:p>
+                <w:p>
+                  <w:pPr>
+                    <w:pStyle w:val="Sansinterligne"/>
+                    <w:rPr>
+                      <w:lang w:val="en-US"/>
+                    </w:rPr>
+                  </w:pPr>
+                  <w:r>
+                    <w:rPr>
+                      <w:lang w:val="en-US"/>
+                    </w:rPr>
+                    <w:t>Router(config-subif)#ip helper-address 172.16.2.61</w:t>
+                  </w:r>
+                </w:p>
+                <w:p>
+                  <w:pPr>
+                    <w:pStyle w:val="Sansinterligne"/>
+                    <w:rPr>
+                      <w:lang w:val="en-US"/>
+                    </w:rPr>
+                  </w:pPr>
+                  <w:r>
+                    <w:rPr>
+                      <w:lang w:val="en-US"/>
+                    </w:rPr>
+                    <w:t>Router(config-subif)#ip helper-address 172.16.2.60</w:t>
+                  </w:r>
+                </w:p>
+                <w:p>
+                  <w:pPr>
+                    <w:pStyle w:val="Sansinterligne"/>
+                    <w:rPr>
+                      <w:lang w:val="en-US"/>
+                    </w:rPr>
+                  </w:pPr>
+                  <w:r>
+                    <w:rPr>
+                      <w:lang w:val="en-US"/>
+                    </w:rPr>
+                    <w:t>Router(config-subif)#no shut</w:t>
+                  </w:r>
+                </w:p>
+                <w:p>
+                  <w:pPr>
+                    <w:pStyle w:val="Sansinterligne"/>
+                    <w:rPr>
+                      <w:lang w:val="en-US"/>
+                    </w:rPr>
+                  </w:pPr>
+                  <w:r>
+                    <w:rPr>
+                      <w:lang w:val="en-US"/>
+                    </w:rPr>
+                    <w:t>Router(config-subif)#int gi0/0/0.2</w:t>
                   </w:r>
                 </w:p>
                 <w:p>
@@ -7269,231 +4558,92 @@
                     <w:pStyle w:val="Sansinterligne"/>
                   </w:pPr>
                   <w:r>
-                    <w:t>Router(config-</w:t>
-                  </w:r>
-                  <w:proofErr w:type="spellStart"/>
-                  <w:proofErr w:type="gramStart"/>
-                  <w:r>
-                    <w:t>subif</w:t>
-                  </w:r>
-                  <w:proofErr w:type="spellEnd"/>
-                  <w:r>
-                    <w:t>)#</w:t>
-                  </w:r>
-                  <w:proofErr w:type="gramEnd"/>
-                  <w:r>
-                    <w:t>encapsulation dot1Q 11</w:t>
-                  </w:r>
-                </w:p>
-                <w:p>
-                  <w:pPr>
-                    <w:pStyle w:val="Sansinterligne"/>
-                    <w:rPr>
-                      <w:lang w:val="en-US"/>
-                    </w:rPr>
-                  </w:pPr>
-                  <w:r>
-                    <w:rPr>
-                      <w:lang w:val="en-US"/>
-                    </w:rPr>
-                    <w:t>Router(config-</w:t>
-                  </w:r>
-                  <w:proofErr w:type="spellStart"/>
-                  <w:proofErr w:type="gramStart"/>
-                  <w:r>
-                    <w:rPr>
-                      <w:lang w:val="en-US"/>
-                    </w:rPr>
-                    <w:t>subif</w:t>
-                  </w:r>
-                  <w:proofErr w:type="spellEnd"/>
-                  <w:r>
-                    <w:rPr>
-                      <w:lang w:val="en-US"/>
-                    </w:rPr>
-                    <w:t>)#</w:t>
-                  </w:r>
-                  <w:proofErr w:type="gramEnd"/>
-                  <w:r>
-                    <w:rPr>
-                      <w:lang w:val="en-US"/>
-                    </w:rPr>
-                    <w:t>ip address 172.16.11.62 255.255.255.192</w:t>
-                  </w:r>
-                </w:p>
-                <w:p>
-                  <w:pPr>
-                    <w:pStyle w:val="Sansinterligne"/>
-                    <w:rPr>
-                      <w:lang w:val="en-US"/>
-                    </w:rPr>
-                  </w:pPr>
-                  <w:r>
-                    <w:rPr>
-                      <w:lang w:val="en-US"/>
-                    </w:rPr>
-                    <w:t>Router(config-</w:t>
-                  </w:r>
-                  <w:proofErr w:type="spellStart"/>
-                  <w:proofErr w:type="gramStart"/>
-                  <w:r>
-                    <w:rPr>
-                      <w:lang w:val="en-US"/>
-                    </w:rPr>
-                    <w:t>subif</w:t>
-                  </w:r>
-                  <w:proofErr w:type="spellEnd"/>
-                  <w:r>
-                    <w:rPr>
-                      <w:lang w:val="en-US"/>
-                    </w:rPr>
-                    <w:t>)#</w:t>
-                  </w:r>
-                  <w:proofErr w:type="gramEnd"/>
-                  <w:r>
-                    <w:rPr>
-                      <w:lang w:val="en-US"/>
-                    </w:rPr>
-                    <w:t>ip helper-address 172.16.2.61</w:t>
-                  </w:r>
-                </w:p>
-                <w:p>
-                  <w:pPr>
-                    <w:pStyle w:val="Sansinterligne"/>
-                    <w:rPr>
-                      <w:lang w:val="en-US"/>
-                    </w:rPr>
-                  </w:pPr>
-                  <w:r>
-                    <w:rPr>
-                      <w:lang w:val="en-US"/>
-                    </w:rPr>
-                    <w:t>Router(config-</w:t>
-                  </w:r>
-                  <w:proofErr w:type="spellStart"/>
-                  <w:proofErr w:type="gramStart"/>
-                  <w:r>
-                    <w:rPr>
-                      <w:lang w:val="en-US"/>
-                    </w:rPr>
-                    <w:t>subif</w:t>
-                  </w:r>
-                  <w:proofErr w:type="spellEnd"/>
-                  <w:r>
-                    <w:rPr>
-                      <w:lang w:val="en-US"/>
-                    </w:rPr>
-                    <w:t>)#</w:t>
-                  </w:r>
-                  <w:proofErr w:type="gramEnd"/>
-                  <w:r>
-                    <w:rPr>
-                      <w:lang w:val="en-US"/>
-                    </w:rPr>
-                    <w:t>ip helper-address 172.16.2.60</w:t>
-                  </w:r>
-                </w:p>
-                <w:p>
-                  <w:pPr>
-                    <w:pStyle w:val="Sansinterligne"/>
-                    <w:rPr>
-                      <w:lang w:val="en-US"/>
-                    </w:rPr>
-                  </w:pPr>
-                  <w:r>
-                    <w:rPr>
-                      <w:lang w:val="en-US"/>
-                    </w:rPr>
-                    <w:t>Router(config-</w:t>
-                  </w:r>
-                  <w:proofErr w:type="spellStart"/>
-                  <w:proofErr w:type="gramStart"/>
-                  <w:r>
-                    <w:rPr>
-                      <w:lang w:val="en-US"/>
-                    </w:rPr>
-                    <w:t>subif</w:t>
-                  </w:r>
-                  <w:proofErr w:type="spellEnd"/>
-                  <w:r>
-                    <w:rPr>
-                      <w:lang w:val="en-US"/>
-                    </w:rPr>
-                    <w:t>)#</w:t>
-                  </w:r>
-                  <w:proofErr w:type="gramEnd"/>
-                  <w:r>
-                    <w:rPr>
-                      <w:lang w:val="en-US"/>
-                    </w:rPr>
-                    <w:t>no shut</w:t>
-                  </w:r>
-                </w:p>
-                <w:p>
-                  <w:pPr>
-                    <w:pStyle w:val="Sansinterligne"/>
-                    <w:rPr>
-                      <w:lang w:val="en-US"/>
-                    </w:rPr>
-                  </w:pPr>
-                  <w:r>
-                    <w:rPr>
-                      <w:lang w:val="en-US"/>
-                    </w:rPr>
-                    <w:t>Router(config-</w:t>
-                  </w:r>
-                  <w:proofErr w:type="spellStart"/>
-                  <w:proofErr w:type="gramStart"/>
-                  <w:r>
-                    <w:rPr>
-                      <w:lang w:val="en-US"/>
-                    </w:rPr>
-                    <w:t>subif</w:t>
-                  </w:r>
-                  <w:proofErr w:type="spellEnd"/>
-                  <w:r>
-                    <w:rPr>
-                      <w:lang w:val="en-US"/>
-                    </w:rPr>
-                    <w:t>)#</w:t>
-                  </w:r>
-                  <w:proofErr w:type="gramEnd"/>
-                  <w:r>
-                    <w:rPr>
-                      <w:lang w:val="en-US"/>
-                    </w:rPr>
-                    <w:t>int gi0/0/0.3</w:t>
-                  </w:r>
-                </w:p>
-                <w:p>
-                  <w:pPr>
-                    <w:pStyle w:val="Sansinterligne"/>
-                    <w:rPr>
-                      <w:lang w:val="en-US"/>
-                    </w:rPr>
-                  </w:pPr>
-                  <w:r>
-                    <w:rPr>
-                      <w:lang w:val="en-US"/>
-                    </w:rPr>
-                    <w:t>Router(config-</w:t>
-                  </w:r>
-                  <w:proofErr w:type="spellStart"/>
-                  <w:proofErr w:type="gramStart"/>
-                  <w:r>
-                    <w:rPr>
-                      <w:lang w:val="en-US"/>
-                    </w:rPr>
-                    <w:t>subif</w:t>
-                  </w:r>
-                  <w:proofErr w:type="spellEnd"/>
-                  <w:r>
-                    <w:rPr>
-                      <w:lang w:val="en-US"/>
-                    </w:rPr>
-                    <w:t>)#</w:t>
-                  </w:r>
-                  <w:proofErr w:type="gramEnd"/>
+                    <w:t>Router(config-subif)#encapsulation dot1Q 11</w:t>
+                  </w:r>
+                </w:p>
+                <w:p>
+                  <w:pPr>
+                    <w:pStyle w:val="Sansinterligne"/>
+                    <w:rPr>
+                      <w:lang w:val="en-US"/>
+                    </w:rPr>
+                  </w:pPr>
+                  <w:r>
+                    <w:rPr>
+                      <w:lang w:val="en-US"/>
+                    </w:rPr>
+                    <w:t>Router(config-subif)#ip address 172.16.11.62 255.255.255.192</w:t>
+                  </w:r>
+                </w:p>
+                <w:p>
+                  <w:pPr>
+                    <w:pStyle w:val="Sansinterligne"/>
+                    <w:rPr>
+                      <w:lang w:val="en-US"/>
+                    </w:rPr>
+                  </w:pPr>
+                  <w:r>
+                    <w:rPr>
+                      <w:lang w:val="en-US"/>
+                    </w:rPr>
+                    <w:t>Router(config-subif)#ip helper-address 172.16.2.61</w:t>
+                  </w:r>
+                </w:p>
+                <w:p>
+                  <w:pPr>
+                    <w:pStyle w:val="Sansinterligne"/>
+                    <w:rPr>
+                      <w:lang w:val="en-US"/>
+                    </w:rPr>
+                  </w:pPr>
+                  <w:r>
+                    <w:rPr>
+                      <w:lang w:val="en-US"/>
+                    </w:rPr>
+                    <w:t>Router(config-subif)#ip helper-address 172.16.2.60</w:t>
+                  </w:r>
+                </w:p>
+                <w:p>
+                  <w:pPr>
+                    <w:pStyle w:val="Sansinterligne"/>
+                    <w:rPr>
+                      <w:lang w:val="en-US"/>
+                    </w:rPr>
+                  </w:pPr>
+                  <w:r>
+                    <w:rPr>
+                      <w:lang w:val="en-US"/>
+                    </w:rPr>
+                    <w:t>Router(config-subif)#no shut</w:t>
+                  </w:r>
+                </w:p>
+                <w:p>
+                  <w:pPr>
+                    <w:pStyle w:val="Sansinterligne"/>
+                    <w:rPr>
+                      <w:lang w:val="en-US"/>
+                    </w:rPr>
+                  </w:pPr>
+                  <w:r>
+                    <w:rPr>
+                      <w:lang w:val="en-US"/>
+                    </w:rPr>
+                    <w:t>Router(config-subif)#int gi0/0/0.3</w:t>
+                  </w:r>
+                </w:p>
+                <w:p>
+                  <w:pPr>
+                    <w:pStyle w:val="Sansinterligne"/>
+                    <w:rPr>
+                      <w:lang w:val="en-US"/>
+                    </w:rPr>
+                  </w:pPr>
+                  <w:r>
+                    <w:rPr>
+                      <w:lang w:val="en-US"/>
+                    </w:rPr>
+                    <w:t>Router(config-subif)#</w:t>
+                  </w:r>
                 </w:p>
                 <w:p>
                   <w:pPr>
@@ -7514,200 +4664,77 @@
                     <w:pStyle w:val="Sansinterligne"/>
                   </w:pPr>
                   <w:r>
-                    <w:t>Router(config-</w:t>
-                  </w:r>
-                  <w:proofErr w:type="spellStart"/>
-                  <w:proofErr w:type="gramStart"/>
-                  <w:r>
-                    <w:t>subif</w:t>
-                  </w:r>
-                  <w:proofErr w:type="spellEnd"/>
-                  <w:r>
-                    <w:t>)#</w:t>
-                  </w:r>
-                  <w:proofErr w:type="gramEnd"/>
-                  <w:r>
-                    <w:t>encapsulation dot1Q 12</w:t>
-                  </w:r>
-                </w:p>
-                <w:p>
-                  <w:pPr>
-                    <w:pStyle w:val="Sansinterligne"/>
-                    <w:rPr>
-                      <w:lang w:val="en-US"/>
-                    </w:rPr>
-                  </w:pPr>
-                  <w:r>
-                    <w:rPr>
-                      <w:lang w:val="en-US"/>
-                    </w:rPr>
-                    <w:t>Router(config-</w:t>
-                  </w:r>
-                  <w:proofErr w:type="spellStart"/>
-                  <w:proofErr w:type="gramStart"/>
-                  <w:r>
-                    <w:rPr>
-                      <w:lang w:val="en-US"/>
-                    </w:rPr>
-                    <w:t>subif</w:t>
-                  </w:r>
-                  <w:proofErr w:type="spellEnd"/>
-                  <w:r>
-                    <w:rPr>
-                      <w:lang w:val="en-US"/>
-                    </w:rPr>
-                    <w:t>)#</w:t>
-                  </w:r>
-                  <w:proofErr w:type="gramEnd"/>
-                  <w:r>
-                    <w:rPr>
-                      <w:lang w:val="en-US"/>
-                    </w:rPr>
-                    <w:t>ip address 172.16.12.62 255.255.255.192</w:t>
-                  </w:r>
-                </w:p>
-                <w:p>
-                  <w:pPr>
-                    <w:pStyle w:val="Sansinterligne"/>
-                    <w:rPr>
-                      <w:lang w:val="en-US"/>
-                    </w:rPr>
-                  </w:pPr>
-                  <w:r>
-                    <w:rPr>
-                      <w:lang w:val="en-US"/>
-                    </w:rPr>
-                    <w:t>Router(config-</w:t>
-                  </w:r>
-                  <w:proofErr w:type="spellStart"/>
-                  <w:proofErr w:type="gramStart"/>
-                  <w:r>
-                    <w:rPr>
-                      <w:lang w:val="en-US"/>
-                    </w:rPr>
-                    <w:t>subif</w:t>
-                  </w:r>
-                  <w:proofErr w:type="spellEnd"/>
-                  <w:r>
-                    <w:rPr>
-                      <w:lang w:val="en-US"/>
-                    </w:rPr>
-                    <w:t>)#</w:t>
-                  </w:r>
-                  <w:proofErr w:type="gramEnd"/>
-                  <w:r>
-                    <w:rPr>
-                      <w:lang w:val="en-US"/>
-                    </w:rPr>
-                    <w:t>ip helper-address 172.16.2.61</w:t>
-                  </w:r>
-                </w:p>
-                <w:p>
-                  <w:pPr>
-                    <w:pStyle w:val="Sansinterligne"/>
-                    <w:rPr>
-                      <w:lang w:val="en-US"/>
-                    </w:rPr>
-                  </w:pPr>
-                  <w:r>
-                    <w:rPr>
-                      <w:lang w:val="en-US"/>
-                    </w:rPr>
-                    <w:t>Router(config-</w:t>
-                  </w:r>
-                  <w:proofErr w:type="spellStart"/>
-                  <w:proofErr w:type="gramStart"/>
-                  <w:r>
-                    <w:rPr>
-                      <w:lang w:val="en-US"/>
-                    </w:rPr>
-                    <w:t>subif</w:t>
-                  </w:r>
-                  <w:proofErr w:type="spellEnd"/>
-                  <w:r>
-                    <w:rPr>
-                      <w:lang w:val="en-US"/>
-                    </w:rPr>
-                    <w:t>)#</w:t>
-                  </w:r>
-                  <w:proofErr w:type="gramEnd"/>
-                  <w:r>
-                    <w:rPr>
-                      <w:lang w:val="en-US"/>
-                    </w:rPr>
-                    <w:t>ip helper-address 172.16.2.60</w:t>
-                  </w:r>
-                </w:p>
-                <w:p>
-                  <w:pPr>
-                    <w:pStyle w:val="Sansinterligne"/>
-                    <w:rPr>
-                      <w:lang w:val="en-US"/>
-                    </w:rPr>
-                  </w:pPr>
-                  <w:r>
-                    <w:rPr>
-                      <w:lang w:val="en-US"/>
-                    </w:rPr>
-                    <w:t>Router(config-</w:t>
-                  </w:r>
-                  <w:proofErr w:type="spellStart"/>
-                  <w:proofErr w:type="gramStart"/>
-                  <w:r>
-                    <w:rPr>
-                      <w:lang w:val="en-US"/>
-                    </w:rPr>
-                    <w:t>subif</w:t>
-                  </w:r>
-                  <w:proofErr w:type="spellEnd"/>
-                  <w:r>
-                    <w:rPr>
-                      <w:lang w:val="en-US"/>
-                    </w:rPr>
-                    <w:t>)#</w:t>
-                  </w:r>
-                  <w:proofErr w:type="gramEnd"/>
-                  <w:r>
-                    <w:rPr>
-                      <w:lang w:val="en-US"/>
-                    </w:rPr>
-                    <w:t>no shut</w:t>
-                  </w:r>
-                </w:p>
-                <w:p>
-                  <w:pPr>
-                    <w:pStyle w:val="Sansinterligne"/>
-                    <w:rPr>
-                      <w:lang w:val="en-US"/>
-                    </w:rPr>
-                  </w:pPr>
-                  <w:r>
-                    <w:rPr>
-                      <w:lang w:val="en-US"/>
-                    </w:rPr>
-                    <w:t>Router(config-</w:t>
-                  </w:r>
-                  <w:proofErr w:type="spellStart"/>
-                  <w:proofErr w:type="gramStart"/>
-                  <w:r>
-                    <w:rPr>
-                      <w:lang w:val="en-US"/>
-                    </w:rPr>
-                    <w:t>subif</w:t>
-                  </w:r>
-                  <w:proofErr w:type="spellEnd"/>
-                  <w:r>
-                    <w:rPr>
-                      <w:lang w:val="en-US"/>
-                    </w:rPr>
-                    <w:t>)#</w:t>
-                  </w:r>
-                  <w:proofErr w:type="gramEnd"/>
-                  <w:r>
-                    <w:rPr>
-                      <w:lang w:val="en-US"/>
-                    </w:rPr>
-                    <w:t>exit</w:t>
+                    <w:t>Router(config-subif)#encapsulation dot1Q 12</w:t>
+                  </w:r>
+                </w:p>
+                <w:p>
+                  <w:pPr>
+                    <w:pStyle w:val="Sansinterligne"/>
+                    <w:rPr>
+                      <w:lang w:val="en-US"/>
+                    </w:rPr>
+                  </w:pPr>
+                  <w:r>
+                    <w:rPr>
+                      <w:lang w:val="en-US"/>
+                    </w:rPr>
+                    <w:t>Router(config-subif)#ip address 172.16.12.62 255.255.255.192</w:t>
+                  </w:r>
+                </w:p>
+                <w:p>
+                  <w:pPr>
+                    <w:pStyle w:val="Sansinterligne"/>
+                    <w:rPr>
+                      <w:lang w:val="en-US"/>
+                    </w:rPr>
+                  </w:pPr>
+                  <w:r>
+                    <w:rPr>
+                      <w:lang w:val="en-US"/>
+                    </w:rPr>
+                    <w:t>Router(config-subif)#ip helper-address 172.16.2.61</w:t>
+                  </w:r>
+                </w:p>
+                <w:p>
+                  <w:pPr>
+                    <w:pStyle w:val="Sansinterligne"/>
+                    <w:rPr>
+                      <w:lang w:val="en-US"/>
+                    </w:rPr>
+                  </w:pPr>
+                  <w:r>
+                    <w:rPr>
+                      <w:lang w:val="en-US"/>
+                    </w:rPr>
+                    <w:t>Router(config-subif)#ip helper-address 172.16.2.60</w:t>
+                  </w:r>
+                </w:p>
+                <w:p>
+                  <w:pPr>
+                    <w:pStyle w:val="Sansinterligne"/>
+                    <w:rPr>
+                      <w:lang w:val="en-US"/>
+                    </w:rPr>
+                  </w:pPr>
+                  <w:r>
+                    <w:rPr>
+                      <w:lang w:val="en-US"/>
+                    </w:rPr>
+                    <w:t>Router(config-subif)#no shut</w:t>
+                  </w:r>
+                </w:p>
+                <w:p>
+                  <w:pPr>
+                    <w:pStyle w:val="Sansinterligne"/>
+                    <w:rPr>
+                      <w:lang w:val="en-US"/>
+                    </w:rPr>
+                  </w:pPr>
+                  <w:r>
+                    <w:rPr>
+                      <w:lang w:val="en-US"/>
+                    </w:rPr>
+                    <w:t>Router(config-subif)#exit</w:t>
                   </w:r>
                 </w:p>
                 <w:p>
@@ -7735,57 +4762,21 @@
                     <w:rPr>
                       <w:lang w:val="en-US"/>
                     </w:rPr>
-                    <w:t>Router(config-</w:t>
-                  </w:r>
-                  <w:proofErr w:type="spellStart"/>
-                  <w:proofErr w:type="gramStart"/>
-                  <w:r>
-                    <w:rPr>
-                      <w:lang w:val="en-US"/>
-                    </w:rPr>
-                    <w:t>subif</w:t>
-                  </w:r>
-                  <w:proofErr w:type="spellEnd"/>
-                  <w:r>
-                    <w:rPr>
-                      <w:lang w:val="en-US"/>
-                    </w:rPr>
-                    <w:t>)#</w:t>
-                  </w:r>
-                  <w:proofErr w:type="gramEnd"/>
-                  <w:r>
-                    <w:rPr>
-                      <w:lang w:val="en-US"/>
-                    </w:rPr>
-                    <w:t>int gi0/0/1</w:t>
-                  </w:r>
-                </w:p>
-                <w:p>
-                  <w:pPr>
-                    <w:pStyle w:val="Sansinterligne"/>
-                    <w:rPr>
-                      <w:lang w:val="en-US"/>
-                    </w:rPr>
-                  </w:pPr>
-                  <w:r>
-                    <w:rPr>
-                      <w:lang w:val="en-US"/>
-                    </w:rPr>
-                    <w:t>Router(config-</w:t>
-                  </w:r>
-                  <w:proofErr w:type="gramStart"/>
-                  <w:r>
-                    <w:rPr>
-                      <w:lang w:val="en-US"/>
-                    </w:rPr>
-                    <w:t>if)#</w:t>
-                  </w:r>
-                  <w:proofErr w:type="gramEnd"/>
-                  <w:r>
-                    <w:rPr>
-                      <w:lang w:val="en-US"/>
-                    </w:rPr>
-                    <w:t xml:space="preserve">no shut </w:t>
+                    <w:t>Router(config-subif)#int gi0/0/1</w:t>
+                  </w:r>
+                </w:p>
+                <w:p>
+                  <w:pPr>
+                    <w:pStyle w:val="Sansinterligne"/>
+                    <w:rPr>
+                      <w:lang w:val="en-US"/>
+                    </w:rPr>
+                  </w:pPr>
+                  <w:r>
+                    <w:rPr>
+                      <w:lang w:val="en-US"/>
+                    </w:rPr>
+                    <w:t xml:space="preserve">Router(config-if)#no shut </w:t>
                   </w:r>
                 </w:p>
                 <w:p>
@@ -7813,49 +4804,21 @@
                     <w:rPr>
                       <w:lang w:val="en-US"/>
                     </w:rPr>
-                    <w:t>Router(config-</w:t>
-                  </w:r>
-                  <w:proofErr w:type="gramStart"/>
-                  <w:r>
-                    <w:rPr>
-                      <w:lang w:val="en-US"/>
-                    </w:rPr>
-                    <w:t>if)#</w:t>
-                  </w:r>
-                  <w:proofErr w:type="gramEnd"/>
-                  <w:r>
-                    <w:rPr>
-                      <w:lang w:val="en-US"/>
-                    </w:rPr>
-                    <w:t>ip address 192.168.1.1 255.255.255.0</w:t>
-                  </w:r>
-                </w:p>
-                <w:p>
-                  <w:pPr>
-                    <w:pStyle w:val="Sansinterligne"/>
-                    <w:rPr>
-                      <w:lang w:val="en-US"/>
-                    </w:rPr>
-                  </w:pPr>
-                  <w:r>
-                    <w:rPr>
-                      <w:lang w:val="en-US"/>
-                    </w:rPr>
-                    <w:t>Router(config-</w:t>
-                  </w:r>
-                  <w:proofErr w:type="gramStart"/>
-                  <w:r>
-                    <w:rPr>
-                      <w:lang w:val="en-US"/>
-                    </w:rPr>
-                    <w:t>if)#</w:t>
-                  </w:r>
-                  <w:proofErr w:type="gramEnd"/>
-                  <w:r>
-                    <w:rPr>
-                      <w:lang w:val="en-US"/>
-                    </w:rPr>
-                    <w:t>exit</w:t>
+                    <w:t>Router(config-if)#ip address 192.168.1.1 255.255.255.0</w:t>
+                  </w:r>
+                </w:p>
+                <w:p>
+                  <w:pPr>
+                    <w:pStyle w:val="Sansinterligne"/>
+                    <w:rPr>
+                      <w:lang w:val="en-US"/>
+                    </w:rPr>
+                  </w:pPr>
+                  <w:r>
+                    <w:rPr>
+                      <w:lang w:val="en-US"/>
+                    </w:rPr>
+                    <w:t>Router(config-if)#exit</w:t>
                   </w:r>
                 </w:p>
                 <w:p>
@@ -8062,32 +5025,14 @@
           </w:p>
           <w:p>
             <w:r>
-              <w:t xml:space="preserve">Après avoir configuré les équipements </w:t>
-            </w:r>
-            <w:proofErr w:type="spellStart"/>
-            <w:r>
-              <w:t>reseau</w:t>
-            </w:r>
-            <w:proofErr w:type="spellEnd"/>
-            <w:r>
-              <w:t xml:space="preserve"> sous </w:t>
-            </w:r>
-            <w:proofErr w:type="spellStart"/>
-            <w:r>
-              <w:t>packet</w:t>
-            </w:r>
-            <w:proofErr w:type="spellEnd"/>
-            <w:r>
-              <w:t xml:space="preserve"> tracer, nous l’avons testé. Les étendues de nos serveurs DHCP sont configures comme </w:t>
-            </w:r>
-            <w:proofErr w:type="gramStart"/>
+              <w:t xml:space="preserve">Après avoir configuré les équipements reseau sous packet tracer, nous l’avons testé. Les étendues de nos serveurs DHCP sont configures comme </w:t>
+            </w:r>
             <w:r>
               <w:t>ceci</w:t>
             </w:r>
             <w:r>
               <w:t>:</w:t>
             </w:r>
-            <w:proofErr w:type="gramEnd"/>
           </w:p>
           <w:p/>
           <w:p>
@@ -8220,31 +5165,7 @@
           </w:p>
           <w:p>
             <w:r>
-              <w:t xml:space="preserve">Nous pouvons </w:t>
-            </w:r>
-            <w:proofErr w:type="spellStart"/>
-            <w:r>
-              <w:t>verifier</w:t>
-            </w:r>
-            <w:proofErr w:type="spellEnd"/>
-            <w:r>
-              <w:t xml:space="preserve"> à travers un </w:t>
-            </w:r>
-            <w:proofErr w:type="spellStart"/>
-            <w:r>
-              <w:t>ping</w:t>
-            </w:r>
-            <w:proofErr w:type="spellEnd"/>
-            <w:r>
-              <w:t xml:space="preserve"> depuis un poste situé sur le VLAN 10 vers nos serveurs DHCP pour </w:t>
-            </w:r>
-            <w:proofErr w:type="spellStart"/>
-            <w:r>
-              <w:t>verifier</w:t>
-            </w:r>
-            <w:proofErr w:type="spellEnd"/>
-            <w:r>
-              <w:t xml:space="preserve"> que la communication se fait correctement :</w:t>
+              <w:t>Nous pouvons verifier à travers un ping depuis un poste situé sur le VLAN 10 vers nos serveurs DHCP pour verifier que la communication se fait correctement :</w:t>
             </w:r>
           </w:p>
           <w:p/>
@@ -8533,15 +5454,7 @@
               <w:spacing w:after="0" w:line="240" w:lineRule="auto"/>
             </w:pPr>
             <w:r>
-              <w:t xml:space="preserve">Cette configuration permet d’isoler le réseau de </w:t>
-            </w:r>
-            <w:proofErr w:type="spellStart"/>
-            <w:r>
-              <w:t>chaques</w:t>
-            </w:r>
-            <w:proofErr w:type="spellEnd"/>
-            <w:r>
-              <w:t xml:space="preserve"> ligues, tout en leur permettant de bénéficier de l’infrastructure technique de la M2L située sur le VLAN2.</w:t>
+              <w:t>Cette configuration permet d’isoler le réseau de chaques ligues, tout en leur permettant de bénéficier de l’infrastructure technique de la M2L située sur le VLAN2.</w:t>
             </w:r>
           </w:p>
         </w:tc>
